--- a/Cooperadora_App_Diseño.docx
+++ b/Cooperadora_App_Diseño.docx
@@ -31,7 +31,7 @@
           <w:sz w:val="24"/>
           <w:szCs w:val="24"/>
         </w:rPr>
-        <w:t xml:space="preserve">Documentación del Proyecto — Versión 4.0</w:t>
+        <w:t xml:space="preserve">Documentación del Proyecto — Versión 5.0</w:t>
       </w:r>
     </w:p>
     <w:p>
@@ -215,7 +215,7 @@
                 <w:sz w:val="20"/>
                 <w:szCs w:val="20"/>
               </w:rPr>
-              <w:t xml:space="preserve">Infraestructura Firebase (Auth, Firestore, Storage, Rules)</w:t>
+              <w:t xml:space="preserve">Infraestructura Firebase</w:t>
             </w:r>
           </w:p>
         </w:tc>
@@ -271,7 +271,7 @@
                 <w:sz w:val="20"/>
                 <w:szCs w:val="20"/>
               </w:rPr>
-              <w:t xml:space="preserve"/>
+              <w:t xml:space="preserve">Auth, Firestore, Storage, Rules</w:t>
             </w:r>
           </w:p>
         </w:tc>
@@ -301,7 +301,7 @@
                 <w:sz w:val="20"/>
                 <w:szCs w:val="20"/>
               </w:rPr>
-              <w:t xml:space="preserve">Autenticación y control de roles</w:t>
+              <w:t xml:space="preserve">Autenticación y roles (5 roles)</w:t>
             </w:r>
           </w:p>
         </w:tc>
@@ -357,7 +357,7 @@
                 <w:sz w:val="20"/>
                 <w:szCs w:val="20"/>
               </w:rPr>
-              <w:t xml:space="preserve">Login, invitaciones, 5 roles</w:t>
+              <w:t xml:space="preserve">Login, invitaciones, control de acceso</w:t>
             </w:r>
           </w:p>
         </w:tc>
@@ -443,7 +443,7 @@
                 <w:sz w:val="20"/>
                 <w:szCs w:val="20"/>
               </w:rPr>
-              <w:t xml:space="preserve">Config, usuarios, invitaciones, categorías, métodos de pago</w:t>
+              <w:t xml:space="preserve">Config, usuarios, invitaciones, categorías, métodos de pago, inventario</w:t>
             </w:r>
           </w:p>
         </w:tc>
@@ -529,7 +529,7 @@
                 <w:sz w:val="20"/>
                 <w:szCs w:val="20"/>
               </w:rPr>
-              <w:t xml:space="preserve">CRUD, comprobantes, recurrencia, log de cambios</w:t>
+              <w:t xml:space="preserve">CRUD, comprobantes, recurrencia, log, filtros, integración Caja Chica</w:t>
             </w:r>
           </w:p>
         </w:tc>
@@ -559,7 +559,7 @@
                 <w:sz w:val="20"/>
                 <w:szCs w:val="20"/>
               </w:rPr>
-              <w:t xml:space="preserve">Cuenta Bancaria</w:t>
+              <w:t xml:space="preserve">Cuenta Bancaria + Caja Chica</w:t>
             </w:r>
           </w:p>
         </w:tc>
@@ -615,7 +615,7 @@
                 <w:sz w:val="20"/>
                 <w:szCs w:val="20"/>
               </w:rPr>
-              <w:t xml:space="preserve">Saldo, historial con filtros, vista pública</w:t>
+              <w:t xml:space="preserve">Saldo, historial, depósito bancario atómico, vista pública</w:t>
             </w:r>
           </w:p>
         </w:tc>
@@ -701,7 +701,7 @@
                 <w:sz w:val="20"/>
                 <w:szCs w:val="20"/>
               </w:rPr>
-              <w:t xml:space="preserve">CRUD, estados, detalle público</w:t>
+              <w:t xml:space="preserve">CRUD, estados, auditoría, detalle público unificado</w:t>
             </w:r>
           </w:p>
         </w:tc>
@@ -787,7 +787,7 @@
                 <w:sz w:val="20"/>
                 <w:szCs w:val="20"/>
               </w:rPr>
-              <w:t xml:space="preserve">Tipos, subtipos, tarifas, pago rápido</w:t>
+              <w:t xml:space="preserve">Tipos/subtipos, tarifas, pago rápido, integración Ingresos</w:t>
             </w:r>
           </w:p>
         </w:tc>
@@ -817,7 +817,7 @@
                 <w:sz w:val="20"/>
                 <w:szCs w:val="20"/>
               </w:rPr>
-              <w:t xml:space="preserve">Pantalla pública (HomeScreen)</w:t>
+              <w:t xml:space="preserve">Inventario</w:t>
             </w:r>
           </w:p>
         </w:tc>
@@ -873,7 +873,7 @@
                 <w:sz w:val="20"/>
                 <w:szCs w:val="20"/>
               </w:rPr>
-              <w:t xml:space="preserve">Saldo, proyectos, movimientos, comprobantes</w:t>
+              <w:t xml:space="preserve">Altas/bajas, código INV-{año}-{nro}, integración Gastos/Ingresos</w:t>
             </w:r>
           </w:p>
         </w:tc>
@@ -903,7 +903,7 @@
                 <w:sz w:val="20"/>
                 <w:szCs w:val="20"/>
               </w:rPr>
-              <w:t xml:space="preserve">Log de cambios y auditoría</w:t>
+              <w:t xml:space="preserve">Pantalla pública (HomeScreen)</w:t>
             </w:r>
           </w:p>
         </w:tc>
@@ -959,7 +959,7 @@
                 <w:sz w:val="20"/>
                 <w:szCs w:val="20"/>
               </w:rPr>
-              <w:t xml:space="preserve">Rol auditor, historial de modificaciones</w:t>
+              <w:t xml:space="preserve">Saldo, proyectos, movimientos, inventario, filtros</w:t>
             </w:r>
           </w:p>
         </w:tc>
@@ -989,7 +989,7 @@
                 <w:sz w:val="20"/>
                 <w:szCs w:val="20"/>
               </w:rPr>
-              <w:t xml:space="preserve">Reglas de seguridad Firestore</w:t>
+              <w:t xml:space="preserve">Log de cambios y auditoría</w:t>
             </w:r>
           </w:p>
         </w:tc>
@@ -1045,7 +1045,7 @@
                 <w:sz w:val="20"/>
                 <w:szCs w:val="20"/>
               </w:rPr>
-              <w:t xml:space="preserve">Desplegadas en Firebase</w:t>
+              <w:t xml:space="preserve">Rol auditor, todos los módulos auditados</w:t>
             </w:r>
           </w:p>
         </w:tc>
@@ -1075,7 +1075,7 @@
                 <w:sz w:val="20"/>
                 <w:szCs w:val="20"/>
               </w:rPr>
-              <w:t xml:space="preserve">Gráficos y reportes</w:t>
+              <w:t xml:space="preserve">Reglas de seguridad Firestore</w:t>
             </w:r>
           </w:p>
         </w:tc>
@@ -1088,22 +1088,22 @@
               <w:bottom w:val="single" w:color="CCCCCC" w:sz="1"/>
               <w:right w:val="single" w:color="CCCCCC" w:sz="1"/>
             </w:tcBorders>
-            <w:shd w:fill="FFF9E6" w:val="clear"/>
-            <w:tcMar>
-              <w:top w:type="dxa" w:w="80"/>
-              <w:left w:type="dxa" w:w="120"/>
-              <w:bottom w:type="dxa" w:w="80"/>
-              <w:right w:type="dxa" w:w="120"/>
-            </w:tcMar>
-          </w:tcPr>
-          <w:p>
-            <w:r>
-              <w:rPr>
-                <w:rFonts w:ascii="Arial" w:cs="Arial" w:eastAsia="Arial" w:hAnsi="Arial"/>
-                <w:sz w:val="20"/>
-                <w:szCs w:val="20"/>
-              </w:rPr>
-              <w:t xml:space="preserve">🔲 Pendiente</w:t>
+            <w:shd w:fill="E8F8F1" w:val="clear"/>
+            <w:tcMar>
+              <w:top w:type="dxa" w:w="80"/>
+              <w:left w:type="dxa" w:w="120"/>
+              <w:bottom w:type="dxa" w:w="80"/>
+              <w:right w:type="dxa" w:w="120"/>
+            </w:tcMar>
+          </w:tcPr>
+          <w:p>
+            <w:r>
+              <w:rPr>
+                <w:rFonts w:ascii="Arial" w:cs="Arial" w:eastAsia="Arial" w:hAnsi="Arial"/>
+                <w:sz w:val="20"/>
+                <w:szCs w:val="20"/>
+              </w:rPr>
+              <w:t xml:space="preserve">✅ Completo</w:t>
             </w:r>
           </w:p>
         </w:tc>
@@ -1131,7 +1131,7 @@
                 <w:sz w:val="20"/>
                 <w:szCs w:val="20"/>
               </w:rPr>
-              <w:t xml:space="preserve">Media prioridad</w:t>
+              <w:t xml:space="preserve">Desplegadas con exists() guard</w:t>
             </w:r>
           </w:p>
         </w:tc>
@@ -1161,7 +1161,7 @@
                 <w:sz w:val="20"/>
                 <w:szCs w:val="20"/>
               </w:rPr>
-              <w:t xml:space="preserve">Sistema de Votaciones</w:t>
+              <w:t xml:space="preserve">Gráficos y reportes</w:t>
             </w:r>
           </w:p>
         </w:tc>
@@ -1217,7 +1217,7 @@
                 <w:sz w:val="20"/>
                 <w:szCs w:val="20"/>
               </w:rPr>
-              <w:t xml:space="preserve">Requiere decisiones institucionales</w:t>
+              <w:t xml:space="preserve">Media prioridad</w:t>
             </w:r>
           </w:p>
         </w:tc>
@@ -1303,7 +1303,7 @@
                 <w:sz w:val="20"/>
                 <w:szCs w:val="20"/>
               </w:rPr>
-              <w:t xml:space="preserve"/>
+              <w:t xml:space="preserve">Alta prioridad</w:t>
             </w:r>
           </w:p>
         </w:tc>
@@ -1333,7 +1333,7 @@
                 <w:sz w:val="20"/>
                 <w:szCs w:val="20"/>
               </w:rPr>
-              <w:t xml:space="preserve">Notificaciones push Android</w:t>
+              <w:t xml:space="preserve">Reglas Firebase Storage</w:t>
             </w:r>
           </w:p>
         </w:tc>
@@ -1346,7 +1346,7 @@
               <w:bottom w:val="single" w:color="CCCCCC" w:sz="1"/>
               <w:right w:val="single" w:color="CCCCCC" w:sz="1"/>
             </w:tcBorders>
-            <w:shd w:fill="F5F5F5" w:val="clear"/>
+            <w:shd w:fill="FFF9E6" w:val="clear"/>
             <w:tcMar>
               <w:top w:type="dxa" w:w="80"/>
               <w:left w:type="dxa" w:w="120"/>
@@ -1389,7 +1389,773 @@
                 <w:sz w:val="20"/>
                 <w:szCs w:val="20"/>
               </w:rPr>
-              <w:t xml:space="preserve">Baja prioridad</w:t>
+              <w:t xml:space="preserve">Antes de publicar</w:t>
+            </w:r>
+          </w:p>
+        </w:tc>
+      </w:tr>
+      <w:tr>
+        <w:tc>
+          <w:tcPr>
+            <w:tcW w:type="dxa" w:w="4500"/>
+            <w:tcBorders>
+              <w:top w:val="single" w:color="CCCCCC" w:sz="1"/>
+              <w:left w:val="single" w:color="CCCCCC" w:sz="1"/>
+              <w:bottom w:val="single" w:color="CCCCCC" w:sz="1"/>
+              <w:right w:val="single" w:color="CCCCCC" w:sz="1"/>
+            </w:tcBorders>
+            <w:shd w:fill="EBF3FB" w:val="clear"/>
+            <w:tcMar>
+              <w:top w:type="dxa" w:w="80"/>
+              <w:left w:type="dxa" w:w="120"/>
+              <w:bottom w:type="dxa" w:w="80"/>
+              <w:right w:type="dxa" w:w="120"/>
+            </w:tcMar>
+          </w:tcPr>
+          <w:p>
+            <w:r>
+              <w:rPr>
+                <w:rFonts w:ascii="Arial" w:cs="Arial" w:eastAsia="Arial" w:hAnsi="Arial"/>
+                <w:sz w:val="20"/>
+                <w:szCs w:val="20"/>
+              </w:rPr>
+              <w:t xml:space="preserve">Libro de Actas</w:t>
+            </w:r>
+          </w:p>
+        </w:tc>
+        <w:tc>
+          <w:tcPr>
+            <w:tcW w:type="dxa" w:w="1800"/>
+            <w:tcBorders>
+              <w:top w:val="single" w:color="CCCCCC" w:sz="1"/>
+              <w:left w:val="single" w:color="CCCCCC" w:sz="1"/>
+              <w:bottom w:val="single" w:color="CCCCCC" w:sz="1"/>
+              <w:right w:val="single" w:color="CCCCCC" w:sz="1"/>
+            </w:tcBorders>
+            <w:shd w:fill="FFF9E6" w:val="clear"/>
+            <w:tcMar>
+              <w:top w:type="dxa" w:w="80"/>
+              <w:left w:type="dxa" w:w="120"/>
+              <w:bottom w:type="dxa" w:w="80"/>
+              <w:right w:type="dxa" w:w="120"/>
+            </w:tcMar>
+          </w:tcPr>
+          <w:p>
+            <w:r>
+              <w:rPr>
+                <w:rFonts w:ascii="Arial" w:cs="Arial" w:eastAsia="Arial" w:hAnsi="Arial"/>
+                <w:sz w:val="20"/>
+                <w:szCs w:val="20"/>
+              </w:rPr>
+              <w:t xml:space="preserve">⚠️ Restricción</w:t>
+            </w:r>
+          </w:p>
+        </w:tc>
+        <w:tc>
+          <w:tcPr>
+            <w:tcW w:type="dxa" w:w="3060"/>
+            <w:tcBorders>
+              <w:top w:val="single" w:color="CCCCCC" w:sz="1"/>
+              <w:left w:val="single" w:color="CCCCCC" w:sz="1"/>
+              <w:bottom w:val="single" w:color="CCCCCC" w:sz="1"/>
+              <w:right w:val="single" w:color="CCCCCC" w:sz="1"/>
+            </w:tcBorders>
+            <w:shd w:fill="EBF3FB" w:val="clear"/>
+            <w:tcMar>
+              <w:top w:type="dxa" w:w="80"/>
+              <w:left w:type="dxa" w:w="120"/>
+              <w:bottom w:type="dxa" w:w="80"/>
+              <w:right w:type="dxa" w:w="120"/>
+            </w:tcMar>
+          </w:tcPr>
+          <w:p>
+            <w:r>
+              <w:rPr>
+                <w:rFonts w:ascii="Arial" w:cs="Arial" w:eastAsia="Arial" w:hAnsi="Arial"/>
+                <w:sz w:val="20"/>
+                <w:szCs w:val="20"/>
+              </w:rPr>
+              <w:t xml:space="preserve">Requiere libro físico por ley (ABC.gob.ar). App como borrador/respaldo digital únicamente</w:t>
+            </w:r>
+          </w:p>
+        </w:tc>
+      </w:tr>
+      <w:tr>
+        <w:tc>
+          <w:tcPr>
+            <w:tcW w:type="dxa" w:w="4500"/>
+            <w:tcBorders>
+              <w:top w:val="single" w:color="CCCCCC" w:sz="1"/>
+              <w:left w:val="single" w:color="CCCCCC" w:sz="1"/>
+              <w:bottom w:val="single" w:color="CCCCCC" w:sz="1"/>
+              <w:right w:val="single" w:color="CCCCCC" w:sz="1"/>
+            </w:tcBorders>
+            <w:shd w:fill="FFFFFF" w:val="clear"/>
+            <w:tcMar>
+              <w:top w:type="dxa" w:w="80"/>
+              <w:left w:type="dxa" w:w="120"/>
+              <w:bottom w:type="dxa" w:w="80"/>
+              <w:right w:type="dxa" w:w="120"/>
+            </w:tcMar>
+          </w:tcPr>
+          <w:p>
+            <w:r>
+              <w:rPr>
+                <w:rFonts w:ascii="Arial" w:cs="Arial" w:eastAsia="Arial" w:hAnsi="Arial"/>
+                <w:sz w:val="20"/>
+                <w:szCs w:val="20"/>
+              </w:rPr>
+              <w:t xml:space="preserve">Sistema de Votaciones</w:t>
+            </w:r>
+          </w:p>
+        </w:tc>
+        <w:tc>
+          <w:tcPr>
+            <w:tcW w:type="dxa" w:w="1800"/>
+            <w:tcBorders>
+              <w:top w:val="single" w:color="CCCCCC" w:sz="1"/>
+              <w:left w:val="single" w:color="CCCCCC" w:sz="1"/>
+              <w:bottom w:val="single" w:color="CCCCCC" w:sz="1"/>
+              <w:right w:val="single" w:color="CCCCCC" w:sz="1"/>
+            </w:tcBorders>
+            <w:shd w:fill="FFF9E6" w:val="clear"/>
+            <w:tcMar>
+              <w:top w:type="dxa" w:w="80"/>
+              <w:left w:type="dxa" w:w="120"/>
+              <w:bottom w:type="dxa" w:w="80"/>
+              <w:right w:type="dxa" w:w="120"/>
+            </w:tcMar>
+          </w:tcPr>
+          <w:p>
+            <w:r>
+              <w:rPr>
+                <w:rFonts w:ascii="Arial" w:cs="Arial" w:eastAsia="Arial" w:hAnsi="Arial"/>
+                <w:sz w:val="20"/>
+                <w:szCs w:val="20"/>
+              </w:rPr>
+              <w:t xml:space="preserve">🔲 Pendiente</w:t>
+            </w:r>
+          </w:p>
+        </w:tc>
+        <w:tc>
+          <w:tcPr>
+            <w:tcW w:type="dxa" w:w="3060"/>
+            <w:tcBorders>
+              <w:top w:val="single" w:color="CCCCCC" w:sz="1"/>
+              <w:left w:val="single" w:color="CCCCCC" w:sz="1"/>
+              <w:bottom w:val="single" w:color="CCCCCC" w:sz="1"/>
+              <w:right w:val="single" w:color="CCCCCC" w:sz="1"/>
+            </w:tcBorders>
+            <w:shd w:fill="FFFFFF" w:val="clear"/>
+            <w:tcMar>
+              <w:top w:type="dxa" w:w="80"/>
+              <w:left w:type="dxa" w:w="120"/>
+              <w:bottom w:type="dxa" w:w="80"/>
+              <w:right w:type="dxa" w:w="120"/>
+            </w:tcMar>
+          </w:tcPr>
+          <w:p>
+            <w:r>
+              <w:rPr>
+                <w:rFonts w:ascii="Arial" w:cs="Arial" w:eastAsia="Arial" w:hAnsi="Arial"/>
+                <w:sz w:val="20"/>
+                <w:szCs w:val="20"/>
+              </w:rPr>
+              <w:t xml:space="preserve">Requiere decisiones institucionales</w:t>
+            </w:r>
+          </w:p>
+        </w:tc>
+      </w:tr>
+    </w:tbl>
+    <w:p>
+      <w:pPr>
+        <w:spacing w:after="80" w:before="80"/>
+      </w:pPr>
+      <w:r>
+        <w:t xml:space="preserve"/>
+      </w:r>
+    </w:p>
+    <w:p>
+      <w:pPr>
+        <w:pStyle w:val="Heading1"/>
+      </w:pPr>
+      <w:r>
+        <w:rPr>
+          <w:rFonts w:ascii="Arial" w:cs="Arial" w:eastAsia="Arial" w:hAnsi="Arial"/>
+          <w:b/>
+          <w:bCs/>
+          <w:color w:val="1F4E79"/>
+          <w:sz w:val="32"/>
+          <w:szCs w:val="32"/>
+        </w:rPr>
+        <w:t xml:space="preserve">Libros Obligatorios — Cumplimiento Legal</w:t>
+      </w:r>
+    </w:p>
+    <w:p>
+      <w:pPr>
+        <w:spacing w:after="80" w:before="80"/>
+      </w:pPr>
+      <w:r>
+        <w:t xml:space="preserve"/>
+      </w:r>
+    </w:p>
+    <w:p>
+      <w:pPr>
+        <w:spacing w:after="160" w:before="80"/>
+      </w:pPr>
+      <w:r>
+        <w:rPr>
+          <w:rFonts w:ascii="Arial" w:cs="Arial" w:eastAsia="Arial" w:hAnsi="Arial"/>
+          <w:i/>
+          <w:iCs/>
+          <w:color w:val="555555"/>
+          <w:sz w:val="18"/>
+          <w:szCs w:val="18"/>
+        </w:rPr>
+        <w:t xml:space="preserve">Según manual de Cooperadoras ABC.gob.ar, toda Cooperadora debe llevar obligatoriamente:</w:t>
+      </w:r>
+    </w:p>
+    <w:tbl>
+      <w:tblPr>
+        <w:tblW w:type="dxa" w:w="9360"/>
+        <w:tblBorders>
+          <w:top w:val="single" w:color="auto" w:sz="4"/>
+          <w:left w:val="single" w:color="auto" w:sz="4"/>
+          <w:bottom w:val="single" w:color="auto" w:sz="4"/>
+          <w:right w:val="single" w:color="auto" w:sz="4"/>
+          <w:insideH w:val="single" w:color="auto" w:sz="4"/>
+          <w:insideV w:val="single" w:color="auto" w:sz="4"/>
+        </w:tblBorders>
+      </w:tblPr>
+      <w:tblGrid>
+        <w:gridCol w:w="3500"/>
+        <w:gridCol w:w="2000"/>
+        <w:gridCol w:w="3860"/>
+      </w:tblGrid>
+      <w:tr>
+        <w:trPr>
+          <w:tblHeader/>
+        </w:trPr>
+        <w:tc>
+          <w:tcPr>
+            <w:tcW w:type="dxa" w:w="3500"/>
+            <w:tcBorders>
+              <w:top w:val="single" w:color="CCCCCC" w:sz="1"/>
+              <w:left w:val="single" w:color="CCCCCC" w:sz="1"/>
+              <w:bottom w:val="single" w:color="CCCCCC" w:sz="1"/>
+              <w:right w:val="single" w:color="CCCCCC" w:sz="1"/>
+            </w:tcBorders>
+            <w:shd w:fill="1F4E79" w:val="clear"/>
+            <w:tcMar>
+              <w:top w:type="dxa" w:w="80"/>
+              <w:left w:type="dxa" w:w="120"/>
+              <w:bottom w:type="dxa" w:w="80"/>
+              <w:right w:type="dxa" w:w="120"/>
+            </w:tcMar>
+          </w:tcPr>
+          <w:p>
+            <w:r>
+              <w:rPr>
+                <w:rFonts w:ascii="Arial" w:cs="Arial" w:eastAsia="Arial" w:hAnsi="Arial"/>
+                <w:b/>
+                <w:bCs/>
+                <w:color w:val="FFFFFF"/>
+                <w:sz w:val="20"/>
+                <w:szCs w:val="20"/>
+              </w:rPr>
+              <w:t xml:space="preserve">Libro obligatorio</w:t>
+            </w:r>
+          </w:p>
+        </w:tc>
+        <w:tc>
+          <w:tcPr>
+            <w:tcW w:type="dxa" w:w="2000"/>
+            <w:tcBorders>
+              <w:top w:val="single" w:color="CCCCCC" w:sz="1"/>
+              <w:left w:val="single" w:color="CCCCCC" w:sz="1"/>
+              <w:bottom w:val="single" w:color="CCCCCC" w:sz="1"/>
+              <w:right w:val="single" w:color="CCCCCC" w:sz="1"/>
+            </w:tcBorders>
+            <w:shd w:fill="1F4E79" w:val="clear"/>
+            <w:tcMar>
+              <w:top w:type="dxa" w:w="80"/>
+              <w:left w:type="dxa" w:w="120"/>
+              <w:bottom w:type="dxa" w:w="80"/>
+              <w:right w:type="dxa" w:w="120"/>
+            </w:tcMar>
+          </w:tcPr>
+          <w:p>
+            <w:r>
+              <w:rPr>
+                <w:rFonts w:ascii="Arial" w:cs="Arial" w:eastAsia="Arial" w:hAnsi="Arial"/>
+                <w:b/>
+                <w:bCs/>
+                <w:color w:val="FFFFFF"/>
+                <w:sz w:val="20"/>
+                <w:szCs w:val="20"/>
+              </w:rPr>
+              <w:t xml:space="preserve">Estado</w:t>
+            </w:r>
+          </w:p>
+        </w:tc>
+        <w:tc>
+          <w:tcPr>
+            <w:tcW w:type="dxa" w:w="3860"/>
+            <w:tcBorders>
+              <w:top w:val="single" w:color="CCCCCC" w:sz="1"/>
+              <w:left w:val="single" w:color="CCCCCC" w:sz="1"/>
+              <w:bottom w:val="single" w:color="CCCCCC" w:sz="1"/>
+              <w:right w:val="single" w:color="CCCCCC" w:sz="1"/>
+            </w:tcBorders>
+            <w:shd w:fill="1F4E79" w:val="clear"/>
+            <w:tcMar>
+              <w:top w:type="dxa" w:w="80"/>
+              <w:left w:type="dxa" w:w="120"/>
+              <w:bottom w:type="dxa" w:w="80"/>
+              <w:right w:type="dxa" w:w="120"/>
+            </w:tcMar>
+          </w:tcPr>
+          <w:p>
+            <w:r>
+              <w:rPr>
+                <w:rFonts w:ascii="Arial" w:cs="Arial" w:eastAsia="Arial" w:hAnsi="Arial"/>
+                <w:b/>
+                <w:bCs/>
+                <w:color w:val="FFFFFF"/>
+                <w:sz w:val="20"/>
+                <w:szCs w:val="20"/>
+              </w:rPr>
+              <w:t xml:space="preserve">Módulo en la app</w:t>
+            </w:r>
+          </w:p>
+        </w:tc>
+      </w:tr>
+      <w:tr>
+        <w:tc>
+          <w:tcPr>
+            <w:tcW w:type="dxa" w:w="3500"/>
+            <w:tcBorders>
+              <w:top w:val="single" w:color="CCCCCC" w:sz="1"/>
+              <w:left w:val="single" w:color="CCCCCC" w:sz="1"/>
+              <w:bottom w:val="single" w:color="CCCCCC" w:sz="1"/>
+              <w:right w:val="single" w:color="CCCCCC" w:sz="1"/>
+            </w:tcBorders>
+            <w:shd w:fill="EBF3FB" w:val="clear"/>
+            <w:tcMar>
+              <w:top w:type="dxa" w:w="80"/>
+              <w:left w:type="dxa" w:w="120"/>
+              <w:bottom w:type="dxa" w:w="80"/>
+              <w:right w:type="dxa" w:w="120"/>
+            </w:tcMar>
+          </w:tcPr>
+          <w:p>
+            <w:r>
+              <w:rPr>
+                <w:rFonts w:ascii="Arial" w:cs="Arial" w:eastAsia="Arial" w:hAnsi="Arial"/>
+                <w:sz w:val="20"/>
+                <w:szCs w:val="20"/>
+              </w:rPr>
+              <w:t xml:space="preserve">Libro de registro de socias y socios</w:t>
+            </w:r>
+          </w:p>
+        </w:tc>
+        <w:tc>
+          <w:tcPr>
+            <w:tcW w:type="dxa" w:w="2000"/>
+            <w:tcBorders>
+              <w:top w:val="single" w:color="CCCCCC" w:sz="1"/>
+              <w:left w:val="single" w:color="CCCCCC" w:sz="1"/>
+              <w:bottom w:val="single" w:color="CCCCCC" w:sz="1"/>
+              <w:right w:val="single" w:color="CCCCCC" w:sz="1"/>
+            </w:tcBorders>
+            <w:shd w:fill="E8F8F1" w:val="clear"/>
+            <w:tcMar>
+              <w:top w:type="dxa" w:w="80"/>
+              <w:left w:type="dxa" w:w="120"/>
+              <w:bottom w:type="dxa" w:w="80"/>
+              <w:right w:type="dxa" w:w="120"/>
+            </w:tcMar>
+          </w:tcPr>
+          <w:p>
+            <w:r>
+              <w:rPr>
+                <w:rFonts w:ascii="Arial" w:cs="Arial" w:eastAsia="Arial" w:hAnsi="Arial"/>
+                <w:sz w:val="20"/>
+                <w:szCs w:val="20"/>
+              </w:rPr>
+              <w:t xml:space="preserve">✅ Cubierto</w:t>
+            </w:r>
+          </w:p>
+        </w:tc>
+        <w:tc>
+          <w:tcPr>
+            <w:tcW w:type="dxa" w:w="3860"/>
+            <w:tcBorders>
+              <w:top w:val="single" w:color="CCCCCC" w:sz="1"/>
+              <w:left w:val="single" w:color="CCCCCC" w:sz="1"/>
+              <w:bottom w:val="single" w:color="CCCCCC" w:sz="1"/>
+              <w:right w:val="single" w:color="CCCCCC" w:sz="1"/>
+            </w:tcBorders>
+            <w:shd w:fill="EBF3FB" w:val="clear"/>
+            <w:tcMar>
+              <w:top w:type="dxa" w:w="80"/>
+              <w:left w:type="dxa" w:w="120"/>
+              <w:bottom w:type="dxa" w:w="80"/>
+              <w:right w:type="dxa" w:w="120"/>
+            </w:tcMar>
+          </w:tcPr>
+          <w:p>
+            <w:r>
+              <w:rPr>
+                <w:rFonts w:ascii="Arial" w:cs="Arial" w:eastAsia="Arial" w:hAnsi="Arial"/>
+                <w:sz w:val="20"/>
+                <w:szCs w:val="20"/>
+              </w:rPr>
+              <w:t xml:space="preserve">Módulo Socios con tipos, subtipos, integrantes</w:t>
+            </w:r>
+          </w:p>
+        </w:tc>
+      </w:tr>
+      <w:tr>
+        <w:tc>
+          <w:tcPr>
+            <w:tcW w:type="dxa" w:w="3500"/>
+            <w:tcBorders>
+              <w:top w:val="single" w:color="CCCCCC" w:sz="1"/>
+              <w:left w:val="single" w:color="CCCCCC" w:sz="1"/>
+              <w:bottom w:val="single" w:color="CCCCCC" w:sz="1"/>
+              <w:right w:val="single" w:color="CCCCCC" w:sz="1"/>
+            </w:tcBorders>
+            <w:shd w:fill="FFFFFF" w:val="clear"/>
+            <w:tcMar>
+              <w:top w:type="dxa" w:w="80"/>
+              <w:left w:type="dxa" w:w="120"/>
+              <w:bottom w:type="dxa" w:w="80"/>
+              <w:right w:type="dxa" w:w="120"/>
+            </w:tcMar>
+          </w:tcPr>
+          <w:p>
+            <w:r>
+              <w:rPr>
+                <w:rFonts w:ascii="Arial" w:cs="Arial" w:eastAsia="Arial" w:hAnsi="Arial"/>
+                <w:sz w:val="20"/>
+                <w:szCs w:val="20"/>
+              </w:rPr>
+              <w:t xml:space="preserve">Libro de tesorería</w:t>
+            </w:r>
+          </w:p>
+        </w:tc>
+        <w:tc>
+          <w:tcPr>
+            <w:tcW w:type="dxa" w:w="2000"/>
+            <w:tcBorders>
+              <w:top w:val="single" w:color="CCCCCC" w:sz="1"/>
+              <w:left w:val="single" w:color="CCCCCC" w:sz="1"/>
+              <w:bottom w:val="single" w:color="CCCCCC" w:sz="1"/>
+              <w:right w:val="single" w:color="CCCCCC" w:sz="1"/>
+            </w:tcBorders>
+            <w:shd w:fill="E8F8F1" w:val="clear"/>
+            <w:tcMar>
+              <w:top w:type="dxa" w:w="80"/>
+              <w:left w:type="dxa" w:w="120"/>
+              <w:bottom w:type="dxa" w:w="80"/>
+              <w:right w:type="dxa" w:w="120"/>
+            </w:tcMar>
+          </w:tcPr>
+          <w:p>
+            <w:r>
+              <w:rPr>
+                <w:rFonts w:ascii="Arial" w:cs="Arial" w:eastAsia="Arial" w:hAnsi="Arial"/>
+                <w:sz w:val="20"/>
+                <w:szCs w:val="20"/>
+              </w:rPr>
+              <w:t xml:space="preserve">✅ Cubierto</w:t>
+            </w:r>
+          </w:p>
+        </w:tc>
+        <w:tc>
+          <w:tcPr>
+            <w:tcW w:type="dxa" w:w="3860"/>
+            <w:tcBorders>
+              <w:top w:val="single" w:color="CCCCCC" w:sz="1"/>
+              <w:left w:val="single" w:color="CCCCCC" w:sz="1"/>
+              <w:bottom w:val="single" w:color="CCCCCC" w:sz="1"/>
+              <w:right w:val="single" w:color="CCCCCC" w:sz="1"/>
+            </w:tcBorders>
+            <w:shd w:fill="FFFFFF" w:val="clear"/>
+            <w:tcMar>
+              <w:top w:type="dxa" w:w="80"/>
+              <w:left w:type="dxa" w:w="120"/>
+              <w:bottom w:type="dxa" w:w="80"/>
+              <w:right w:type="dxa" w:w="120"/>
+            </w:tcMar>
+          </w:tcPr>
+          <w:p>
+            <w:r>
+              <w:rPr>
+                <w:rFonts w:ascii="Arial" w:cs="Arial" w:eastAsia="Arial" w:hAnsi="Arial"/>
+                <w:sz w:val="20"/>
+                <w:szCs w:val="20"/>
+              </w:rPr>
+              <w:t xml:space="preserve">Módulo Ingresos y Gastos con historial completo</w:t>
+            </w:r>
+          </w:p>
+        </w:tc>
+      </w:tr>
+      <w:tr>
+        <w:tc>
+          <w:tcPr>
+            <w:tcW w:type="dxa" w:w="3500"/>
+            <w:tcBorders>
+              <w:top w:val="single" w:color="CCCCCC" w:sz="1"/>
+              <w:left w:val="single" w:color="CCCCCC" w:sz="1"/>
+              <w:bottom w:val="single" w:color="CCCCCC" w:sz="1"/>
+              <w:right w:val="single" w:color="CCCCCC" w:sz="1"/>
+            </w:tcBorders>
+            <w:shd w:fill="EBF3FB" w:val="clear"/>
+            <w:tcMar>
+              <w:top w:type="dxa" w:w="80"/>
+              <w:left w:type="dxa" w:w="120"/>
+              <w:bottom w:type="dxa" w:w="80"/>
+              <w:right w:type="dxa" w:w="120"/>
+            </w:tcMar>
+          </w:tcPr>
+          <w:p>
+            <w:r>
+              <w:rPr>
+                <w:rFonts w:ascii="Arial" w:cs="Arial" w:eastAsia="Arial" w:hAnsi="Arial"/>
+                <w:sz w:val="20"/>
+                <w:szCs w:val="20"/>
+              </w:rPr>
+              <w:t xml:space="preserve">Libro inventario</w:t>
+            </w:r>
+          </w:p>
+        </w:tc>
+        <w:tc>
+          <w:tcPr>
+            <w:tcW w:type="dxa" w:w="2000"/>
+            <w:tcBorders>
+              <w:top w:val="single" w:color="CCCCCC" w:sz="1"/>
+              <w:left w:val="single" w:color="CCCCCC" w:sz="1"/>
+              <w:bottom w:val="single" w:color="CCCCCC" w:sz="1"/>
+              <w:right w:val="single" w:color="CCCCCC" w:sz="1"/>
+            </w:tcBorders>
+            <w:shd w:fill="E8F8F1" w:val="clear"/>
+            <w:tcMar>
+              <w:top w:type="dxa" w:w="80"/>
+              <w:left w:type="dxa" w:w="120"/>
+              <w:bottom w:type="dxa" w:w="80"/>
+              <w:right w:type="dxa" w:w="120"/>
+            </w:tcMar>
+          </w:tcPr>
+          <w:p>
+            <w:r>
+              <w:rPr>
+                <w:rFonts w:ascii="Arial" w:cs="Arial" w:eastAsia="Arial" w:hAnsi="Arial"/>
+                <w:sz w:val="20"/>
+                <w:szCs w:val="20"/>
+              </w:rPr>
+              <w:t xml:space="preserve">✅ Cubierto</w:t>
+            </w:r>
+          </w:p>
+        </w:tc>
+        <w:tc>
+          <w:tcPr>
+            <w:tcW w:type="dxa" w:w="3860"/>
+            <w:tcBorders>
+              <w:top w:val="single" w:color="CCCCCC" w:sz="1"/>
+              <w:left w:val="single" w:color="CCCCCC" w:sz="1"/>
+              <w:bottom w:val="single" w:color="CCCCCC" w:sz="1"/>
+              <w:right w:val="single" w:color="CCCCCC" w:sz="1"/>
+            </w:tcBorders>
+            <w:shd w:fill="EBF3FB" w:val="clear"/>
+            <w:tcMar>
+              <w:top w:type="dxa" w:w="80"/>
+              <w:left w:type="dxa" w:w="120"/>
+              <w:bottom w:type="dxa" w:w="80"/>
+              <w:right w:type="dxa" w:w="120"/>
+            </w:tcMar>
+          </w:tcPr>
+          <w:p>
+            <w:r>
+              <w:rPr>
+                <w:rFonts w:ascii="Arial" w:cs="Arial" w:eastAsia="Arial" w:hAnsi="Arial"/>
+                <w:sz w:val="20"/>
+                <w:szCs w:val="20"/>
+              </w:rPr>
+              <w:t xml:space="preserve">Módulo Inventario con altas, bajas y códigos</w:t>
+            </w:r>
+          </w:p>
+        </w:tc>
+      </w:tr>
+      <w:tr>
+        <w:tc>
+          <w:tcPr>
+            <w:tcW w:type="dxa" w:w="3500"/>
+            <w:tcBorders>
+              <w:top w:val="single" w:color="CCCCCC" w:sz="1"/>
+              <w:left w:val="single" w:color="CCCCCC" w:sz="1"/>
+              <w:bottom w:val="single" w:color="CCCCCC" w:sz="1"/>
+              <w:right w:val="single" w:color="CCCCCC" w:sz="1"/>
+            </w:tcBorders>
+            <w:shd w:fill="FFFFFF" w:val="clear"/>
+            <w:tcMar>
+              <w:top w:type="dxa" w:w="80"/>
+              <w:left w:type="dxa" w:w="120"/>
+              <w:bottom w:type="dxa" w:w="80"/>
+              <w:right w:type="dxa" w:w="120"/>
+            </w:tcMar>
+          </w:tcPr>
+          <w:p>
+            <w:r>
+              <w:rPr>
+                <w:rFonts w:ascii="Arial" w:cs="Arial" w:eastAsia="Arial" w:hAnsi="Arial"/>
+                <w:sz w:val="20"/>
+                <w:szCs w:val="20"/>
+              </w:rPr>
+              <w:t xml:space="preserve">Comprobantes correlativos</w:t>
+            </w:r>
+          </w:p>
+        </w:tc>
+        <w:tc>
+          <w:tcPr>
+            <w:tcW w:type="dxa" w:w="2000"/>
+            <w:tcBorders>
+              <w:top w:val="single" w:color="CCCCCC" w:sz="1"/>
+              <w:left w:val="single" w:color="CCCCCC" w:sz="1"/>
+              <w:bottom w:val="single" w:color="CCCCCC" w:sz="1"/>
+              <w:right w:val="single" w:color="CCCCCC" w:sz="1"/>
+            </w:tcBorders>
+            <w:shd w:fill="E8F8F1" w:val="clear"/>
+            <w:tcMar>
+              <w:top w:type="dxa" w:w="80"/>
+              <w:left w:type="dxa" w:w="120"/>
+              <w:bottom w:type="dxa" w:w="80"/>
+              <w:right w:type="dxa" w:w="120"/>
+            </w:tcMar>
+          </w:tcPr>
+          <w:p>
+            <w:r>
+              <w:rPr>
+                <w:rFonts w:ascii="Arial" w:cs="Arial" w:eastAsia="Arial" w:hAnsi="Arial"/>
+                <w:sz w:val="20"/>
+                <w:szCs w:val="20"/>
+              </w:rPr>
+              <w:t xml:space="preserve">✅ Cubierto</w:t>
+            </w:r>
+          </w:p>
+        </w:tc>
+        <w:tc>
+          <w:tcPr>
+            <w:tcW w:type="dxa" w:w="3860"/>
+            <w:tcBorders>
+              <w:top w:val="single" w:color="CCCCCC" w:sz="1"/>
+              <w:left w:val="single" w:color="CCCCCC" w:sz="1"/>
+              <w:bottom w:val="single" w:color="CCCCCC" w:sz="1"/>
+              <w:right w:val="single" w:color="CCCCCC" w:sz="1"/>
+            </w:tcBorders>
+            <w:shd w:fill="FFFFFF" w:val="clear"/>
+            <w:tcMar>
+              <w:top w:type="dxa" w:w="80"/>
+              <w:left w:type="dxa" w:w="120"/>
+              <w:bottom w:type="dxa" w:w="80"/>
+              <w:right w:type="dxa" w:w="120"/>
+            </w:tcMar>
+          </w:tcPr>
+          <w:p>
+            <w:r>
+              <w:rPr>
+                <w:rFonts w:ascii="Arial" w:cs="Arial" w:eastAsia="Arial" w:hAnsi="Arial"/>
+                <w:sz w:val="20"/>
+                <w:szCs w:val="20"/>
+              </w:rPr>
+              <w:t xml:space="preserve">Firebase Storage con URL descargable</w:t>
+            </w:r>
+          </w:p>
+        </w:tc>
+      </w:tr>
+      <w:tr>
+        <w:tc>
+          <w:tcPr>
+            <w:tcW w:type="dxa" w:w="3500"/>
+            <w:tcBorders>
+              <w:top w:val="single" w:color="CCCCCC" w:sz="1"/>
+              <w:left w:val="single" w:color="CCCCCC" w:sz="1"/>
+              <w:bottom w:val="single" w:color="CCCCCC" w:sz="1"/>
+              <w:right w:val="single" w:color="CCCCCC" w:sz="1"/>
+            </w:tcBorders>
+            <w:shd w:fill="EBF3FB" w:val="clear"/>
+            <w:tcMar>
+              <w:top w:type="dxa" w:w="80"/>
+              <w:left w:type="dxa" w:w="120"/>
+              <w:bottom w:type="dxa" w:w="80"/>
+              <w:right w:type="dxa" w:w="120"/>
+            </w:tcMar>
+          </w:tcPr>
+          <w:p>
+            <w:r>
+              <w:rPr>
+                <w:rFonts w:ascii="Arial" w:cs="Arial" w:eastAsia="Arial" w:hAnsi="Arial"/>
+                <w:sz w:val="20"/>
+                <w:szCs w:val="20"/>
+              </w:rPr>
+              <w:t xml:space="preserve">Libro de actas</w:t>
+            </w:r>
+          </w:p>
+        </w:tc>
+        <w:tc>
+          <w:tcPr>
+            <w:tcW w:type="dxa" w:w="2000"/>
+            <w:tcBorders>
+              <w:top w:val="single" w:color="CCCCCC" w:sz="1"/>
+              <w:left w:val="single" w:color="CCCCCC" w:sz="1"/>
+              <w:bottom w:val="single" w:color="CCCCCC" w:sz="1"/>
+              <w:right w:val="single" w:color="CCCCCC" w:sz="1"/>
+            </w:tcBorders>
+            <w:shd w:fill="FFF9E6" w:val="clear"/>
+            <w:tcMar>
+              <w:top w:type="dxa" w:w="80"/>
+              <w:left w:type="dxa" w:w="120"/>
+              <w:bottom w:type="dxa" w:w="80"/>
+              <w:right w:type="dxa" w:w="120"/>
+            </w:tcMar>
+          </w:tcPr>
+          <w:p>
+            <w:r>
+              <w:rPr>
+                <w:rFonts w:ascii="Arial" w:cs="Arial" w:eastAsia="Arial" w:hAnsi="Arial"/>
+                <w:sz w:val="20"/>
+                <w:szCs w:val="20"/>
+              </w:rPr>
+              <w:t xml:space="preserve">⚠️ Parcial</w:t>
+            </w:r>
+          </w:p>
+        </w:tc>
+        <w:tc>
+          <w:tcPr>
+            <w:tcW w:type="dxa" w:w="3860"/>
+            <w:tcBorders>
+              <w:top w:val="single" w:color="CCCCCC" w:sz="1"/>
+              <w:left w:val="single" w:color="CCCCCC" w:sz="1"/>
+              <w:bottom w:val="single" w:color="CCCCCC" w:sz="1"/>
+              <w:right w:val="single" w:color="CCCCCC" w:sz="1"/>
+            </w:tcBorders>
+            <w:shd w:fill="EBF3FB" w:val="clear"/>
+            <w:tcMar>
+              <w:top w:type="dxa" w:w="80"/>
+              <w:left w:type="dxa" w:w="120"/>
+              <w:bottom w:type="dxa" w:w="80"/>
+              <w:right w:type="dxa" w:w="120"/>
+            </w:tcMar>
+          </w:tcPr>
+          <w:p>
+            <w:r>
+              <w:rPr>
+                <w:rFonts w:ascii="Arial" w:cs="Arial" w:eastAsia="Arial" w:hAnsi="Arial"/>
+                <w:sz w:val="20"/>
+                <w:szCs w:val="20"/>
+              </w:rPr>
+              <w:t xml:space="preserve">Requiere libro físico de puño y letra. App = borrador + respaldo digital</w:t>
             </w:r>
           </w:p>
         </w:tc>
@@ -2289,7 +3055,7 @@
                 <w:sz w:val="20"/>
                 <w:szCs w:val="20"/>
               </w:rPr>
-              <w:t xml:space="preserve">Cargar ingresos/gastos</w:t>
+              <w:t xml:space="preserve">Cargar ingresos/gastos/cuotas</w:t>
             </w:r>
           </w:p>
         </w:tc>
@@ -2487,7 +3253,7 @@
                 <w:sz w:val="20"/>
                 <w:szCs w:val="20"/>
               </w:rPr>
-              <w:t xml:space="preserve">Gestionar proyectos</w:t>
+              <w:t xml:space="preserve">Gestionar proyectos e ítems</w:t>
             </w:r>
           </w:p>
         </w:tc>
@@ -2685,7 +3451,7 @@
                 <w:sz w:val="20"/>
                 <w:szCs w:val="20"/>
               </w:rPr>
-              <w:t xml:space="preserve">Gestionar socios/cuotas</w:t>
+              <w:t xml:space="preserve">Alta/baja inventario</w:t>
             </w:r>
           </w:p>
         </w:tc>
@@ -2883,7 +3649,7 @@
                 <w:sz w:val="20"/>
                 <w:szCs w:val="20"/>
               </w:rPr>
-              <w:t xml:space="preserve">Gestionar categorías</w:t>
+              <w:t xml:space="preserve">Actualizar Caja Chica</w:t>
             </w:r>
           </w:p>
         </w:tc>
@@ -3023,7 +3789,7 @@
                 <w:sz w:val="20"/>
                 <w:szCs w:val="20"/>
               </w:rPr>
-              <w:t xml:space="preserve">—</w:t>
+              <w:t xml:space="preserve">✓</w:t>
             </w:r>
           </w:p>
         </w:tc>
@@ -3081,7 +3847,7 @@
                 <w:sz w:val="20"/>
                 <w:szCs w:val="20"/>
               </w:rPr>
-              <w:t xml:space="preserve">Configuración general</w:t>
+              <w:t xml:space="preserve">Actualizar saldo bancario</w:t>
             </w:r>
           </w:p>
         </w:tc>
@@ -3279,7 +4045,7 @@
                 <w:sz w:val="20"/>
                 <w:szCs w:val="20"/>
               </w:rPr>
-              <w:t xml:space="preserve">Actualizar saldo bancario</w:t>
+              <w:t xml:space="preserve">Configuración general</w:t>
             </w:r>
           </w:p>
         </w:tc>
@@ -3474,7 +4240,7 @@
           <w:sz w:val="32"/>
           <w:szCs w:val="32"/>
         </w:rPr>
-        <w:t xml:space="preserve">Arquitectura Técnica</w:t>
+        <w:t xml:space="preserve">Entidades y Colecciones Firestore</w:t>
       </w:r>
     </w:p>
     <w:p>
@@ -3498,7 +4264,1711 @@
           <w:sz w:val="26"/>
           <w:szCs w:val="26"/>
         </w:rPr>
-        <w:t xml:space="preserve">Stack Tecnológico</w:t>
+        <w:t xml:space="preserve">Colecciones y permisos</w:t>
+      </w:r>
+    </w:p>
+    <w:tbl>
+      <w:tblPr>
+        <w:tblW w:type="dxa" w:w="9360"/>
+        <w:tblBorders>
+          <w:top w:val="single" w:color="auto" w:sz="4"/>
+          <w:left w:val="single" w:color="auto" w:sz="4"/>
+          <w:bottom w:val="single" w:color="auto" w:sz="4"/>
+          <w:right w:val="single" w:color="auto" w:sz="4"/>
+          <w:insideH w:val="single" w:color="auto" w:sz="4"/>
+          <w:insideV w:val="single" w:color="auto" w:sz="4"/>
+        </w:tblBorders>
+      </w:tblPr>
+      <w:tblGrid>
+        <w:gridCol w:w="3000"/>
+        <w:gridCol w:w="2000"/>
+        <w:gridCol w:w="4360"/>
+      </w:tblGrid>
+      <w:tr>
+        <w:trPr>
+          <w:tblHeader/>
+        </w:trPr>
+        <w:tc>
+          <w:tcPr>
+            <w:tcW w:type="dxa" w:w="3000"/>
+            <w:tcBorders>
+              <w:top w:val="single" w:color="CCCCCC" w:sz="1"/>
+              <w:left w:val="single" w:color="CCCCCC" w:sz="1"/>
+              <w:bottom w:val="single" w:color="CCCCCC" w:sz="1"/>
+              <w:right w:val="single" w:color="CCCCCC" w:sz="1"/>
+            </w:tcBorders>
+            <w:shd w:fill="1F4E79" w:val="clear"/>
+            <w:tcMar>
+              <w:top w:type="dxa" w:w="80"/>
+              <w:left w:type="dxa" w:w="120"/>
+              <w:bottom w:type="dxa" w:w="80"/>
+              <w:right w:type="dxa" w:w="120"/>
+            </w:tcMar>
+          </w:tcPr>
+          <w:p>
+            <w:r>
+              <w:rPr>
+                <w:rFonts w:ascii="Arial" w:cs="Arial" w:eastAsia="Arial" w:hAnsi="Arial"/>
+                <w:b/>
+                <w:bCs/>
+                <w:color w:val="FFFFFF"/>
+                <w:sz w:val="20"/>
+                <w:szCs w:val="20"/>
+              </w:rPr>
+              <w:t xml:space="preserve">Colección</w:t>
+            </w:r>
+          </w:p>
+        </w:tc>
+        <w:tc>
+          <w:tcPr>
+            <w:tcW w:type="dxa" w:w="2000"/>
+            <w:tcBorders>
+              <w:top w:val="single" w:color="CCCCCC" w:sz="1"/>
+              <w:left w:val="single" w:color="CCCCCC" w:sz="1"/>
+              <w:bottom w:val="single" w:color="CCCCCC" w:sz="1"/>
+              <w:right w:val="single" w:color="CCCCCC" w:sz="1"/>
+            </w:tcBorders>
+            <w:shd w:fill="1F4E79" w:val="clear"/>
+            <w:tcMar>
+              <w:top w:type="dxa" w:w="80"/>
+              <w:left w:type="dxa" w:w="120"/>
+              <w:bottom w:type="dxa" w:w="80"/>
+              <w:right w:type="dxa" w:w="120"/>
+            </w:tcMar>
+          </w:tcPr>
+          <w:p>
+            <w:r>
+              <w:rPr>
+                <w:rFonts w:ascii="Arial" w:cs="Arial" w:eastAsia="Arial" w:hAnsi="Arial"/>
+                <w:b/>
+                <w:bCs/>
+                <w:color w:val="FFFFFF"/>
+                <w:sz w:val="20"/>
+                <w:szCs w:val="20"/>
+              </w:rPr>
+              <w:t xml:space="preserve">Lectura</w:t>
+            </w:r>
+          </w:p>
+        </w:tc>
+        <w:tc>
+          <w:tcPr>
+            <w:tcW w:type="dxa" w:w="4360"/>
+            <w:tcBorders>
+              <w:top w:val="single" w:color="CCCCCC" w:sz="1"/>
+              <w:left w:val="single" w:color="CCCCCC" w:sz="1"/>
+              <w:bottom w:val="single" w:color="CCCCCC" w:sz="1"/>
+              <w:right w:val="single" w:color="CCCCCC" w:sz="1"/>
+            </w:tcBorders>
+            <w:shd w:fill="1F4E79" w:val="clear"/>
+            <w:tcMar>
+              <w:top w:type="dxa" w:w="80"/>
+              <w:left w:type="dxa" w:w="120"/>
+              <w:bottom w:type="dxa" w:w="80"/>
+              <w:right w:type="dxa" w:w="120"/>
+            </w:tcMar>
+          </w:tcPr>
+          <w:p>
+            <w:r>
+              <w:rPr>
+                <w:rFonts w:ascii="Arial" w:cs="Arial" w:eastAsia="Arial" w:hAnsi="Arial"/>
+                <w:b/>
+                <w:bCs/>
+                <w:color w:val="FFFFFF"/>
+                <w:sz w:val="20"/>
+                <w:szCs w:val="20"/>
+              </w:rPr>
+              <w:t xml:space="preserve">Escritura</w:t>
+            </w:r>
+          </w:p>
+        </w:tc>
+      </w:tr>
+      <w:tr>
+        <w:tc>
+          <w:tcPr>
+            <w:tcW w:type="dxa" w:w="3000"/>
+            <w:tcBorders>
+              <w:top w:val="single" w:color="CCCCCC" w:sz="1"/>
+              <w:left w:val="single" w:color="CCCCCC" w:sz="1"/>
+              <w:bottom w:val="single" w:color="CCCCCC" w:sz="1"/>
+              <w:right w:val="single" w:color="CCCCCC" w:sz="1"/>
+            </w:tcBorders>
+            <w:shd w:fill="EBF3FB" w:val="clear"/>
+            <w:tcMar>
+              <w:top w:type="dxa" w:w="80"/>
+              <w:left w:type="dxa" w:w="120"/>
+              <w:bottom w:type="dxa" w:w="80"/>
+              <w:right w:type="dxa" w:w="120"/>
+            </w:tcMar>
+          </w:tcPr>
+          <w:p>
+            <w:r>
+              <w:rPr>
+                <w:rFonts w:ascii="Arial" w:cs="Arial" w:eastAsia="Arial" w:hAnsi="Arial"/>
+                <w:sz w:val="20"/>
+                <w:szCs w:val="20"/>
+              </w:rPr>
+              <w:t xml:space="preserve">ingresos</w:t>
+            </w:r>
+          </w:p>
+        </w:tc>
+        <w:tc>
+          <w:tcPr>
+            <w:tcW w:type="dxa" w:w="2000"/>
+            <w:tcBorders>
+              <w:top w:val="single" w:color="CCCCCC" w:sz="1"/>
+              <w:left w:val="single" w:color="CCCCCC" w:sz="1"/>
+              <w:bottom w:val="single" w:color="CCCCCC" w:sz="1"/>
+              <w:right w:val="single" w:color="CCCCCC" w:sz="1"/>
+            </w:tcBorders>
+            <w:shd w:fill="EBF3FB" w:val="clear"/>
+            <w:tcMar>
+              <w:top w:type="dxa" w:w="80"/>
+              <w:left w:type="dxa" w:w="120"/>
+              <w:bottom w:type="dxa" w:w="80"/>
+              <w:right w:type="dxa" w:w="120"/>
+            </w:tcMar>
+          </w:tcPr>
+          <w:p>
+            <w:r>
+              <w:rPr>
+                <w:rFonts w:ascii="Arial" w:cs="Arial" w:eastAsia="Arial" w:hAnsi="Arial"/>
+                <w:sz w:val="20"/>
+                <w:szCs w:val="20"/>
+              </w:rPr>
+              <w:t xml:space="preserve">Pública</w:t>
+            </w:r>
+          </w:p>
+        </w:tc>
+        <w:tc>
+          <w:tcPr>
+            <w:tcW w:type="dxa" w:w="4360"/>
+            <w:tcBorders>
+              <w:top w:val="single" w:color="CCCCCC" w:sz="1"/>
+              <w:left w:val="single" w:color="CCCCCC" w:sz="1"/>
+              <w:bottom w:val="single" w:color="CCCCCC" w:sz="1"/>
+              <w:right w:val="single" w:color="CCCCCC" w:sz="1"/>
+            </w:tcBorders>
+            <w:shd w:fill="EBF3FB" w:val="clear"/>
+            <w:tcMar>
+              <w:top w:type="dxa" w:w="80"/>
+              <w:left w:type="dxa" w:w="120"/>
+              <w:bottom w:type="dxa" w:w="80"/>
+              <w:right w:type="dxa" w:w="120"/>
+            </w:tcMar>
+          </w:tcPr>
+          <w:p>
+            <w:r>
+              <w:rPr>
+                <w:rFonts w:ascii="Arial" w:cs="Arial" w:eastAsia="Arial" w:hAnsi="Arial"/>
+                <w:sz w:val="20"/>
+                <w:szCs w:val="20"/>
+              </w:rPr>
+              <w:t xml:space="preserve">Editor/Admin</w:t>
+            </w:r>
+          </w:p>
+        </w:tc>
+      </w:tr>
+      <w:tr>
+        <w:tc>
+          <w:tcPr>
+            <w:tcW w:type="dxa" w:w="3000"/>
+            <w:tcBorders>
+              <w:top w:val="single" w:color="CCCCCC" w:sz="1"/>
+              <w:left w:val="single" w:color="CCCCCC" w:sz="1"/>
+              <w:bottom w:val="single" w:color="CCCCCC" w:sz="1"/>
+              <w:right w:val="single" w:color="CCCCCC" w:sz="1"/>
+            </w:tcBorders>
+            <w:shd w:fill="FFFFFF" w:val="clear"/>
+            <w:tcMar>
+              <w:top w:type="dxa" w:w="80"/>
+              <w:left w:type="dxa" w:w="120"/>
+              <w:bottom w:type="dxa" w:w="80"/>
+              <w:right w:type="dxa" w:w="120"/>
+            </w:tcMar>
+          </w:tcPr>
+          <w:p>
+            <w:r>
+              <w:rPr>
+                <w:rFonts w:ascii="Arial" w:cs="Arial" w:eastAsia="Arial" w:hAnsi="Arial"/>
+                <w:sz w:val="20"/>
+                <w:szCs w:val="20"/>
+              </w:rPr>
+              <w:t xml:space="preserve">gastos</w:t>
+            </w:r>
+          </w:p>
+        </w:tc>
+        <w:tc>
+          <w:tcPr>
+            <w:tcW w:type="dxa" w:w="2000"/>
+            <w:tcBorders>
+              <w:top w:val="single" w:color="CCCCCC" w:sz="1"/>
+              <w:left w:val="single" w:color="CCCCCC" w:sz="1"/>
+              <w:bottom w:val="single" w:color="CCCCCC" w:sz="1"/>
+              <w:right w:val="single" w:color="CCCCCC" w:sz="1"/>
+            </w:tcBorders>
+            <w:shd w:fill="FFFFFF" w:val="clear"/>
+            <w:tcMar>
+              <w:top w:type="dxa" w:w="80"/>
+              <w:left w:type="dxa" w:w="120"/>
+              <w:bottom w:type="dxa" w:w="80"/>
+              <w:right w:type="dxa" w:w="120"/>
+            </w:tcMar>
+          </w:tcPr>
+          <w:p>
+            <w:r>
+              <w:rPr>
+                <w:rFonts w:ascii="Arial" w:cs="Arial" w:eastAsia="Arial" w:hAnsi="Arial"/>
+                <w:sz w:val="20"/>
+                <w:szCs w:val="20"/>
+              </w:rPr>
+              <w:t xml:space="preserve">Pública</w:t>
+            </w:r>
+          </w:p>
+        </w:tc>
+        <w:tc>
+          <w:tcPr>
+            <w:tcW w:type="dxa" w:w="4360"/>
+            <w:tcBorders>
+              <w:top w:val="single" w:color="CCCCCC" w:sz="1"/>
+              <w:left w:val="single" w:color="CCCCCC" w:sz="1"/>
+              <w:bottom w:val="single" w:color="CCCCCC" w:sz="1"/>
+              <w:right w:val="single" w:color="CCCCCC" w:sz="1"/>
+            </w:tcBorders>
+            <w:shd w:fill="FFFFFF" w:val="clear"/>
+            <w:tcMar>
+              <w:top w:type="dxa" w:w="80"/>
+              <w:left w:type="dxa" w:w="120"/>
+              <w:bottom w:type="dxa" w:w="80"/>
+              <w:right w:type="dxa" w:w="120"/>
+            </w:tcMar>
+          </w:tcPr>
+          <w:p>
+            <w:r>
+              <w:rPr>
+                <w:rFonts w:ascii="Arial" w:cs="Arial" w:eastAsia="Arial" w:hAnsi="Arial"/>
+                <w:sz w:val="20"/>
+                <w:szCs w:val="20"/>
+              </w:rPr>
+              <w:t xml:space="preserve">Editor/Admin</w:t>
+            </w:r>
+          </w:p>
+        </w:tc>
+      </w:tr>
+      <w:tr>
+        <w:tc>
+          <w:tcPr>
+            <w:tcW w:type="dxa" w:w="3000"/>
+            <w:tcBorders>
+              <w:top w:val="single" w:color="CCCCCC" w:sz="1"/>
+              <w:left w:val="single" w:color="CCCCCC" w:sz="1"/>
+              <w:bottom w:val="single" w:color="CCCCCC" w:sz="1"/>
+              <w:right w:val="single" w:color="CCCCCC" w:sz="1"/>
+            </w:tcBorders>
+            <w:shd w:fill="EBF3FB" w:val="clear"/>
+            <w:tcMar>
+              <w:top w:type="dxa" w:w="80"/>
+              <w:left w:type="dxa" w:w="120"/>
+              <w:bottom w:type="dxa" w:w="80"/>
+              <w:right w:type="dxa" w:w="120"/>
+            </w:tcMar>
+          </w:tcPr>
+          <w:p>
+            <w:r>
+              <w:rPr>
+                <w:rFonts w:ascii="Arial" w:cs="Arial" w:eastAsia="Arial" w:hAnsi="Arial"/>
+                <w:sz w:val="20"/>
+                <w:szCs w:val="20"/>
+              </w:rPr>
+              <w:t xml:space="preserve">categorias</w:t>
+            </w:r>
+          </w:p>
+        </w:tc>
+        <w:tc>
+          <w:tcPr>
+            <w:tcW w:type="dxa" w:w="2000"/>
+            <w:tcBorders>
+              <w:top w:val="single" w:color="CCCCCC" w:sz="1"/>
+              <w:left w:val="single" w:color="CCCCCC" w:sz="1"/>
+              <w:bottom w:val="single" w:color="CCCCCC" w:sz="1"/>
+              <w:right w:val="single" w:color="CCCCCC" w:sz="1"/>
+            </w:tcBorders>
+            <w:shd w:fill="EBF3FB" w:val="clear"/>
+            <w:tcMar>
+              <w:top w:type="dxa" w:w="80"/>
+              <w:left w:type="dxa" w:w="120"/>
+              <w:bottom w:type="dxa" w:w="80"/>
+              <w:right w:type="dxa" w:w="120"/>
+            </w:tcMar>
+          </w:tcPr>
+          <w:p>
+            <w:r>
+              <w:rPr>
+                <w:rFonts w:ascii="Arial" w:cs="Arial" w:eastAsia="Arial" w:hAnsi="Arial"/>
+                <w:sz w:val="20"/>
+                <w:szCs w:val="20"/>
+              </w:rPr>
+              <w:t xml:space="preserve">Pública</w:t>
+            </w:r>
+          </w:p>
+        </w:tc>
+        <w:tc>
+          <w:tcPr>
+            <w:tcW w:type="dxa" w:w="4360"/>
+            <w:tcBorders>
+              <w:top w:val="single" w:color="CCCCCC" w:sz="1"/>
+              <w:left w:val="single" w:color="CCCCCC" w:sz="1"/>
+              <w:bottom w:val="single" w:color="CCCCCC" w:sz="1"/>
+              <w:right w:val="single" w:color="CCCCCC" w:sz="1"/>
+            </w:tcBorders>
+            <w:shd w:fill="EBF3FB" w:val="clear"/>
+            <w:tcMar>
+              <w:top w:type="dxa" w:w="80"/>
+              <w:left w:type="dxa" w:w="120"/>
+              <w:bottom w:type="dxa" w:w="80"/>
+              <w:right w:type="dxa" w:w="120"/>
+            </w:tcMar>
+          </w:tcPr>
+          <w:p>
+            <w:r>
+              <w:rPr>
+                <w:rFonts w:ascii="Arial" w:cs="Arial" w:eastAsia="Arial" w:hAnsi="Arial"/>
+                <w:sz w:val="20"/>
+                <w:szCs w:val="20"/>
+              </w:rPr>
+              <w:t xml:space="preserve">Admin</w:t>
+            </w:r>
+          </w:p>
+        </w:tc>
+      </w:tr>
+      <w:tr>
+        <w:tc>
+          <w:tcPr>
+            <w:tcW w:type="dxa" w:w="3000"/>
+            <w:tcBorders>
+              <w:top w:val="single" w:color="CCCCCC" w:sz="1"/>
+              <w:left w:val="single" w:color="CCCCCC" w:sz="1"/>
+              <w:bottom w:val="single" w:color="CCCCCC" w:sz="1"/>
+              <w:right w:val="single" w:color="CCCCCC" w:sz="1"/>
+            </w:tcBorders>
+            <w:shd w:fill="FFFFFF" w:val="clear"/>
+            <w:tcMar>
+              <w:top w:type="dxa" w:w="80"/>
+              <w:left w:type="dxa" w:w="120"/>
+              <w:bottom w:type="dxa" w:w="80"/>
+              <w:right w:type="dxa" w:w="120"/>
+            </w:tcMar>
+          </w:tcPr>
+          <w:p>
+            <w:r>
+              <w:rPr>
+                <w:rFonts w:ascii="Arial" w:cs="Arial" w:eastAsia="Arial" w:hAnsi="Arial"/>
+                <w:sz w:val="20"/>
+                <w:szCs w:val="20"/>
+              </w:rPr>
+              <w:t xml:space="preserve">metodos_pago</w:t>
+            </w:r>
+          </w:p>
+        </w:tc>
+        <w:tc>
+          <w:tcPr>
+            <w:tcW w:type="dxa" w:w="2000"/>
+            <w:tcBorders>
+              <w:top w:val="single" w:color="CCCCCC" w:sz="1"/>
+              <w:left w:val="single" w:color="CCCCCC" w:sz="1"/>
+              <w:bottom w:val="single" w:color="CCCCCC" w:sz="1"/>
+              <w:right w:val="single" w:color="CCCCCC" w:sz="1"/>
+            </w:tcBorders>
+            <w:shd w:fill="FFFFFF" w:val="clear"/>
+            <w:tcMar>
+              <w:top w:type="dxa" w:w="80"/>
+              <w:left w:type="dxa" w:w="120"/>
+              <w:bottom w:type="dxa" w:w="80"/>
+              <w:right w:type="dxa" w:w="120"/>
+            </w:tcMar>
+          </w:tcPr>
+          <w:p>
+            <w:r>
+              <w:rPr>
+                <w:rFonts w:ascii="Arial" w:cs="Arial" w:eastAsia="Arial" w:hAnsi="Arial"/>
+                <w:sz w:val="20"/>
+                <w:szCs w:val="20"/>
+              </w:rPr>
+              <w:t xml:space="preserve">Pública</w:t>
+            </w:r>
+          </w:p>
+        </w:tc>
+        <w:tc>
+          <w:tcPr>
+            <w:tcW w:type="dxa" w:w="4360"/>
+            <w:tcBorders>
+              <w:top w:val="single" w:color="CCCCCC" w:sz="1"/>
+              <w:left w:val="single" w:color="CCCCCC" w:sz="1"/>
+              <w:bottom w:val="single" w:color="CCCCCC" w:sz="1"/>
+              <w:right w:val="single" w:color="CCCCCC" w:sz="1"/>
+            </w:tcBorders>
+            <w:shd w:fill="FFFFFF" w:val="clear"/>
+            <w:tcMar>
+              <w:top w:type="dxa" w:w="80"/>
+              <w:left w:type="dxa" w:w="120"/>
+              <w:bottom w:type="dxa" w:w="80"/>
+              <w:right w:type="dxa" w:w="120"/>
+            </w:tcMar>
+          </w:tcPr>
+          <w:p>
+            <w:r>
+              <w:rPr>
+                <w:rFonts w:ascii="Arial" w:cs="Arial" w:eastAsia="Arial" w:hAnsi="Arial"/>
+                <w:sz w:val="20"/>
+                <w:szCs w:val="20"/>
+              </w:rPr>
+              <w:t xml:space="preserve">Admin</w:t>
+            </w:r>
+          </w:p>
+        </w:tc>
+      </w:tr>
+      <w:tr>
+        <w:tc>
+          <w:tcPr>
+            <w:tcW w:type="dxa" w:w="3000"/>
+            <w:tcBorders>
+              <w:top w:val="single" w:color="CCCCCC" w:sz="1"/>
+              <w:left w:val="single" w:color="CCCCCC" w:sz="1"/>
+              <w:bottom w:val="single" w:color="CCCCCC" w:sz="1"/>
+              <w:right w:val="single" w:color="CCCCCC" w:sz="1"/>
+            </w:tcBorders>
+            <w:shd w:fill="EBF3FB" w:val="clear"/>
+            <w:tcMar>
+              <w:top w:type="dxa" w:w="80"/>
+              <w:left w:type="dxa" w:w="120"/>
+              <w:bottom w:type="dxa" w:w="80"/>
+              <w:right w:type="dxa" w:w="120"/>
+            </w:tcMar>
+          </w:tcPr>
+          <w:p>
+            <w:r>
+              <w:rPr>
+                <w:rFonts w:ascii="Arial" w:cs="Arial" w:eastAsia="Arial" w:hAnsi="Arial"/>
+                <w:sz w:val="20"/>
+                <w:szCs w:val="20"/>
+              </w:rPr>
+              <w:t xml:space="preserve">proyectos</w:t>
+            </w:r>
+          </w:p>
+        </w:tc>
+        <w:tc>
+          <w:tcPr>
+            <w:tcW w:type="dxa" w:w="2000"/>
+            <w:tcBorders>
+              <w:top w:val="single" w:color="CCCCCC" w:sz="1"/>
+              <w:left w:val="single" w:color="CCCCCC" w:sz="1"/>
+              <w:bottom w:val="single" w:color="CCCCCC" w:sz="1"/>
+              <w:right w:val="single" w:color="CCCCCC" w:sz="1"/>
+            </w:tcBorders>
+            <w:shd w:fill="EBF3FB" w:val="clear"/>
+            <w:tcMar>
+              <w:top w:type="dxa" w:w="80"/>
+              <w:left w:type="dxa" w:w="120"/>
+              <w:bottom w:type="dxa" w:w="80"/>
+              <w:right w:type="dxa" w:w="120"/>
+            </w:tcMar>
+          </w:tcPr>
+          <w:p>
+            <w:r>
+              <w:rPr>
+                <w:rFonts w:ascii="Arial" w:cs="Arial" w:eastAsia="Arial" w:hAnsi="Arial"/>
+                <w:sz w:val="20"/>
+                <w:szCs w:val="20"/>
+              </w:rPr>
+              <w:t xml:space="preserve">Pública</w:t>
+            </w:r>
+          </w:p>
+        </w:tc>
+        <w:tc>
+          <w:tcPr>
+            <w:tcW w:type="dxa" w:w="4360"/>
+            <w:tcBorders>
+              <w:top w:val="single" w:color="CCCCCC" w:sz="1"/>
+              <w:left w:val="single" w:color="CCCCCC" w:sz="1"/>
+              <w:bottom w:val="single" w:color="CCCCCC" w:sz="1"/>
+              <w:right w:val="single" w:color="CCCCCC" w:sz="1"/>
+            </w:tcBorders>
+            <w:shd w:fill="EBF3FB" w:val="clear"/>
+            <w:tcMar>
+              <w:top w:type="dxa" w:w="80"/>
+              <w:left w:type="dxa" w:w="120"/>
+              <w:bottom w:type="dxa" w:w="80"/>
+              <w:right w:type="dxa" w:w="120"/>
+            </w:tcMar>
+          </w:tcPr>
+          <w:p>
+            <w:r>
+              <w:rPr>
+                <w:rFonts w:ascii="Arial" w:cs="Arial" w:eastAsia="Arial" w:hAnsi="Arial"/>
+                <w:sz w:val="20"/>
+                <w:szCs w:val="20"/>
+              </w:rPr>
+              <w:t xml:space="preserve">Editor/Admin</w:t>
+            </w:r>
+          </w:p>
+        </w:tc>
+      </w:tr>
+      <w:tr>
+        <w:tc>
+          <w:tcPr>
+            <w:tcW w:type="dxa" w:w="3000"/>
+            <w:tcBorders>
+              <w:top w:val="single" w:color="CCCCCC" w:sz="1"/>
+              <w:left w:val="single" w:color="CCCCCC" w:sz="1"/>
+              <w:bottom w:val="single" w:color="CCCCCC" w:sz="1"/>
+              <w:right w:val="single" w:color="CCCCCC" w:sz="1"/>
+            </w:tcBorders>
+            <w:shd w:fill="FFFFFF" w:val="clear"/>
+            <w:tcMar>
+              <w:top w:type="dxa" w:w="80"/>
+              <w:left w:type="dxa" w:w="120"/>
+              <w:bottom w:type="dxa" w:w="80"/>
+              <w:right w:type="dxa" w:w="120"/>
+            </w:tcMar>
+          </w:tcPr>
+          <w:p>
+            <w:r>
+              <w:rPr>
+                <w:rFonts w:ascii="Arial" w:cs="Arial" w:eastAsia="Arial" w:hAnsi="Arial"/>
+                <w:sz w:val="20"/>
+                <w:szCs w:val="20"/>
+              </w:rPr>
+              <w:t xml:space="preserve">items_proyecto</w:t>
+            </w:r>
+          </w:p>
+        </w:tc>
+        <w:tc>
+          <w:tcPr>
+            <w:tcW w:type="dxa" w:w="2000"/>
+            <w:tcBorders>
+              <w:top w:val="single" w:color="CCCCCC" w:sz="1"/>
+              <w:left w:val="single" w:color="CCCCCC" w:sz="1"/>
+              <w:bottom w:val="single" w:color="CCCCCC" w:sz="1"/>
+              <w:right w:val="single" w:color="CCCCCC" w:sz="1"/>
+            </w:tcBorders>
+            <w:shd w:fill="FFFFFF" w:val="clear"/>
+            <w:tcMar>
+              <w:top w:type="dxa" w:w="80"/>
+              <w:left w:type="dxa" w:w="120"/>
+              <w:bottom w:type="dxa" w:w="80"/>
+              <w:right w:type="dxa" w:w="120"/>
+            </w:tcMar>
+          </w:tcPr>
+          <w:p>
+            <w:r>
+              <w:rPr>
+                <w:rFonts w:ascii="Arial" w:cs="Arial" w:eastAsia="Arial" w:hAnsi="Arial"/>
+                <w:sz w:val="20"/>
+                <w:szCs w:val="20"/>
+              </w:rPr>
+              <w:t xml:space="preserve">Pública</w:t>
+            </w:r>
+          </w:p>
+        </w:tc>
+        <w:tc>
+          <w:tcPr>
+            <w:tcW w:type="dxa" w:w="4360"/>
+            <w:tcBorders>
+              <w:top w:val="single" w:color="CCCCCC" w:sz="1"/>
+              <w:left w:val="single" w:color="CCCCCC" w:sz="1"/>
+              <w:bottom w:val="single" w:color="CCCCCC" w:sz="1"/>
+              <w:right w:val="single" w:color="CCCCCC" w:sz="1"/>
+            </w:tcBorders>
+            <w:shd w:fill="FFFFFF" w:val="clear"/>
+            <w:tcMar>
+              <w:top w:type="dxa" w:w="80"/>
+              <w:left w:type="dxa" w:w="120"/>
+              <w:bottom w:type="dxa" w:w="80"/>
+              <w:right w:type="dxa" w:w="120"/>
+            </w:tcMar>
+          </w:tcPr>
+          <w:p>
+            <w:r>
+              <w:rPr>
+                <w:rFonts w:ascii="Arial" w:cs="Arial" w:eastAsia="Arial" w:hAnsi="Arial"/>
+                <w:sz w:val="20"/>
+                <w:szCs w:val="20"/>
+              </w:rPr>
+              <w:t xml:space="preserve">Editor/Admin</w:t>
+            </w:r>
+          </w:p>
+        </w:tc>
+      </w:tr>
+      <w:tr>
+        <w:tc>
+          <w:tcPr>
+            <w:tcW w:type="dxa" w:w="3000"/>
+            <w:tcBorders>
+              <w:top w:val="single" w:color="CCCCCC" w:sz="1"/>
+              <w:left w:val="single" w:color="CCCCCC" w:sz="1"/>
+              <w:bottom w:val="single" w:color="CCCCCC" w:sz="1"/>
+              <w:right w:val="single" w:color="CCCCCC" w:sz="1"/>
+            </w:tcBorders>
+            <w:shd w:fill="EBF3FB" w:val="clear"/>
+            <w:tcMar>
+              <w:top w:type="dxa" w:w="80"/>
+              <w:left w:type="dxa" w:w="120"/>
+              <w:bottom w:type="dxa" w:w="80"/>
+              <w:right w:type="dxa" w:w="120"/>
+            </w:tcMar>
+          </w:tcPr>
+          <w:p>
+            <w:r>
+              <w:rPr>
+                <w:rFonts w:ascii="Arial" w:cs="Arial" w:eastAsia="Arial" w:hAnsi="Arial"/>
+                <w:sz w:val="20"/>
+                <w:szCs w:val="20"/>
+              </w:rPr>
+              <w:t xml:space="preserve">cuenta_bancaria</w:t>
+            </w:r>
+          </w:p>
+        </w:tc>
+        <w:tc>
+          <w:tcPr>
+            <w:tcW w:type="dxa" w:w="2000"/>
+            <w:tcBorders>
+              <w:top w:val="single" w:color="CCCCCC" w:sz="1"/>
+              <w:left w:val="single" w:color="CCCCCC" w:sz="1"/>
+              <w:bottom w:val="single" w:color="CCCCCC" w:sz="1"/>
+              <w:right w:val="single" w:color="CCCCCC" w:sz="1"/>
+            </w:tcBorders>
+            <w:shd w:fill="EBF3FB" w:val="clear"/>
+            <w:tcMar>
+              <w:top w:type="dxa" w:w="80"/>
+              <w:left w:type="dxa" w:w="120"/>
+              <w:bottom w:type="dxa" w:w="80"/>
+              <w:right w:type="dxa" w:w="120"/>
+            </w:tcMar>
+          </w:tcPr>
+          <w:p>
+            <w:r>
+              <w:rPr>
+                <w:rFonts w:ascii="Arial" w:cs="Arial" w:eastAsia="Arial" w:hAnsi="Arial"/>
+                <w:sz w:val="20"/>
+                <w:szCs w:val="20"/>
+              </w:rPr>
+              <w:t xml:space="preserve">Pública</w:t>
+            </w:r>
+          </w:p>
+        </w:tc>
+        <w:tc>
+          <w:tcPr>
+            <w:tcW w:type="dxa" w:w="4360"/>
+            <w:tcBorders>
+              <w:top w:val="single" w:color="CCCCCC" w:sz="1"/>
+              <w:left w:val="single" w:color="CCCCCC" w:sz="1"/>
+              <w:bottom w:val="single" w:color="CCCCCC" w:sz="1"/>
+              <w:right w:val="single" w:color="CCCCCC" w:sz="1"/>
+            </w:tcBorders>
+            <w:shd w:fill="EBF3FB" w:val="clear"/>
+            <w:tcMar>
+              <w:top w:type="dxa" w:w="80"/>
+              <w:left w:type="dxa" w:w="120"/>
+              <w:bottom w:type="dxa" w:w="80"/>
+              <w:right w:type="dxa" w:w="120"/>
+            </w:tcMar>
+          </w:tcPr>
+          <w:p>
+            <w:r>
+              <w:rPr>
+                <w:rFonts w:ascii="Arial" w:cs="Arial" w:eastAsia="Arial" w:hAnsi="Arial"/>
+                <w:sz w:val="20"/>
+                <w:szCs w:val="20"/>
+              </w:rPr>
+              <w:t xml:space="preserve">Admin (bancaria) / Editor+Admin (caja chica)</w:t>
+            </w:r>
+          </w:p>
+        </w:tc>
+      </w:tr>
+      <w:tr>
+        <w:tc>
+          <w:tcPr>
+            <w:tcW w:type="dxa" w:w="3000"/>
+            <w:tcBorders>
+              <w:top w:val="single" w:color="CCCCCC" w:sz="1"/>
+              <w:left w:val="single" w:color="CCCCCC" w:sz="1"/>
+              <w:bottom w:val="single" w:color="CCCCCC" w:sz="1"/>
+              <w:right w:val="single" w:color="CCCCCC" w:sz="1"/>
+            </w:tcBorders>
+            <w:shd w:fill="FFFFFF" w:val="clear"/>
+            <w:tcMar>
+              <w:top w:type="dxa" w:w="80"/>
+              <w:left w:type="dxa" w:w="120"/>
+              <w:bottom w:type="dxa" w:w="80"/>
+              <w:right w:type="dxa" w:w="120"/>
+            </w:tcMar>
+          </w:tcPr>
+          <w:p>
+            <w:r>
+              <w:rPr>
+                <w:rFonts w:ascii="Arial" w:cs="Arial" w:eastAsia="Arial" w:hAnsi="Arial"/>
+                <w:sz w:val="20"/>
+                <w:szCs w:val="20"/>
+              </w:rPr>
+              <w:t xml:space="preserve">cuenta_bancaria/{id}/movimientos</w:t>
+            </w:r>
+          </w:p>
+        </w:tc>
+        <w:tc>
+          <w:tcPr>
+            <w:tcW w:type="dxa" w:w="2000"/>
+            <w:tcBorders>
+              <w:top w:val="single" w:color="CCCCCC" w:sz="1"/>
+              <w:left w:val="single" w:color="CCCCCC" w:sz="1"/>
+              <w:bottom w:val="single" w:color="CCCCCC" w:sz="1"/>
+              <w:right w:val="single" w:color="CCCCCC" w:sz="1"/>
+            </w:tcBorders>
+            <w:shd w:fill="FFFFFF" w:val="clear"/>
+            <w:tcMar>
+              <w:top w:type="dxa" w:w="80"/>
+              <w:left w:type="dxa" w:w="120"/>
+              <w:bottom w:type="dxa" w:w="80"/>
+              <w:right w:type="dxa" w:w="120"/>
+            </w:tcMar>
+          </w:tcPr>
+          <w:p>
+            <w:r>
+              <w:rPr>
+                <w:rFonts w:ascii="Arial" w:cs="Arial" w:eastAsia="Arial" w:hAnsi="Arial"/>
+                <w:sz w:val="20"/>
+                <w:szCs w:val="20"/>
+              </w:rPr>
+              <w:t xml:space="preserve">Pública</w:t>
+            </w:r>
+          </w:p>
+        </w:tc>
+        <w:tc>
+          <w:tcPr>
+            <w:tcW w:type="dxa" w:w="4360"/>
+            <w:tcBorders>
+              <w:top w:val="single" w:color="CCCCCC" w:sz="1"/>
+              <w:left w:val="single" w:color="CCCCCC" w:sz="1"/>
+              <w:bottom w:val="single" w:color="CCCCCC" w:sz="1"/>
+              <w:right w:val="single" w:color="CCCCCC" w:sz="1"/>
+            </w:tcBorders>
+            <w:shd w:fill="FFFFFF" w:val="clear"/>
+            <w:tcMar>
+              <w:top w:type="dxa" w:w="80"/>
+              <w:left w:type="dxa" w:w="120"/>
+              <w:bottom w:type="dxa" w:w="80"/>
+              <w:right w:type="dxa" w:w="120"/>
+            </w:tcMar>
+          </w:tcPr>
+          <w:p>
+            <w:r>
+              <w:rPr>
+                <w:rFonts w:ascii="Arial" w:cs="Arial" w:eastAsia="Arial" w:hAnsi="Arial"/>
+                <w:sz w:val="20"/>
+                <w:szCs w:val="20"/>
+              </w:rPr>
+              <w:t xml:space="preserve">Admin (bancaria) / Editor+Admin (caja chica)</w:t>
+            </w:r>
+          </w:p>
+        </w:tc>
+      </w:tr>
+      <w:tr>
+        <w:tc>
+          <w:tcPr>
+            <w:tcW w:type="dxa" w:w="3000"/>
+            <w:tcBorders>
+              <w:top w:val="single" w:color="CCCCCC" w:sz="1"/>
+              <w:left w:val="single" w:color="CCCCCC" w:sz="1"/>
+              <w:bottom w:val="single" w:color="CCCCCC" w:sz="1"/>
+              <w:right w:val="single" w:color="CCCCCC" w:sz="1"/>
+            </w:tcBorders>
+            <w:shd w:fill="EBF3FB" w:val="clear"/>
+            <w:tcMar>
+              <w:top w:type="dxa" w:w="80"/>
+              <w:left w:type="dxa" w:w="120"/>
+              <w:bottom w:type="dxa" w:w="80"/>
+              <w:right w:type="dxa" w:w="120"/>
+            </w:tcMar>
+          </w:tcPr>
+          <w:p>
+            <w:r>
+              <w:rPr>
+                <w:rFonts w:ascii="Arial" w:cs="Arial" w:eastAsia="Arial" w:hAnsi="Arial"/>
+                <w:sz w:val="20"/>
+                <w:szCs w:val="20"/>
+              </w:rPr>
+              <w:t xml:space="preserve">inventario</w:t>
+            </w:r>
+          </w:p>
+        </w:tc>
+        <w:tc>
+          <w:tcPr>
+            <w:tcW w:type="dxa" w:w="2000"/>
+            <w:tcBorders>
+              <w:top w:val="single" w:color="CCCCCC" w:sz="1"/>
+              <w:left w:val="single" w:color="CCCCCC" w:sz="1"/>
+              <w:bottom w:val="single" w:color="CCCCCC" w:sz="1"/>
+              <w:right w:val="single" w:color="CCCCCC" w:sz="1"/>
+            </w:tcBorders>
+            <w:shd w:fill="EBF3FB" w:val="clear"/>
+            <w:tcMar>
+              <w:top w:type="dxa" w:w="80"/>
+              <w:left w:type="dxa" w:w="120"/>
+              <w:bottom w:type="dxa" w:w="80"/>
+              <w:right w:type="dxa" w:w="120"/>
+            </w:tcMar>
+          </w:tcPr>
+          <w:p>
+            <w:r>
+              <w:rPr>
+                <w:rFonts w:ascii="Arial" w:cs="Arial" w:eastAsia="Arial" w:hAnsi="Arial"/>
+                <w:sz w:val="20"/>
+                <w:szCs w:val="20"/>
+              </w:rPr>
+              <w:t xml:space="preserve">Pública</w:t>
+            </w:r>
+          </w:p>
+        </w:tc>
+        <w:tc>
+          <w:tcPr>
+            <w:tcW w:type="dxa" w:w="4360"/>
+            <w:tcBorders>
+              <w:top w:val="single" w:color="CCCCCC" w:sz="1"/>
+              <w:left w:val="single" w:color="CCCCCC" w:sz="1"/>
+              <w:bottom w:val="single" w:color="CCCCCC" w:sz="1"/>
+              <w:right w:val="single" w:color="CCCCCC" w:sz="1"/>
+            </w:tcBorders>
+            <w:shd w:fill="EBF3FB" w:val="clear"/>
+            <w:tcMar>
+              <w:top w:type="dxa" w:w="80"/>
+              <w:left w:type="dxa" w:w="120"/>
+              <w:bottom w:type="dxa" w:w="80"/>
+              <w:right w:type="dxa" w:w="120"/>
+            </w:tcMar>
+          </w:tcPr>
+          <w:p>
+            <w:r>
+              <w:rPr>
+                <w:rFonts w:ascii="Arial" w:cs="Arial" w:eastAsia="Arial" w:hAnsi="Arial"/>
+                <w:sz w:val="20"/>
+                <w:szCs w:val="20"/>
+              </w:rPr>
+              <w:t xml:space="preserve">Editor/Admin</w:t>
+            </w:r>
+          </w:p>
+        </w:tc>
+      </w:tr>
+      <w:tr>
+        <w:tc>
+          <w:tcPr>
+            <w:tcW w:type="dxa" w:w="3000"/>
+            <w:tcBorders>
+              <w:top w:val="single" w:color="CCCCCC" w:sz="1"/>
+              <w:left w:val="single" w:color="CCCCCC" w:sz="1"/>
+              <w:bottom w:val="single" w:color="CCCCCC" w:sz="1"/>
+              <w:right w:val="single" w:color="CCCCCC" w:sz="1"/>
+            </w:tcBorders>
+            <w:shd w:fill="FFFFFF" w:val="clear"/>
+            <w:tcMar>
+              <w:top w:type="dxa" w:w="80"/>
+              <w:left w:type="dxa" w:w="120"/>
+              <w:bottom w:type="dxa" w:w="80"/>
+              <w:right w:type="dxa" w:w="120"/>
+            </w:tcMar>
+          </w:tcPr>
+          <w:p>
+            <w:r>
+              <w:rPr>
+                <w:rFonts w:ascii="Arial" w:cs="Arial" w:eastAsia="Arial" w:hAnsi="Arial"/>
+                <w:sz w:val="20"/>
+                <w:szCs w:val="20"/>
+              </w:rPr>
+              <w:t xml:space="preserve">configuracion</w:t>
+            </w:r>
+          </w:p>
+        </w:tc>
+        <w:tc>
+          <w:tcPr>
+            <w:tcW w:type="dxa" w:w="2000"/>
+            <w:tcBorders>
+              <w:top w:val="single" w:color="CCCCCC" w:sz="1"/>
+              <w:left w:val="single" w:color="CCCCCC" w:sz="1"/>
+              <w:bottom w:val="single" w:color="CCCCCC" w:sz="1"/>
+              <w:right w:val="single" w:color="CCCCCC" w:sz="1"/>
+            </w:tcBorders>
+            <w:shd w:fill="FFFFFF" w:val="clear"/>
+            <w:tcMar>
+              <w:top w:type="dxa" w:w="80"/>
+              <w:left w:type="dxa" w:w="120"/>
+              <w:bottom w:type="dxa" w:w="80"/>
+              <w:right w:type="dxa" w:w="120"/>
+            </w:tcMar>
+          </w:tcPr>
+          <w:p>
+            <w:r>
+              <w:rPr>
+                <w:rFonts w:ascii="Arial" w:cs="Arial" w:eastAsia="Arial" w:hAnsi="Arial"/>
+                <w:sz w:val="20"/>
+                <w:szCs w:val="20"/>
+              </w:rPr>
+              <w:t xml:space="preserve">Pública</w:t>
+            </w:r>
+          </w:p>
+        </w:tc>
+        <w:tc>
+          <w:tcPr>
+            <w:tcW w:type="dxa" w:w="4360"/>
+            <w:tcBorders>
+              <w:top w:val="single" w:color="CCCCCC" w:sz="1"/>
+              <w:left w:val="single" w:color="CCCCCC" w:sz="1"/>
+              <w:bottom w:val="single" w:color="CCCCCC" w:sz="1"/>
+              <w:right w:val="single" w:color="CCCCCC" w:sz="1"/>
+            </w:tcBorders>
+            <w:shd w:fill="FFFFFF" w:val="clear"/>
+            <w:tcMar>
+              <w:top w:type="dxa" w:w="80"/>
+              <w:left w:type="dxa" w:w="120"/>
+              <w:bottom w:type="dxa" w:w="80"/>
+              <w:right w:type="dxa" w:w="120"/>
+            </w:tcMar>
+          </w:tcPr>
+          <w:p>
+            <w:r>
+              <w:rPr>
+                <w:rFonts w:ascii="Arial" w:cs="Arial" w:eastAsia="Arial" w:hAnsi="Arial"/>
+                <w:sz w:val="20"/>
+                <w:szCs w:val="20"/>
+              </w:rPr>
+              <w:t xml:space="preserve">Admin</w:t>
+            </w:r>
+          </w:p>
+        </w:tc>
+      </w:tr>
+      <w:tr>
+        <w:tc>
+          <w:tcPr>
+            <w:tcW w:type="dxa" w:w="3000"/>
+            <w:tcBorders>
+              <w:top w:val="single" w:color="CCCCCC" w:sz="1"/>
+              <w:left w:val="single" w:color="CCCCCC" w:sz="1"/>
+              <w:bottom w:val="single" w:color="CCCCCC" w:sz="1"/>
+              <w:right w:val="single" w:color="CCCCCC" w:sz="1"/>
+            </w:tcBorders>
+            <w:shd w:fill="EBF3FB" w:val="clear"/>
+            <w:tcMar>
+              <w:top w:type="dxa" w:w="80"/>
+              <w:left w:type="dxa" w:w="120"/>
+              <w:bottom w:type="dxa" w:w="80"/>
+              <w:right w:type="dxa" w:w="120"/>
+            </w:tcMar>
+          </w:tcPr>
+          <w:p>
+            <w:r>
+              <w:rPr>
+                <w:rFonts w:ascii="Arial" w:cs="Arial" w:eastAsia="Arial" w:hAnsi="Arial"/>
+                <w:sz w:val="20"/>
+                <w:szCs w:val="20"/>
+              </w:rPr>
+              <w:t xml:space="preserve">frecuencias_recurrencia</w:t>
+            </w:r>
+          </w:p>
+        </w:tc>
+        <w:tc>
+          <w:tcPr>
+            <w:tcW w:type="dxa" w:w="2000"/>
+            <w:tcBorders>
+              <w:top w:val="single" w:color="CCCCCC" w:sz="1"/>
+              <w:left w:val="single" w:color="CCCCCC" w:sz="1"/>
+              <w:bottom w:val="single" w:color="CCCCCC" w:sz="1"/>
+              <w:right w:val="single" w:color="CCCCCC" w:sz="1"/>
+            </w:tcBorders>
+            <w:shd w:fill="EBF3FB" w:val="clear"/>
+            <w:tcMar>
+              <w:top w:type="dxa" w:w="80"/>
+              <w:left w:type="dxa" w:w="120"/>
+              <w:bottom w:type="dxa" w:w="80"/>
+              <w:right w:type="dxa" w:w="120"/>
+            </w:tcMar>
+          </w:tcPr>
+          <w:p>
+            <w:r>
+              <w:rPr>
+                <w:rFonts w:ascii="Arial" w:cs="Arial" w:eastAsia="Arial" w:hAnsi="Arial"/>
+                <w:sz w:val="20"/>
+                <w:szCs w:val="20"/>
+              </w:rPr>
+              <w:t xml:space="preserve">Pública</w:t>
+            </w:r>
+          </w:p>
+        </w:tc>
+        <w:tc>
+          <w:tcPr>
+            <w:tcW w:type="dxa" w:w="4360"/>
+            <w:tcBorders>
+              <w:top w:val="single" w:color="CCCCCC" w:sz="1"/>
+              <w:left w:val="single" w:color="CCCCCC" w:sz="1"/>
+              <w:bottom w:val="single" w:color="CCCCCC" w:sz="1"/>
+              <w:right w:val="single" w:color="CCCCCC" w:sz="1"/>
+            </w:tcBorders>
+            <w:shd w:fill="EBF3FB" w:val="clear"/>
+            <w:tcMar>
+              <w:top w:type="dxa" w:w="80"/>
+              <w:left w:type="dxa" w:w="120"/>
+              <w:bottom w:type="dxa" w:w="80"/>
+              <w:right w:type="dxa" w:w="120"/>
+            </w:tcMar>
+          </w:tcPr>
+          <w:p>
+            <w:r>
+              <w:rPr>
+                <w:rFonts w:ascii="Arial" w:cs="Arial" w:eastAsia="Arial" w:hAnsi="Arial"/>
+                <w:sz w:val="20"/>
+                <w:szCs w:val="20"/>
+              </w:rPr>
+              <w:t xml:space="preserve">Admin</w:t>
+            </w:r>
+          </w:p>
+        </w:tc>
+      </w:tr>
+      <w:tr>
+        <w:tc>
+          <w:tcPr>
+            <w:tcW w:type="dxa" w:w="3000"/>
+            <w:tcBorders>
+              <w:top w:val="single" w:color="CCCCCC" w:sz="1"/>
+              <w:left w:val="single" w:color="CCCCCC" w:sz="1"/>
+              <w:bottom w:val="single" w:color="CCCCCC" w:sz="1"/>
+              <w:right w:val="single" w:color="CCCCCC" w:sz="1"/>
+            </w:tcBorders>
+            <w:shd w:fill="FFFFFF" w:val="clear"/>
+            <w:tcMar>
+              <w:top w:type="dxa" w:w="80"/>
+              <w:left w:type="dxa" w:w="120"/>
+              <w:bottom w:type="dxa" w:w="80"/>
+              <w:right w:type="dxa" w:w="120"/>
+            </w:tcMar>
+          </w:tcPr>
+          <w:p>
+            <w:r>
+              <w:rPr>
+                <w:rFonts w:ascii="Arial" w:cs="Arial" w:eastAsia="Arial" w:hAnsi="Arial"/>
+                <w:sz w:val="20"/>
+                <w:szCs w:val="20"/>
+              </w:rPr>
+              <w:t xml:space="preserve">tipos_proyecto</w:t>
+            </w:r>
+          </w:p>
+        </w:tc>
+        <w:tc>
+          <w:tcPr>
+            <w:tcW w:type="dxa" w:w="2000"/>
+            <w:tcBorders>
+              <w:top w:val="single" w:color="CCCCCC" w:sz="1"/>
+              <w:left w:val="single" w:color="CCCCCC" w:sz="1"/>
+              <w:bottom w:val="single" w:color="CCCCCC" w:sz="1"/>
+              <w:right w:val="single" w:color="CCCCCC" w:sz="1"/>
+            </w:tcBorders>
+            <w:shd w:fill="FFFFFF" w:val="clear"/>
+            <w:tcMar>
+              <w:top w:type="dxa" w:w="80"/>
+              <w:left w:type="dxa" w:w="120"/>
+              <w:bottom w:type="dxa" w:w="80"/>
+              <w:right w:type="dxa" w:w="120"/>
+            </w:tcMar>
+          </w:tcPr>
+          <w:p>
+            <w:r>
+              <w:rPr>
+                <w:rFonts w:ascii="Arial" w:cs="Arial" w:eastAsia="Arial" w:hAnsi="Arial"/>
+                <w:sz w:val="20"/>
+                <w:szCs w:val="20"/>
+              </w:rPr>
+              <w:t xml:space="preserve">Pública</w:t>
+            </w:r>
+          </w:p>
+        </w:tc>
+        <w:tc>
+          <w:tcPr>
+            <w:tcW w:type="dxa" w:w="4360"/>
+            <w:tcBorders>
+              <w:top w:val="single" w:color="CCCCCC" w:sz="1"/>
+              <w:left w:val="single" w:color="CCCCCC" w:sz="1"/>
+              <w:bottom w:val="single" w:color="CCCCCC" w:sz="1"/>
+              <w:right w:val="single" w:color="CCCCCC" w:sz="1"/>
+            </w:tcBorders>
+            <w:shd w:fill="FFFFFF" w:val="clear"/>
+            <w:tcMar>
+              <w:top w:type="dxa" w:w="80"/>
+              <w:left w:type="dxa" w:w="120"/>
+              <w:bottom w:type="dxa" w:w="80"/>
+              <w:right w:type="dxa" w:w="120"/>
+            </w:tcMar>
+          </w:tcPr>
+          <w:p>
+            <w:r>
+              <w:rPr>
+                <w:rFonts w:ascii="Arial" w:cs="Arial" w:eastAsia="Arial" w:hAnsi="Arial"/>
+                <w:sz w:val="20"/>
+                <w:szCs w:val="20"/>
+              </w:rPr>
+              <w:t xml:space="preserve">Admin</w:t>
+            </w:r>
+          </w:p>
+        </w:tc>
+      </w:tr>
+      <w:tr>
+        <w:tc>
+          <w:tcPr>
+            <w:tcW w:type="dxa" w:w="3000"/>
+            <w:tcBorders>
+              <w:top w:val="single" w:color="CCCCCC" w:sz="1"/>
+              <w:left w:val="single" w:color="CCCCCC" w:sz="1"/>
+              <w:bottom w:val="single" w:color="CCCCCC" w:sz="1"/>
+              <w:right w:val="single" w:color="CCCCCC" w:sz="1"/>
+            </w:tcBorders>
+            <w:shd w:fill="EBF3FB" w:val="clear"/>
+            <w:tcMar>
+              <w:top w:type="dxa" w:w="80"/>
+              <w:left w:type="dxa" w:w="120"/>
+              <w:bottom w:type="dxa" w:w="80"/>
+              <w:right w:type="dxa" w:w="120"/>
+            </w:tcMar>
+          </w:tcPr>
+          <w:p>
+            <w:r>
+              <w:rPr>
+                <w:rFonts w:ascii="Arial" w:cs="Arial" w:eastAsia="Arial" w:hAnsi="Arial"/>
+                <w:sz w:val="20"/>
+                <w:szCs w:val="20"/>
+              </w:rPr>
+              <w:t xml:space="preserve">usuarios</w:t>
+            </w:r>
+          </w:p>
+        </w:tc>
+        <w:tc>
+          <w:tcPr>
+            <w:tcW w:type="dxa" w:w="2000"/>
+            <w:tcBorders>
+              <w:top w:val="single" w:color="CCCCCC" w:sz="1"/>
+              <w:left w:val="single" w:color="CCCCCC" w:sz="1"/>
+              <w:bottom w:val="single" w:color="CCCCCC" w:sz="1"/>
+              <w:right w:val="single" w:color="CCCCCC" w:sz="1"/>
+            </w:tcBorders>
+            <w:shd w:fill="EBF3FB" w:val="clear"/>
+            <w:tcMar>
+              <w:top w:type="dxa" w:w="80"/>
+              <w:left w:type="dxa" w:w="120"/>
+              <w:bottom w:type="dxa" w:w="80"/>
+              <w:right w:type="dxa" w:w="120"/>
+            </w:tcMar>
+          </w:tcPr>
+          <w:p>
+            <w:r>
+              <w:rPr>
+                <w:rFonts w:ascii="Arial" w:cs="Arial" w:eastAsia="Arial" w:hAnsi="Arial"/>
+                <w:sz w:val="20"/>
+                <w:szCs w:val="20"/>
+              </w:rPr>
+              <w:t xml:space="preserve">Autenticados</w:t>
+            </w:r>
+          </w:p>
+        </w:tc>
+        <w:tc>
+          <w:tcPr>
+            <w:tcW w:type="dxa" w:w="4360"/>
+            <w:tcBorders>
+              <w:top w:val="single" w:color="CCCCCC" w:sz="1"/>
+              <w:left w:val="single" w:color="CCCCCC" w:sz="1"/>
+              <w:bottom w:val="single" w:color="CCCCCC" w:sz="1"/>
+              <w:right w:val="single" w:color="CCCCCC" w:sz="1"/>
+            </w:tcBorders>
+            <w:shd w:fill="EBF3FB" w:val="clear"/>
+            <w:tcMar>
+              <w:top w:type="dxa" w:w="80"/>
+              <w:left w:type="dxa" w:w="120"/>
+              <w:bottom w:type="dxa" w:w="80"/>
+              <w:right w:type="dxa" w:w="120"/>
+            </w:tcMar>
+          </w:tcPr>
+          <w:p>
+            <w:r>
+              <w:rPr>
+                <w:rFonts w:ascii="Arial" w:cs="Arial" w:eastAsia="Arial" w:hAnsi="Arial"/>
+                <w:sz w:val="20"/>
+                <w:szCs w:val="20"/>
+              </w:rPr>
+              <w:t xml:space="preserve">Admin / propio usuario</w:t>
+            </w:r>
+          </w:p>
+        </w:tc>
+      </w:tr>
+      <w:tr>
+        <w:tc>
+          <w:tcPr>
+            <w:tcW w:type="dxa" w:w="3000"/>
+            <w:tcBorders>
+              <w:top w:val="single" w:color="CCCCCC" w:sz="1"/>
+              <w:left w:val="single" w:color="CCCCCC" w:sz="1"/>
+              <w:bottom w:val="single" w:color="CCCCCC" w:sz="1"/>
+              <w:right w:val="single" w:color="CCCCCC" w:sz="1"/>
+            </w:tcBorders>
+            <w:shd w:fill="FFFFFF" w:val="clear"/>
+            <w:tcMar>
+              <w:top w:type="dxa" w:w="80"/>
+              <w:left w:type="dxa" w:w="120"/>
+              <w:bottom w:type="dxa" w:w="80"/>
+              <w:right w:type="dxa" w:w="120"/>
+            </w:tcMar>
+          </w:tcPr>
+          <w:p>
+            <w:r>
+              <w:rPr>
+                <w:rFonts w:ascii="Arial" w:cs="Arial" w:eastAsia="Arial" w:hAnsi="Arial"/>
+                <w:sz w:val="20"/>
+                <w:szCs w:val="20"/>
+              </w:rPr>
+              <w:t xml:space="preserve">personas</w:t>
+            </w:r>
+          </w:p>
+        </w:tc>
+        <w:tc>
+          <w:tcPr>
+            <w:tcW w:type="dxa" w:w="2000"/>
+            <w:tcBorders>
+              <w:top w:val="single" w:color="CCCCCC" w:sz="1"/>
+              <w:left w:val="single" w:color="CCCCCC" w:sz="1"/>
+              <w:bottom w:val="single" w:color="CCCCCC" w:sz="1"/>
+              <w:right w:val="single" w:color="CCCCCC" w:sz="1"/>
+            </w:tcBorders>
+            <w:shd w:fill="FFFFFF" w:val="clear"/>
+            <w:tcMar>
+              <w:top w:type="dxa" w:w="80"/>
+              <w:left w:type="dxa" w:w="120"/>
+              <w:bottom w:type="dxa" w:w="80"/>
+              <w:right w:type="dxa" w:w="120"/>
+            </w:tcMar>
+          </w:tcPr>
+          <w:p>
+            <w:r>
+              <w:rPr>
+                <w:rFonts w:ascii="Arial" w:cs="Arial" w:eastAsia="Arial" w:hAnsi="Arial"/>
+                <w:sz w:val="20"/>
+                <w:szCs w:val="20"/>
+              </w:rPr>
+              <w:t xml:space="preserve">Autenticados</w:t>
+            </w:r>
+          </w:p>
+        </w:tc>
+        <w:tc>
+          <w:tcPr>
+            <w:tcW w:type="dxa" w:w="4360"/>
+            <w:tcBorders>
+              <w:top w:val="single" w:color="CCCCCC" w:sz="1"/>
+              <w:left w:val="single" w:color="CCCCCC" w:sz="1"/>
+              <w:bottom w:val="single" w:color="CCCCCC" w:sz="1"/>
+              <w:right w:val="single" w:color="CCCCCC" w:sz="1"/>
+            </w:tcBorders>
+            <w:shd w:fill="FFFFFF" w:val="clear"/>
+            <w:tcMar>
+              <w:top w:type="dxa" w:w="80"/>
+              <w:left w:type="dxa" w:w="120"/>
+              <w:bottom w:type="dxa" w:w="80"/>
+              <w:right w:type="dxa" w:w="120"/>
+            </w:tcMar>
+          </w:tcPr>
+          <w:p>
+            <w:r>
+              <w:rPr>
+                <w:rFonts w:ascii="Arial" w:cs="Arial" w:eastAsia="Arial" w:hAnsi="Arial"/>
+                <w:sz w:val="20"/>
+                <w:szCs w:val="20"/>
+              </w:rPr>
+              <w:t xml:space="preserve">Editor/Admin</w:t>
+            </w:r>
+          </w:p>
+        </w:tc>
+      </w:tr>
+      <w:tr>
+        <w:tc>
+          <w:tcPr>
+            <w:tcW w:type="dxa" w:w="3000"/>
+            <w:tcBorders>
+              <w:top w:val="single" w:color="CCCCCC" w:sz="1"/>
+              <w:left w:val="single" w:color="CCCCCC" w:sz="1"/>
+              <w:bottom w:val="single" w:color="CCCCCC" w:sz="1"/>
+              <w:right w:val="single" w:color="CCCCCC" w:sz="1"/>
+            </w:tcBorders>
+            <w:shd w:fill="EBF3FB" w:val="clear"/>
+            <w:tcMar>
+              <w:top w:type="dxa" w:w="80"/>
+              <w:left w:type="dxa" w:w="120"/>
+              <w:bottom w:type="dxa" w:w="80"/>
+              <w:right w:type="dxa" w:w="120"/>
+            </w:tcMar>
+          </w:tcPr>
+          <w:p>
+            <w:r>
+              <w:rPr>
+                <w:rFonts w:ascii="Arial" w:cs="Arial" w:eastAsia="Arial" w:hAnsi="Arial"/>
+                <w:sz w:val="20"/>
+                <w:szCs w:val="20"/>
+              </w:rPr>
+              <w:t xml:space="preserve">socios</w:t>
+            </w:r>
+          </w:p>
+        </w:tc>
+        <w:tc>
+          <w:tcPr>
+            <w:tcW w:type="dxa" w:w="2000"/>
+            <w:tcBorders>
+              <w:top w:val="single" w:color="CCCCCC" w:sz="1"/>
+              <w:left w:val="single" w:color="CCCCCC" w:sz="1"/>
+              <w:bottom w:val="single" w:color="CCCCCC" w:sz="1"/>
+              <w:right w:val="single" w:color="CCCCCC" w:sz="1"/>
+            </w:tcBorders>
+            <w:shd w:fill="EBF3FB" w:val="clear"/>
+            <w:tcMar>
+              <w:top w:type="dxa" w:w="80"/>
+              <w:left w:type="dxa" w:w="120"/>
+              <w:bottom w:type="dxa" w:w="80"/>
+              <w:right w:type="dxa" w:w="120"/>
+            </w:tcMar>
+          </w:tcPr>
+          <w:p>
+            <w:r>
+              <w:rPr>
+                <w:rFonts w:ascii="Arial" w:cs="Arial" w:eastAsia="Arial" w:hAnsi="Arial"/>
+                <w:sz w:val="20"/>
+                <w:szCs w:val="20"/>
+              </w:rPr>
+              <w:t xml:space="preserve">Autenticados</w:t>
+            </w:r>
+          </w:p>
+        </w:tc>
+        <w:tc>
+          <w:tcPr>
+            <w:tcW w:type="dxa" w:w="4360"/>
+            <w:tcBorders>
+              <w:top w:val="single" w:color="CCCCCC" w:sz="1"/>
+              <w:left w:val="single" w:color="CCCCCC" w:sz="1"/>
+              <w:bottom w:val="single" w:color="CCCCCC" w:sz="1"/>
+              <w:right w:val="single" w:color="CCCCCC" w:sz="1"/>
+            </w:tcBorders>
+            <w:shd w:fill="EBF3FB" w:val="clear"/>
+            <w:tcMar>
+              <w:top w:type="dxa" w:w="80"/>
+              <w:left w:type="dxa" w:w="120"/>
+              <w:bottom w:type="dxa" w:w="80"/>
+              <w:right w:type="dxa" w:w="120"/>
+            </w:tcMar>
+          </w:tcPr>
+          <w:p>
+            <w:r>
+              <w:rPr>
+                <w:rFonts w:ascii="Arial" w:cs="Arial" w:eastAsia="Arial" w:hAnsi="Arial"/>
+                <w:sz w:val="20"/>
+                <w:szCs w:val="20"/>
+              </w:rPr>
+              <w:t xml:space="preserve">Editor/Admin</w:t>
+            </w:r>
+          </w:p>
+        </w:tc>
+      </w:tr>
+      <w:tr>
+        <w:tc>
+          <w:tcPr>
+            <w:tcW w:type="dxa" w:w="3000"/>
+            <w:tcBorders>
+              <w:top w:val="single" w:color="CCCCCC" w:sz="1"/>
+              <w:left w:val="single" w:color="CCCCCC" w:sz="1"/>
+              <w:bottom w:val="single" w:color="CCCCCC" w:sz="1"/>
+              <w:right w:val="single" w:color="CCCCCC" w:sz="1"/>
+            </w:tcBorders>
+            <w:shd w:fill="FFFFFF" w:val="clear"/>
+            <w:tcMar>
+              <w:top w:type="dxa" w:w="80"/>
+              <w:left w:type="dxa" w:w="120"/>
+              <w:bottom w:type="dxa" w:w="80"/>
+              <w:right w:type="dxa" w:w="120"/>
+            </w:tcMar>
+          </w:tcPr>
+          <w:p>
+            <w:r>
+              <w:rPr>
+                <w:rFonts w:ascii="Arial" w:cs="Arial" w:eastAsia="Arial" w:hAnsi="Arial"/>
+                <w:sz w:val="20"/>
+                <w:szCs w:val="20"/>
+              </w:rPr>
+              <w:t xml:space="preserve">cuotas</w:t>
+            </w:r>
+          </w:p>
+        </w:tc>
+        <w:tc>
+          <w:tcPr>
+            <w:tcW w:type="dxa" w:w="2000"/>
+            <w:tcBorders>
+              <w:top w:val="single" w:color="CCCCCC" w:sz="1"/>
+              <w:left w:val="single" w:color="CCCCCC" w:sz="1"/>
+              <w:bottom w:val="single" w:color="CCCCCC" w:sz="1"/>
+              <w:right w:val="single" w:color="CCCCCC" w:sz="1"/>
+            </w:tcBorders>
+            <w:shd w:fill="FFFFFF" w:val="clear"/>
+            <w:tcMar>
+              <w:top w:type="dxa" w:w="80"/>
+              <w:left w:type="dxa" w:w="120"/>
+              <w:bottom w:type="dxa" w:w="80"/>
+              <w:right w:type="dxa" w:w="120"/>
+            </w:tcMar>
+          </w:tcPr>
+          <w:p>
+            <w:r>
+              <w:rPr>
+                <w:rFonts w:ascii="Arial" w:cs="Arial" w:eastAsia="Arial" w:hAnsi="Arial"/>
+                <w:sz w:val="20"/>
+                <w:szCs w:val="20"/>
+              </w:rPr>
+              <w:t xml:space="preserve">Autenticados</w:t>
+            </w:r>
+          </w:p>
+        </w:tc>
+        <w:tc>
+          <w:tcPr>
+            <w:tcW w:type="dxa" w:w="4360"/>
+            <w:tcBorders>
+              <w:top w:val="single" w:color="CCCCCC" w:sz="1"/>
+              <w:left w:val="single" w:color="CCCCCC" w:sz="1"/>
+              <w:bottom w:val="single" w:color="CCCCCC" w:sz="1"/>
+              <w:right w:val="single" w:color="CCCCCC" w:sz="1"/>
+            </w:tcBorders>
+            <w:shd w:fill="FFFFFF" w:val="clear"/>
+            <w:tcMar>
+              <w:top w:type="dxa" w:w="80"/>
+              <w:left w:type="dxa" w:w="120"/>
+              <w:bottom w:type="dxa" w:w="80"/>
+              <w:right w:type="dxa" w:w="120"/>
+            </w:tcMar>
+          </w:tcPr>
+          <w:p>
+            <w:r>
+              <w:rPr>
+                <w:rFonts w:ascii="Arial" w:cs="Arial" w:eastAsia="Arial" w:hAnsi="Arial"/>
+                <w:sz w:val="20"/>
+                <w:szCs w:val="20"/>
+              </w:rPr>
+              <w:t xml:space="preserve">Editor/Admin</w:t>
+            </w:r>
+          </w:p>
+        </w:tc>
+      </w:tr>
+      <w:tr>
+        <w:tc>
+          <w:tcPr>
+            <w:tcW w:type="dxa" w:w="3000"/>
+            <w:tcBorders>
+              <w:top w:val="single" w:color="CCCCCC" w:sz="1"/>
+              <w:left w:val="single" w:color="CCCCCC" w:sz="1"/>
+              <w:bottom w:val="single" w:color="CCCCCC" w:sz="1"/>
+              <w:right w:val="single" w:color="CCCCCC" w:sz="1"/>
+            </w:tcBorders>
+            <w:shd w:fill="EBF3FB" w:val="clear"/>
+            <w:tcMar>
+              <w:top w:type="dxa" w:w="80"/>
+              <w:left w:type="dxa" w:w="120"/>
+              <w:bottom w:type="dxa" w:w="80"/>
+              <w:right w:type="dxa" w:w="120"/>
+            </w:tcMar>
+          </w:tcPr>
+          <w:p>
+            <w:r>
+              <w:rPr>
+                <w:rFonts w:ascii="Arial" w:cs="Arial" w:eastAsia="Arial" w:hAnsi="Arial"/>
+                <w:sz w:val="20"/>
+                <w:szCs w:val="20"/>
+              </w:rPr>
+              <w:t xml:space="preserve">invitaciones</w:t>
+            </w:r>
+          </w:p>
+        </w:tc>
+        <w:tc>
+          <w:tcPr>
+            <w:tcW w:type="dxa" w:w="2000"/>
+            <w:tcBorders>
+              <w:top w:val="single" w:color="CCCCCC" w:sz="1"/>
+              <w:left w:val="single" w:color="CCCCCC" w:sz="1"/>
+              <w:bottom w:val="single" w:color="CCCCCC" w:sz="1"/>
+              <w:right w:val="single" w:color="CCCCCC" w:sz="1"/>
+            </w:tcBorders>
+            <w:shd w:fill="EBF3FB" w:val="clear"/>
+            <w:tcMar>
+              <w:top w:type="dxa" w:w="80"/>
+              <w:left w:type="dxa" w:w="120"/>
+              <w:bottom w:type="dxa" w:w="80"/>
+              <w:right w:type="dxa" w:w="120"/>
+            </w:tcMar>
+          </w:tcPr>
+          <w:p>
+            <w:r>
+              <w:rPr>
+                <w:rFonts w:ascii="Arial" w:cs="Arial" w:eastAsia="Arial" w:hAnsi="Arial"/>
+                <w:sz w:val="20"/>
+                <w:szCs w:val="20"/>
+              </w:rPr>
+              <w:t xml:space="preserve">Autenticados</w:t>
+            </w:r>
+          </w:p>
+        </w:tc>
+        <w:tc>
+          <w:tcPr>
+            <w:tcW w:type="dxa" w:w="4360"/>
+            <w:tcBorders>
+              <w:top w:val="single" w:color="CCCCCC" w:sz="1"/>
+              <w:left w:val="single" w:color="CCCCCC" w:sz="1"/>
+              <w:bottom w:val="single" w:color="CCCCCC" w:sz="1"/>
+              <w:right w:val="single" w:color="CCCCCC" w:sz="1"/>
+            </w:tcBorders>
+            <w:shd w:fill="EBF3FB" w:val="clear"/>
+            <w:tcMar>
+              <w:top w:type="dxa" w:w="80"/>
+              <w:left w:type="dxa" w:w="120"/>
+              <w:bottom w:type="dxa" w:w="80"/>
+              <w:right w:type="dxa" w:w="120"/>
+            </w:tcMar>
+          </w:tcPr>
+          <w:p>
+            <w:r>
+              <w:rPr>
+                <w:rFonts w:ascii="Arial" w:cs="Arial" w:eastAsia="Arial" w:hAnsi="Arial"/>
+                <w:sz w:val="20"/>
+                <w:szCs w:val="20"/>
+              </w:rPr>
+              <w:t xml:space="preserve">Editor/Admin</w:t>
+            </w:r>
+          </w:p>
+        </w:tc>
+      </w:tr>
+      <w:tr>
+        <w:tc>
+          <w:tcPr>
+            <w:tcW w:type="dxa" w:w="3000"/>
+            <w:tcBorders>
+              <w:top w:val="single" w:color="CCCCCC" w:sz="1"/>
+              <w:left w:val="single" w:color="CCCCCC" w:sz="1"/>
+              <w:bottom w:val="single" w:color="CCCCCC" w:sz="1"/>
+              <w:right w:val="single" w:color="CCCCCC" w:sz="1"/>
+            </w:tcBorders>
+            <w:shd w:fill="FFFFFF" w:val="clear"/>
+            <w:tcMar>
+              <w:top w:type="dxa" w:w="80"/>
+              <w:left w:type="dxa" w:w="120"/>
+              <w:bottom w:type="dxa" w:w="80"/>
+              <w:right w:type="dxa" w:w="120"/>
+            </w:tcMar>
+          </w:tcPr>
+          <w:p>
+            <w:r>
+              <w:rPr>
+                <w:rFonts w:ascii="Arial" w:cs="Arial" w:eastAsia="Arial" w:hAnsi="Arial"/>
+                <w:sz w:val="20"/>
+                <w:szCs w:val="20"/>
+              </w:rPr>
+              <w:t xml:space="preserve">log_cambios</w:t>
+            </w:r>
+          </w:p>
+        </w:tc>
+        <w:tc>
+          <w:tcPr>
+            <w:tcW w:type="dxa" w:w="2000"/>
+            <w:tcBorders>
+              <w:top w:val="single" w:color="CCCCCC" w:sz="1"/>
+              <w:left w:val="single" w:color="CCCCCC" w:sz="1"/>
+              <w:bottom w:val="single" w:color="CCCCCC" w:sz="1"/>
+              <w:right w:val="single" w:color="CCCCCC" w:sz="1"/>
+            </w:tcBorders>
+            <w:shd w:fill="FFFFFF" w:val="clear"/>
+            <w:tcMar>
+              <w:top w:type="dxa" w:w="80"/>
+              <w:left w:type="dxa" w:w="120"/>
+              <w:bottom w:type="dxa" w:w="80"/>
+              <w:right w:type="dxa" w:w="120"/>
+            </w:tcMar>
+          </w:tcPr>
+          <w:p>
+            <w:r>
+              <w:rPr>
+                <w:rFonts w:ascii="Arial" w:cs="Arial" w:eastAsia="Arial" w:hAnsi="Arial"/>
+                <w:sz w:val="20"/>
+                <w:szCs w:val="20"/>
+              </w:rPr>
+              <w:t xml:space="preserve">Auditor/Admin</w:t>
+            </w:r>
+          </w:p>
+        </w:tc>
+        <w:tc>
+          <w:tcPr>
+            <w:tcW w:type="dxa" w:w="4360"/>
+            <w:tcBorders>
+              <w:top w:val="single" w:color="CCCCCC" w:sz="1"/>
+              <w:left w:val="single" w:color="CCCCCC" w:sz="1"/>
+              <w:bottom w:val="single" w:color="CCCCCC" w:sz="1"/>
+              <w:right w:val="single" w:color="CCCCCC" w:sz="1"/>
+            </w:tcBorders>
+            <w:shd w:fill="FFFFFF" w:val="clear"/>
+            <w:tcMar>
+              <w:top w:type="dxa" w:w="80"/>
+              <w:left w:type="dxa" w:w="120"/>
+              <w:bottom w:type="dxa" w:w="80"/>
+              <w:right w:type="dxa" w:w="120"/>
+            </w:tcMar>
+          </w:tcPr>
+          <w:p>
+            <w:r>
+              <w:rPr>
+                <w:rFonts w:ascii="Arial" w:cs="Arial" w:eastAsia="Arial" w:hAnsi="Arial"/>
+                <w:sz w:val="20"/>
+                <w:szCs w:val="20"/>
+              </w:rPr>
+              <w:t xml:space="preserve">Autenticados (solo escritura)</w:t>
+            </w:r>
+          </w:p>
+        </w:tc>
+      </w:tr>
+    </w:tbl>
+    <w:p>
+      <w:pPr>
+        <w:spacing w:after="80" w:before="80"/>
+      </w:pPr>
+      <w:r>
+        <w:t xml:space="preserve"/>
+      </w:r>
+    </w:p>
+    <w:p>
+      <w:pPr>
+        <w:pStyle w:val="Heading2"/>
+      </w:pPr>
+      <w:r>
+        <w:rPr>
+          <w:rFonts w:ascii="Arial" w:cs="Arial" w:eastAsia="Arial" w:hAnsi="Arial"/>
+          <w:b/>
+          <w:bCs/>
+          <w:color w:val="2E75B6"/>
+          <w:sz w:val="26"/>
+          <w:szCs w:val="26"/>
+        </w:rPr>
+        <w:t xml:space="preserve">Entidad: BienInventario</w:t>
+      </w:r>
+    </w:p>
+    <w:p>
+      <w:pPr>
+        <w:spacing w:after="160" w:before="80"/>
+      </w:pPr>
+      <w:r>
+        <w:rPr>
+          <w:rFonts w:ascii="Arial" w:cs="Arial" w:eastAsia="Arial" w:hAnsi="Arial"/>
+          <w:i/>
+          <w:iCs/>
+          <w:color w:val="555555"/>
+          <w:sz w:val="18"/>
+          <w:szCs w:val="18"/>
+        </w:rPr>
+        <w:t xml:space="preserve">Código auto-generado formato INV-{año}-{correlativo}. Solo bienes muebles (NO materiales consumibles). Según manual ABC.gob.ar.</w:t>
       </w:r>
     </w:p>
     <w:tbl>
@@ -3641,7 +6111,7 @@
                 <w:sz w:val="20"/>
                 <w:szCs w:val="20"/>
               </w:rPr>
-              <w:t xml:space="preserve">App móvil + Web</w:t>
+              <w:t xml:space="preserve">id</w:t>
             </w:r>
           </w:p>
         </w:tc>
@@ -3669,7 +6139,7 @@
                 <w:sz w:val="20"/>
                 <w:szCs w:val="20"/>
               </w:rPr>
-              <w:t xml:space="preserve">Flutter 3.44.0</w:t>
+              <w:t xml:space="preserve">string</w:t>
             </w:r>
           </w:p>
         </w:tc>
@@ -3697,7 +6167,7 @@
                 <w:sz w:val="20"/>
                 <w:szCs w:val="20"/>
               </w:rPr>
-              <w:t xml:space="preserve">Un solo código base Android y Web</w:t>
+              <w:t xml:space="preserve"/>
             </w:r>
           </w:p>
         </w:tc>
@@ -3727,7 +6197,7 @@
                 <w:sz w:val="20"/>
                 <w:szCs w:val="20"/>
               </w:rPr>
-              <w:t xml:space="preserve">Base de datos</w:t>
+              <w:t xml:space="preserve">codigo</w:t>
             </w:r>
           </w:p>
         </w:tc>
@@ -3755,7 +6225,7 @@
                 <w:sz w:val="20"/>
                 <w:szCs w:val="20"/>
               </w:rPr>
-              <w:t xml:space="preserve">Firebase Firestore</w:t>
+              <w:t xml:space="preserve">string</w:t>
             </w:r>
           </w:p>
         </w:tc>
@@ -3783,7 +6253,7 @@
                 <w:sz w:val="20"/>
                 <w:szCs w:val="20"/>
               </w:rPr>
-              <w:t xml:space="preserve">Tiempo real, sin servidor</w:t>
+              <w:t xml:space="preserve">INV-{año}-{correlativo}. Auto-generado</w:t>
             </w:r>
           </w:p>
         </w:tc>
@@ -3813,7 +6283,7 @@
                 <w:sz w:val="20"/>
                 <w:szCs w:val="20"/>
               </w:rPr>
-              <w:t xml:space="preserve">Autenticación</w:t>
+              <w:t xml:space="preserve">descripcion</w:t>
             </w:r>
           </w:p>
         </w:tc>
@@ -3841,7 +6311,7 @@
                 <w:sz w:val="20"/>
                 <w:szCs w:val="20"/>
               </w:rPr>
-              <w:t xml:space="preserve">Firebase Auth</w:t>
+              <w:t xml:space="preserve">string</w:t>
             </w:r>
           </w:p>
         </w:tc>
@@ -3869,7 +6339,7 @@
                 <w:sz w:val="20"/>
                 <w:szCs w:val="20"/>
               </w:rPr>
-              <w:t xml:space="preserve">Email y contraseña</w:t>
+              <w:t xml:space="preserve">Marca, color, características</w:t>
             </w:r>
           </w:p>
         </w:tc>
@@ -3899,7 +6369,7 @@
                 <w:sz w:val="20"/>
                 <w:szCs w:val="20"/>
               </w:rPr>
-              <w:t xml:space="preserve">Almacenamiento</w:t>
+              <w:t xml:space="preserve">estado</w:t>
             </w:r>
           </w:p>
         </w:tc>
@@ -3927,7 +6397,7 @@
                 <w:sz w:val="20"/>
                 <w:szCs w:val="20"/>
               </w:rPr>
-              <w:t xml:space="preserve">Firebase Storage</w:t>
+              <w:t xml:space="preserve">string</w:t>
             </w:r>
           </w:p>
         </w:tc>
@@ -3955,7 +6425,7 @@
                 <w:sz w:val="20"/>
                 <w:szCs w:val="20"/>
               </w:rPr>
-              <w:t xml:space="preserve">Comprobantes en comprobantes/{tipo}/{año}/{mes}/</w:t>
+              <w:t xml:space="preserve">bueno / regular / malo / dado_de_baja</w:t>
             </w:r>
           </w:p>
         </w:tc>
@@ -3985,7 +6455,7 @@
                 <w:sz w:val="20"/>
                 <w:szCs w:val="20"/>
               </w:rPr>
-              <w:t xml:space="preserve">Reglas de seguridad</w:t>
+              <w:t xml:space="preserve">ubicacion</w:t>
             </w:r>
           </w:p>
         </w:tc>
@@ -4013,7 +6483,7 @@
                 <w:sz w:val="20"/>
                 <w:szCs w:val="20"/>
               </w:rPr>
-              <w:t xml:space="preserve">Firestore Rules</w:t>
+              <w:t xml:space="preserve">string</w:t>
             </w:r>
           </w:p>
         </w:tc>
@@ -4041,7 +6511,7 @@
                 <w:sz w:val="20"/>
                 <w:szCs w:val="20"/>
               </w:rPr>
-              <w:t xml:space="preserve">Desplegadas, controlan acceso por rol</w:t>
+              <w:t xml:space="preserve">Opcional. Ej: Aula 3, Depósito</w:t>
             </w:r>
           </w:p>
         </w:tc>
@@ -4071,7 +6541,7 @@
                 <w:sz w:val="20"/>
                 <w:szCs w:val="20"/>
               </w:rPr>
-              <w:t xml:space="preserve">Estado</w:t>
+              <w:t xml:space="preserve">categoriaInventario</w:t>
             </w:r>
           </w:p>
         </w:tc>
@@ -4099,7 +6569,7 @@
                 <w:sz w:val="20"/>
                 <w:szCs w:val="20"/>
               </w:rPr>
-              <w:t xml:space="preserve">Provider</w:t>
+              <w:t xml:space="preserve">string</w:t>
             </w:r>
           </w:p>
         </w:tc>
@@ -4127,7 +6597,7 @@
                 <w:sz w:val="20"/>
                 <w:szCs w:val="20"/>
               </w:rPr>
-              <w:t xml:space="preserve">ChangeNotifier pattern</w:t>
+              <w:t xml:space="preserve">Opcional. Ej: Mobiliario, Tecnología, Musical</w:t>
             </w:r>
           </w:p>
         </w:tc>
@@ -4157,7 +6627,7 @@
                 <w:sz w:val="20"/>
                 <w:szCs w:val="20"/>
               </w:rPr>
-              <w:t xml:space="preserve">Repositorio</w:t>
+              <w:t xml:space="preserve">fechaAlta</w:t>
             </w:r>
           </w:p>
         </w:tc>
@@ -4185,7 +6655,7 @@
                 <w:sz w:val="20"/>
                 <w:szCs w:val="20"/>
               </w:rPr>
-              <w:t xml:space="preserve">GitHub (público)</w:t>
+              <w:t xml:space="preserve">timestamp</w:t>
             </w:r>
           </w:p>
         </w:tc>
@@ -4213,7 +6683,1297 @@
                 <w:sz w:val="20"/>
                 <w:szCs w:val="20"/>
               </w:rPr>
-              <w:t xml:space="preserve">Código abierto</w:t>
+              <w:t xml:space="preserve">Fecha de compra o recepción</w:t>
+            </w:r>
+          </w:p>
+        </w:tc>
+      </w:tr>
+      <w:tr>
+        <w:tc>
+          <w:tcPr>
+            <w:tcW w:type="dxa" w:w="2200"/>
+            <w:tcBorders>
+              <w:top w:val="single" w:color="CCCCCC" w:sz="1"/>
+              <w:left w:val="single" w:color="CCCCCC" w:sz="1"/>
+              <w:bottom w:val="single" w:color="CCCCCC" w:sz="1"/>
+              <w:right w:val="single" w:color="CCCCCC" w:sz="1"/>
+            </w:tcBorders>
+            <w:shd w:fill="FFFFFF" w:val="clear"/>
+            <w:tcMar>
+              <w:top w:type="dxa" w:w="80"/>
+              <w:left w:type="dxa" w:w="120"/>
+              <w:bottom w:type="dxa" w:w="80"/>
+              <w:right w:type="dxa" w:w="120"/>
+            </w:tcMar>
+          </w:tcPr>
+          <w:p>
+            <w:r>
+              <w:rPr>
+                <w:rFonts w:ascii="Arial" w:cs="Arial" w:eastAsia="Arial" w:hAnsi="Arial"/>
+                <w:sz w:val="20"/>
+                <w:szCs w:val="20"/>
+              </w:rPr>
+              <w:t xml:space="preserve">nroActaAlta</w:t>
+            </w:r>
+          </w:p>
+        </w:tc>
+        <w:tc>
+          <w:tcPr>
+            <w:tcW w:type="dxa" w:w="1400"/>
+            <w:tcBorders>
+              <w:top w:val="single" w:color="CCCCCC" w:sz="1"/>
+              <w:left w:val="single" w:color="CCCCCC" w:sz="1"/>
+              <w:bottom w:val="single" w:color="CCCCCC" w:sz="1"/>
+              <w:right w:val="single" w:color="CCCCCC" w:sz="1"/>
+            </w:tcBorders>
+            <w:shd w:fill="FFFFFF" w:val="clear"/>
+            <w:tcMar>
+              <w:top w:type="dxa" w:w="80"/>
+              <w:left w:type="dxa" w:w="120"/>
+              <w:bottom w:type="dxa" w:w="80"/>
+              <w:right w:type="dxa" w:w="120"/>
+            </w:tcMar>
+          </w:tcPr>
+          <w:p>
+            <w:r>
+              <w:rPr>
+                <w:rFonts w:ascii="Arial" w:cs="Arial" w:eastAsia="Arial" w:hAnsi="Arial"/>
+                <w:sz w:val="20"/>
+                <w:szCs w:val="20"/>
+              </w:rPr>
+              <w:t xml:space="preserve">string</w:t>
+            </w:r>
+          </w:p>
+        </w:tc>
+        <w:tc>
+          <w:tcPr>
+            <w:tcW w:type="dxa" w:w="5760"/>
+            <w:tcBorders>
+              <w:top w:val="single" w:color="CCCCCC" w:sz="1"/>
+              <w:left w:val="single" w:color="CCCCCC" w:sz="1"/>
+              <w:bottom w:val="single" w:color="CCCCCC" w:sz="1"/>
+              <w:right w:val="single" w:color="CCCCCC" w:sz="1"/>
+            </w:tcBorders>
+            <w:shd w:fill="FFFFFF" w:val="clear"/>
+            <w:tcMar>
+              <w:top w:type="dxa" w:w="80"/>
+              <w:left w:type="dxa" w:w="120"/>
+              <w:bottom w:type="dxa" w:w="80"/>
+              <w:right w:type="dxa" w:w="120"/>
+            </w:tcMar>
+          </w:tcPr>
+          <w:p>
+            <w:r>
+              <w:rPr>
+                <w:rFonts w:ascii="Arial" w:cs="Arial" w:eastAsia="Arial" w:hAnsi="Arial"/>
+                <w:sz w:val="20"/>
+                <w:szCs w:val="20"/>
+              </w:rPr>
+              <w:t xml:space="preserve">Número de acta de aprobación — OBLIGATORIO</w:t>
+            </w:r>
+          </w:p>
+        </w:tc>
+      </w:tr>
+      <w:tr>
+        <w:tc>
+          <w:tcPr>
+            <w:tcW w:type="dxa" w:w="2200"/>
+            <w:tcBorders>
+              <w:top w:val="single" w:color="CCCCCC" w:sz="1"/>
+              <w:left w:val="single" w:color="CCCCCC" w:sz="1"/>
+              <w:bottom w:val="single" w:color="CCCCCC" w:sz="1"/>
+              <w:right w:val="single" w:color="CCCCCC" w:sz="1"/>
+            </w:tcBorders>
+            <w:shd w:fill="EBF3FB" w:val="clear"/>
+            <w:tcMar>
+              <w:top w:type="dxa" w:w="80"/>
+              <w:left w:type="dxa" w:w="120"/>
+              <w:bottom w:type="dxa" w:w="80"/>
+              <w:right w:type="dxa" w:w="120"/>
+            </w:tcMar>
+          </w:tcPr>
+          <w:p>
+            <w:r>
+              <w:rPr>
+                <w:rFonts w:ascii="Arial" w:cs="Arial" w:eastAsia="Arial" w:hAnsi="Arial"/>
+                <w:sz w:val="20"/>
+                <w:szCs w:val="20"/>
+              </w:rPr>
+              <w:t xml:space="preserve">cantidadAlta</w:t>
+            </w:r>
+          </w:p>
+        </w:tc>
+        <w:tc>
+          <w:tcPr>
+            <w:tcW w:type="dxa" w:w="1400"/>
+            <w:tcBorders>
+              <w:top w:val="single" w:color="CCCCCC" w:sz="1"/>
+              <w:left w:val="single" w:color="CCCCCC" w:sz="1"/>
+              <w:bottom w:val="single" w:color="CCCCCC" w:sz="1"/>
+              <w:right w:val="single" w:color="CCCCCC" w:sz="1"/>
+            </w:tcBorders>
+            <w:shd w:fill="EBF3FB" w:val="clear"/>
+            <w:tcMar>
+              <w:top w:type="dxa" w:w="80"/>
+              <w:left w:type="dxa" w:w="120"/>
+              <w:bottom w:type="dxa" w:w="80"/>
+              <w:right w:type="dxa" w:w="120"/>
+            </w:tcMar>
+          </w:tcPr>
+          <w:p>
+            <w:r>
+              <w:rPr>
+                <w:rFonts w:ascii="Arial" w:cs="Arial" w:eastAsia="Arial" w:hAnsi="Arial"/>
+                <w:sz w:val="20"/>
+                <w:szCs w:val="20"/>
+              </w:rPr>
+              <w:t xml:space="preserve">number</w:t>
+            </w:r>
+          </w:p>
+        </w:tc>
+        <w:tc>
+          <w:tcPr>
+            <w:tcW w:type="dxa" w:w="5760"/>
+            <w:tcBorders>
+              <w:top w:val="single" w:color="CCCCCC" w:sz="1"/>
+              <w:left w:val="single" w:color="CCCCCC" w:sz="1"/>
+              <w:bottom w:val="single" w:color="CCCCCC" w:sz="1"/>
+              <w:right w:val="single" w:color="CCCCCC" w:sz="1"/>
+            </w:tcBorders>
+            <w:shd w:fill="EBF3FB" w:val="clear"/>
+            <w:tcMar>
+              <w:top w:type="dxa" w:w="80"/>
+              <w:left w:type="dxa" w:w="120"/>
+              <w:bottom w:type="dxa" w:w="80"/>
+              <w:right w:type="dxa" w:w="120"/>
+            </w:tcMar>
+          </w:tcPr>
+          <w:p>
+            <w:r>
+              <w:rPr>
+                <w:rFonts w:ascii="Arial" w:cs="Arial" w:eastAsia="Arial" w:hAnsi="Arial"/>
+                <w:sz w:val="20"/>
+                <w:szCs w:val="20"/>
+              </w:rPr>
+              <w:t xml:space="preserve"/>
+            </w:r>
+          </w:p>
+        </w:tc>
+      </w:tr>
+      <w:tr>
+        <w:tc>
+          <w:tcPr>
+            <w:tcW w:type="dxa" w:w="2200"/>
+            <w:tcBorders>
+              <w:top w:val="single" w:color="CCCCCC" w:sz="1"/>
+              <w:left w:val="single" w:color="CCCCCC" w:sz="1"/>
+              <w:bottom w:val="single" w:color="CCCCCC" w:sz="1"/>
+              <w:right w:val="single" w:color="CCCCCC" w:sz="1"/>
+            </w:tcBorders>
+            <w:shd w:fill="FFFFFF" w:val="clear"/>
+            <w:tcMar>
+              <w:top w:type="dxa" w:w="80"/>
+              <w:left w:type="dxa" w:w="120"/>
+              <w:bottom w:type="dxa" w:w="80"/>
+              <w:right w:type="dxa" w:w="120"/>
+            </w:tcMar>
+          </w:tcPr>
+          <w:p>
+            <w:r>
+              <w:rPr>
+                <w:rFonts w:ascii="Arial" w:cs="Arial" w:eastAsia="Arial" w:hAnsi="Arial"/>
+                <w:sz w:val="20"/>
+                <w:szCs w:val="20"/>
+              </w:rPr>
+              <w:t xml:space="preserve">tipoAlta</w:t>
+            </w:r>
+          </w:p>
+        </w:tc>
+        <w:tc>
+          <w:tcPr>
+            <w:tcW w:type="dxa" w:w="1400"/>
+            <w:tcBorders>
+              <w:top w:val="single" w:color="CCCCCC" w:sz="1"/>
+              <w:left w:val="single" w:color="CCCCCC" w:sz="1"/>
+              <w:bottom w:val="single" w:color="CCCCCC" w:sz="1"/>
+              <w:right w:val="single" w:color="CCCCCC" w:sz="1"/>
+            </w:tcBorders>
+            <w:shd w:fill="FFFFFF" w:val="clear"/>
+            <w:tcMar>
+              <w:top w:type="dxa" w:w="80"/>
+              <w:left w:type="dxa" w:w="120"/>
+              <w:bottom w:type="dxa" w:w="80"/>
+              <w:right w:type="dxa" w:w="120"/>
+            </w:tcMar>
+          </w:tcPr>
+          <w:p>
+            <w:r>
+              <w:rPr>
+                <w:rFonts w:ascii="Arial" w:cs="Arial" w:eastAsia="Arial" w:hAnsi="Arial"/>
+                <w:sz w:val="20"/>
+                <w:szCs w:val="20"/>
+              </w:rPr>
+              <w:t xml:space="preserve">string</w:t>
+            </w:r>
+          </w:p>
+        </w:tc>
+        <w:tc>
+          <w:tcPr>
+            <w:tcW w:type="dxa" w:w="5760"/>
+            <w:tcBorders>
+              <w:top w:val="single" w:color="CCCCCC" w:sz="1"/>
+              <w:left w:val="single" w:color="CCCCCC" w:sz="1"/>
+              <w:bottom w:val="single" w:color="CCCCCC" w:sz="1"/>
+              <w:right w:val="single" w:color="CCCCCC" w:sz="1"/>
+            </w:tcBorders>
+            <w:shd w:fill="FFFFFF" w:val="clear"/>
+            <w:tcMar>
+              <w:top w:type="dxa" w:w="80"/>
+              <w:left w:type="dxa" w:w="120"/>
+              <w:bottom w:type="dxa" w:w="80"/>
+              <w:right w:type="dxa" w:w="120"/>
+            </w:tcMar>
+          </w:tcPr>
+          <w:p>
+            <w:r>
+              <w:rPr>
+                <w:rFonts w:ascii="Arial" w:cs="Arial" w:eastAsia="Arial" w:hAnsi="Arial"/>
+                <w:sz w:val="20"/>
+                <w:szCs w:val="20"/>
+              </w:rPr>
+              <w:t xml:space="preserve">compra / donacion</w:t>
+            </w:r>
+          </w:p>
+        </w:tc>
+      </w:tr>
+      <w:tr>
+        <w:tc>
+          <w:tcPr>
+            <w:tcW w:type="dxa" w:w="2200"/>
+            <w:tcBorders>
+              <w:top w:val="single" w:color="CCCCCC" w:sz="1"/>
+              <w:left w:val="single" w:color="CCCCCC" w:sz="1"/>
+              <w:bottom w:val="single" w:color="CCCCCC" w:sz="1"/>
+              <w:right w:val="single" w:color="CCCCCC" w:sz="1"/>
+            </w:tcBorders>
+            <w:shd w:fill="EBF3FB" w:val="clear"/>
+            <w:tcMar>
+              <w:top w:type="dxa" w:w="80"/>
+              <w:left w:type="dxa" w:w="120"/>
+              <w:bottom w:type="dxa" w:w="80"/>
+              <w:right w:type="dxa" w:w="120"/>
+            </w:tcMar>
+          </w:tcPr>
+          <w:p>
+            <w:r>
+              <w:rPr>
+                <w:rFonts w:ascii="Arial" w:cs="Arial" w:eastAsia="Arial" w:hAnsi="Arial"/>
+                <w:sz w:val="20"/>
+                <w:szCs w:val="20"/>
+              </w:rPr>
+              <w:t xml:space="preserve">valorAlta</w:t>
+            </w:r>
+          </w:p>
+        </w:tc>
+        <w:tc>
+          <w:tcPr>
+            <w:tcW w:type="dxa" w:w="1400"/>
+            <w:tcBorders>
+              <w:top w:val="single" w:color="CCCCCC" w:sz="1"/>
+              <w:left w:val="single" w:color="CCCCCC" w:sz="1"/>
+              <w:bottom w:val="single" w:color="CCCCCC" w:sz="1"/>
+              <w:right w:val="single" w:color="CCCCCC" w:sz="1"/>
+            </w:tcBorders>
+            <w:shd w:fill="EBF3FB" w:val="clear"/>
+            <w:tcMar>
+              <w:top w:type="dxa" w:w="80"/>
+              <w:left w:type="dxa" w:w="120"/>
+              <w:bottom w:type="dxa" w:w="80"/>
+              <w:right w:type="dxa" w:w="120"/>
+            </w:tcMar>
+          </w:tcPr>
+          <w:p>
+            <w:r>
+              <w:rPr>
+                <w:rFonts w:ascii="Arial" w:cs="Arial" w:eastAsia="Arial" w:hAnsi="Arial"/>
+                <w:sz w:val="20"/>
+                <w:szCs w:val="20"/>
+              </w:rPr>
+              <w:t xml:space="preserve">number</w:t>
+            </w:r>
+          </w:p>
+        </w:tc>
+        <w:tc>
+          <w:tcPr>
+            <w:tcW w:type="dxa" w:w="5760"/>
+            <w:tcBorders>
+              <w:top w:val="single" w:color="CCCCCC" w:sz="1"/>
+              <w:left w:val="single" w:color="CCCCCC" w:sz="1"/>
+              <w:bottom w:val="single" w:color="CCCCCC" w:sz="1"/>
+              <w:right w:val="single" w:color="CCCCCC" w:sz="1"/>
+            </w:tcBorders>
+            <w:shd w:fill="EBF3FB" w:val="clear"/>
+            <w:tcMar>
+              <w:top w:type="dxa" w:w="80"/>
+              <w:left w:type="dxa" w:w="120"/>
+              <w:bottom w:type="dxa" w:w="80"/>
+              <w:right w:type="dxa" w:w="120"/>
+            </w:tcMar>
+          </w:tcPr>
+          <w:p>
+            <w:r>
+              <w:rPr>
+                <w:rFonts w:ascii="Arial" w:cs="Arial" w:eastAsia="Arial" w:hAnsi="Arial"/>
+                <w:sz w:val="20"/>
+                <w:szCs w:val="20"/>
+              </w:rPr>
+              <w:t xml:space="preserve">Opcional. Monto de compra o valor estimado</w:t>
+            </w:r>
+          </w:p>
+        </w:tc>
+      </w:tr>
+      <w:tr>
+        <w:tc>
+          <w:tcPr>
+            <w:tcW w:type="dxa" w:w="2200"/>
+            <w:tcBorders>
+              <w:top w:val="single" w:color="CCCCCC" w:sz="1"/>
+              <w:left w:val="single" w:color="CCCCCC" w:sz="1"/>
+              <w:bottom w:val="single" w:color="CCCCCC" w:sz="1"/>
+              <w:right w:val="single" w:color="CCCCCC" w:sz="1"/>
+            </w:tcBorders>
+            <w:shd w:fill="FFFFFF" w:val="clear"/>
+            <w:tcMar>
+              <w:top w:type="dxa" w:w="80"/>
+              <w:left w:type="dxa" w:w="120"/>
+              <w:bottom w:type="dxa" w:w="80"/>
+              <w:right w:type="dxa" w:w="120"/>
+            </w:tcMar>
+          </w:tcPr>
+          <w:p>
+            <w:r>
+              <w:rPr>
+                <w:rFonts w:ascii="Arial" w:cs="Arial" w:eastAsia="Arial" w:hAnsi="Arial"/>
+                <w:sz w:val="20"/>
+                <w:szCs w:val="20"/>
+              </w:rPr>
+              <w:t xml:space="preserve">gastoId</w:t>
+            </w:r>
+          </w:p>
+        </w:tc>
+        <w:tc>
+          <w:tcPr>
+            <w:tcW w:type="dxa" w:w="1400"/>
+            <w:tcBorders>
+              <w:top w:val="single" w:color="CCCCCC" w:sz="1"/>
+              <w:left w:val="single" w:color="CCCCCC" w:sz="1"/>
+              <w:bottom w:val="single" w:color="CCCCCC" w:sz="1"/>
+              <w:right w:val="single" w:color="CCCCCC" w:sz="1"/>
+            </w:tcBorders>
+            <w:shd w:fill="FFFFFF" w:val="clear"/>
+            <w:tcMar>
+              <w:top w:type="dxa" w:w="80"/>
+              <w:left w:type="dxa" w:w="120"/>
+              <w:bottom w:type="dxa" w:w="80"/>
+              <w:right w:type="dxa" w:w="120"/>
+            </w:tcMar>
+          </w:tcPr>
+          <w:p>
+            <w:r>
+              <w:rPr>
+                <w:rFonts w:ascii="Arial" w:cs="Arial" w:eastAsia="Arial" w:hAnsi="Arial"/>
+                <w:sz w:val="20"/>
+                <w:szCs w:val="20"/>
+              </w:rPr>
+              <w:t xml:space="preserve">string</w:t>
+            </w:r>
+          </w:p>
+        </w:tc>
+        <w:tc>
+          <w:tcPr>
+            <w:tcW w:type="dxa" w:w="5760"/>
+            <w:tcBorders>
+              <w:top w:val="single" w:color="CCCCCC" w:sz="1"/>
+              <w:left w:val="single" w:color="CCCCCC" w:sz="1"/>
+              <w:bottom w:val="single" w:color="CCCCCC" w:sz="1"/>
+              <w:right w:val="single" w:color="CCCCCC" w:sz="1"/>
+            </w:tcBorders>
+            <w:shd w:fill="FFFFFF" w:val="clear"/>
+            <w:tcMar>
+              <w:top w:type="dxa" w:w="80"/>
+              <w:left w:type="dxa" w:w="120"/>
+              <w:bottom w:type="dxa" w:w="80"/>
+              <w:right w:type="dxa" w:w="120"/>
+            </w:tcMar>
+          </w:tcPr>
+          <w:p>
+            <w:r>
+              <w:rPr>
+                <w:rFonts w:ascii="Arial" w:cs="Arial" w:eastAsia="Arial" w:hAnsi="Arial"/>
+                <w:sz w:val="20"/>
+                <w:szCs w:val="20"/>
+              </w:rPr>
+              <w:t xml:space="preserve">Opcional. Vincula con Gasto si fue compra</w:t>
+            </w:r>
+          </w:p>
+        </w:tc>
+      </w:tr>
+      <w:tr>
+        <w:tc>
+          <w:tcPr>
+            <w:tcW w:type="dxa" w:w="2200"/>
+            <w:tcBorders>
+              <w:top w:val="single" w:color="CCCCCC" w:sz="1"/>
+              <w:left w:val="single" w:color="CCCCCC" w:sz="1"/>
+              <w:bottom w:val="single" w:color="CCCCCC" w:sz="1"/>
+              <w:right w:val="single" w:color="CCCCCC" w:sz="1"/>
+            </w:tcBorders>
+            <w:shd w:fill="EBF3FB" w:val="clear"/>
+            <w:tcMar>
+              <w:top w:type="dxa" w:w="80"/>
+              <w:left w:type="dxa" w:w="120"/>
+              <w:bottom w:type="dxa" w:w="80"/>
+              <w:right w:type="dxa" w:w="120"/>
+            </w:tcMar>
+          </w:tcPr>
+          <w:p>
+            <w:r>
+              <w:rPr>
+                <w:rFonts w:ascii="Arial" w:cs="Arial" w:eastAsia="Arial" w:hAnsi="Arial"/>
+                <w:sz w:val="20"/>
+                <w:szCs w:val="20"/>
+              </w:rPr>
+              <w:t xml:space="preserve">ingresoId</w:t>
+            </w:r>
+          </w:p>
+        </w:tc>
+        <w:tc>
+          <w:tcPr>
+            <w:tcW w:type="dxa" w:w="1400"/>
+            <w:tcBorders>
+              <w:top w:val="single" w:color="CCCCCC" w:sz="1"/>
+              <w:left w:val="single" w:color="CCCCCC" w:sz="1"/>
+              <w:bottom w:val="single" w:color="CCCCCC" w:sz="1"/>
+              <w:right w:val="single" w:color="CCCCCC" w:sz="1"/>
+            </w:tcBorders>
+            <w:shd w:fill="EBF3FB" w:val="clear"/>
+            <w:tcMar>
+              <w:top w:type="dxa" w:w="80"/>
+              <w:left w:type="dxa" w:w="120"/>
+              <w:bottom w:type="dxa" w:w="80"/>
+              <w:right w:type="dxa" w:w="120"/>
+            </w:tcMar>
+          </w:tcPr>
+          <w:p>
+            <w:r>
+              <w:rPr>
+                <w:rFonts w:ascii="Arial" w:cs="Arial" w:eastAsia="Arial" w:hAnsi="Arial"/>
+                <w:sz w:val="20"/>
+                <w:szCs w:val="20"/>
+              </w:rPr>
+              <w:t xml:space="preserve">string</w:t>
+            </w:r>
+          </w:p>
+        </w:tc>
+        <w:tc>
+          <w:tcPr>
+            <w:tcW w:type="dxa" w:w="5760"/>
+            <w:tcBorders>
+              <w:top w:val="single" w:color="CCCCCC" w:sz="1"/>
+              <w:left w:val="single" w:color="CCCCCC" w:sz="1"/>
+              <w:bottom w:val="single" w:color="CCCCCC" w:sz="1"/>
+              <w:right w:val="single" w:color="CCCCCC" w:sz="1"/>
+            </w:tcBorders>
+            <w:shd w:fill="EBF3FB" w:val="clear"/>
+            <w:tcMar>
+              <w:top w:type="dxa" w:w="80"/>
+              <w:left w:type="dxa" w:w="120"/>
+              <w:bottom w:type="dxa" w:w="80"/>
+              <w:right w:type="dxa" w:w="120"/>
+            </w:tcMar>
+          </w:tcPr>
+          <w:p>
+            <w:r>
+              <w:rPr>
+                <w:rFonts w:ascii="Arial" w:cs="Arial" w:eastAsia="Arial" w:hAnsi="Arial"/>
+                <w:sz w:val="20"/>
+                <w:szCs w:val="20"/>
+              </w:rPr>
+              <w:t xml:space="preserve">Opcional. Vincula con Ingreso si fue donación</w:t>
+            </w:r>
+          </w:p>
+        </w:tc>
+      </w:tr>
+      <w:tr>
+        <w:tc>
+          <w:tcPr>
+            <w:tcW w:type="dxa" w:w="2200"/>
+            <w:tcBorders>
+              <w:top w:val="single" w:color="CCCCCC" w:sz="1"/>
+              <w:left w:val="single" w:color="CCCCCC" w:sz="1"/>
+              <w:bottom w:val="single" w:color="CCCCCC" w:sz="1"/>
+              <w:right w:val="single" w:color="CCCCCC" w:sz="1"/>
+            </w:tcBorders>
+            <w:shd w:fill="FFFFFF" w:val="clear"/>
+            <w:tcMar>
+              <w:top w:type="dxa" w:w="80"/>
+              <w:left w:type="dxa" w:w="120"/>
+              <w:bottom w:type="dxa" w:w="80"/>
+              <w:right w:type="dxa" w:w="120"/>
+            </w:tcMar>
+          </w:tcPr>
+          <w:p>
+            <w:r>
+              <w:rPr>
+                <w:rFonts w:ascii="Arial" w:cs="Arial" w:eastAsia="Arial" w:hAnsi="Arial"/>
+                <w:sz w:val="20"/>
+                <w:szCs w:val="20"/>
+              </w:rPr>
+              <w:t xml:space="preserve">usuarioAltaId</w:t>
+            </w:r>
+          </w:p>
+        </w:tc>
+        <w:tc>
+          <w:tcPr>
+            <w:tcW w:type="dxa" w:w="1400"/>
+            <w:tcBorders>
+              <w:top w:val="single" w:color="CCCCCC" w:sz="1"/>
+              <w:left w:val="single" w:color="CCCCCC" w:sz="1"/>
+              <w:bottom w:val="single" w:color="CCCCCC" w:sz="1"/>
+              <w:right w:val="single" w:color="CCCCCC" w:sz="1"/>
+            </w:tcBorders>
+            <w:shd w:fill="FFFFFF" w:val="clear"/>
+            <w:tcMar>
+              <w:top w:type="dxa" w:w="80"/>
+              <w:left w:type="dxa" w:w="120"/>
+              <w:bottom w:type="dxa" w:w="80"/>
+              <w:right w:type="dxa" w:w="120"/>
+            </w:tcMar>
+          </w:tcPr>
+          <w:p>
+            <w:r>
+              <w:rPr>
+                <w:rFonts w:ascii="Arial" w:cs="Arial" w:eastAsia="Arial" w:hAnsi="Arial"/>
+                <w:sz w:val="20"/>
+                <w:szCs w:val="20"/>
+              </w:rPr>
+              <w:t xml:space="preserve">string</w:t>
+            </w:r>
+          </w:p>
+        </w:tc>
+        <w:tc>
+          <w:tcPr>
+            <w:tcW w:type="dxa" w:w="5760"/>
+            <w:tcBorders>
+              <w:top w:val="single" w:color="CCCCCC" w:sz="1"/>
+              <w:left w:val="single" w:color="CCCCCC" w:sz="1"/>
+              <w:bottom w:val="single" w:color="CCCCCC" w:sz="1"/>
+              <w:right w:val="single" w:color="CCCCCC" w:sz="1"/>
+            </w:tcBorders>
+            <w:shd w:fill="FFFFFF" w:val="clear"/>
+            <w:tcMar>
+              <w:top w:type="dxa" w:w="80"/>
+              <w:left w:type="dxa" w:w="120"/>
+              <w:bottom w:type="dxa" w:w="80"/>
+              <w:right w:type="dxa" w:w="120"/>
+            </w:tcMar>
+          </w:tcPr>
+          <w:p>
+            <w:r>
+              <w:rPr>
+                <w:rFonts w:ascii="Arial" w:cs="Arial" w:eastAsia="Arial" w:hAnsi="Arial"/>
+                <w:sz w:val="20"/>
+                <w:szCs w:val="20"/>
+              </w:rPr>
+              <w:t xml:space="preserve"/>
+            </w:r>
+          </w:p>
+        </w:tc>
+      </w:tr>
+      <w:tr>
+        <w:tc>
+          <w:tcPr>
+            <w:tcW w:type="dxa" w:w="2200"/>
+            <w:tcBorders>
+              <w:top w:val="single" w:color="CCCCCC" w:sz="1"/>
+              <w:left w:val="single" w:color="CCCCCC" w:sz="1"/>
+              <w:bottom w:val="single" w:color="CCCCCC" w:sz="1"/>
+              <w:right w:val="single" w:color="CCCCCC" w:sz="1"/>
+            </w:tcBorders>
+            <w:shd w:fill="EBF3FB" w:val="clear"/>
+            <w:tcMar>
+              <w:top w:type="dxa" w:w="80"/>
+              <w:left w:type="dxa" w:w="120"/>
+              <w:bottom w:type="dxa" w:w="80"/>
+              <w:right w:type="dxa" w:w="120"/>
+            </w:tcMar>
+          </w:tcPr>
+          <w:p>
+            <w:r>
+              <w:rPr>
+                <w:rFonts w:ascii="Arial" w:cs="Arial" w:eastAsia="Arial" w:hAnsi="Arial"/>
+                <w:sz w:val="20"/>
+                <w:szCs w:val="20"/>
+              </w:rPr>
+              <w:t xml:space="preserve">fechaBaja</w:t>
+            </w:r>
+          </w:p>
+        </w:tc>
+        <w:tc>
+          <w:tcPr>
+            <w:tcW w:type="dxa" w:w="1400"/>
+            <w:tcBorders>
+              <w:top w:val="single" w:color="CCCCCC" w:sz="1"/>
+              <w:left w:val="single" w:color="CCCCCC" w:sz="1"/>
+              <w:bottom w:val="single" w:color="CCCCCC" w:sz="1"/>
+              <w:right w:val="single" w:color="CCCCCC" w:sz="1"/>
+            </w:tcBorders>
+            <w:shd w:fill="EBF3FB" w:val="clear"/>
+            <w:tcMar>
+              <w:top w:type="dxa" w:w="80"/>
+              <w:left w:type="dxa" w:w="120"/>
+              <w:bottom w:type="dxa" w:w="80"/>
+              <w:right w:type="dxa" w:w="120"/>
+            </w:tcMar>
+          </w:tcPr>
+          <w:p>
+            <w:r>
+              <w:rPr>
+                <w:rFonts w:ascii="Arial" w:cs="Arial" w:eastAsia="Arial" w:hAnsi="Arial"/>
+                <w:sz w:val="20"/>
+                <w:szCs w:val="20"/>
+              </w:rPr>
+              <w:t xml:space="preserve">timestamp</w:t>
+            </w:r>
+          </w:p>
+        </w:tc>
+        <w:tc>
+          <w:tcPr>
+            <w:tcW w:type="dxa" w:w="5760"/>
+            <w:tcBorders>
+              <w:top w:val="single" w:color="CCCCCC" w:sz="1"/>
+              <w:left w:val="single" w:color="CCCCCC" w:sz="1"/>
+              <w:bottom w:val="single" w:color="CCCCCC" w:sz="1"/>
+              <w:right w:val="single" w:color="CCCCCC" w:sz="1"/>
+            </w:tcBorders>
+            <w:shd w:fill="EBF3FB" w:val="clear"/>
+            <w:tcMar>
+              <w:top w:type="dxa" w:w="80"/>
+              <w:left w:type="dxa" w:w="120"/>
+              <w:bottom w:type="dxa" w:w="80"/>
+              <w:right w:type="dxa" w:w="120"/>
+            </w:tcMar>
+          </w:tcPr>
+          <w:p>
+            <w:r>
+              <w:rPr>
+                <w:rFonts w:ascii="Arial" w:cs="Arial" w:eastAsia="Arial" w:hAnsi="Arial"/>
+                <w:sz w:val="20"/>
+                <w:szCs w:val="20"/>
+              </w:rPr>
+              <w:t xml:space="preserve">Opcional</w:t>
+            </w:r>
+          </w:p>
+        </w:tc>
+      </w:tr>
+      <w:tr>
+        <w:tc>
+          <w:tcPr>
+            <w:tcW w:type="dxa" w:w="2200"/>
+            <w:tcBorders>
+              <w:top w:val="single" w:color="CCCCCC" w:sz="1"/>
+              <w:left w:val="single" w:color="CCCCCC" w:sz="1"/>
+              <w:bottom w:val="single" w:color="CCCCCC" w:sz="1"/>
+              <w:right w:val="single" w:color="CCCCCC" w:sz="1"/>
+            </w:tcBorders>
+            <w:shd w:fill="FFFFFF" w:val="clear"/>
+            <w:tcMar>
+              <w:top w:type="dxa" w:w="80"/>
+              <w:left w:type="dxa" w:w="120"/>
+              <w:bottom w:type="dxa" w:w="80"/>
+              <w:right w:type="dxa" w:w="120"/>
+            </w:tcMar>
+          </w:tcPr>
+          <w:p>
+            <w:r>
+              <w:rPr>
+                <w:rFonts w:ascii="Arial" w:cs="Arial" w:eastAsia="Arial" w:hAnsi="Arial"/>
+                <w:sz w:val="20"/>
+                <w:szCs w:val="20"/>
+              </w:rPr>
+              <w:t xml:space="preserve">nroActaBaja</w:t>
+            </w:r>
+          </w:p>
+        </w:tc>
+        <w:tc>
+          <w:tcPr>
+            <w:tcW w:type="dxa" w:w="1400"/>
+            <w:tcBorders>
+              <w:top w:val="single" w:color="CCCCCC" w:sz="1"/>
+              <w:left w:val="single" w:color="CCCCCC" w:sz="1"/>
+              <w:bottom w:val="single" w:color="CCCCCC" w:sz="1"/>
+              <w:right w:val="single" w:color="CCCCCC" w:sz="1"/>
+            </w:tcBorders>
+            <w:shd w:fill="FFFFFF" w:val="clear"/>
+            <w:tcMar>
+              <w:top w:type="dxa" w:w="80"/>
+              <w:left w:type="dxa" w:w="120"/>
+              <w:bottom w:type="dxa" w:w="80"/>
+              <w:right w:type="dxa" w:w="120"/>
+            </w:tcMar>
+          </w:tcPr>
+          <w:p>
+            <w:r>
+              <w:rPr>
+                <w:rFonts w:ascii="Arial" w:cs="Arial" w:eastAsia="Arial" w:hAnsi="Arial"/>
+                <w:sz w:val="20"/>
+                <w:szCs w:val="20"/>
+              </w:rPr>
+              <w:t xml:space="preserve">string</w:t>
+            </w:r>
+          </w:p>
+        </w:tc>
+        <w:tc>
+          <w:tcPr>
+            <w:tcW w:type="dxa" w:w="5760"/>
+            <w:tcBorders>
+              <w:top w:val="single" w:color="CCCCCC" w:sz="1"/>
+              <w:left w:val="single" w:color="CCCCCC" w:sz="1"/>
+              <w:bottom w:val="single" w:color="CCCCCC" w:sz="1"/>
+              <w:right w:val="single" w:color="CCCCCC" w:sz="1"/>
+            </w:tcBorders>
+            <w:shd w:fill="FFFFFF" w:val="clear"/>
+            <w:tcMar>
+              <w:top w:type="dxa" w:w="80"/>
+              <w:left w:type="dxa" w:w="120"/>
+              <w:bottom w:type="dxa" w:w="80"/>
+              <w:right w:type="dxa" w:w="120"/>
+            </w:tcMar>
+          </w:tcPr>
+          <w:p>
+            <w:r>
+              <w:rPr>
+                <w:rFonts w:ascii="Arial" w:cs="Arial" w:eastAsia="Arial" w:hAnsi="Arial"/>
+                <w:sz w:val="20"/>
+                <w:szCs w:val="20"/>
+              </w:rPr>
+              <w:t xml:space="preserve">Opcional</w:t>
+            </w:r>
+          </w:p>
+        </w:tc>
+      </w:tr>
+      <w:tr>
+        <w:tc>
+          <w:tcPr>
+            <w:tcW w:type="dxa" w:w="2200"/>
+            <w:tcBorders>
+              <w:top w:val="single" w:color="CCCCCC" w:sz="1"/>
+              <w:left w:val="single" w:color="CCCCCC" w:sz="1"/>
+              <w:bottom w:val="single" w:color="CCCCCC" w:sz="1"/>
+              <w:right w:val="single" w:color="CCCCCC" w:sz="1"/>
+            </w:tcBorders>
+            <w:shd w:fill="EBF3FB" w:val="clear"/>
+            <w:tcMar>
+              <w:top w:type="dxa" w:w="80"/>
+              <w:left w:type="dxa" w:w="120"/>
+              <w:bottom w:type="dxa" w:w="80"/>
+              <w:right w:type="dxa" w:w="120"/>
+            </w:tcMar>
+          </w:tcPr>
+          <w:p>
+            <w:r>
+              <w:rPr>
+                <w:rFonts w:ascii="Arial" w:cs="Arial" w:eastAsia="Arial" w:hAnsi="Arial"/>
+                <w:sz w:val="20"/>
+                <w:szCs w:val="20"/>
+              </w:rPr>
+              <w:t xml:space="preserve">cantidadBaja</w:t>
+            </w:r>
+          </w:p>
+        </w:tc>
+        <w:tc>
+          <w:tcPr>
+            <w:tcW w:type="dxa" w:w="1400"/>
+            <w:tcBorders>
+              <w:top w:val="single" w:color="CCCCCC" w:sz="1"/>
+              <w:left w:val="single" w:color="CCCCCC" w:sz="1"/>
+              <w:bottom w:val="single" w:color="CCCCCC" w:sz="1"/>
+              <w:right w:val="single" w:color="CCCCCC" w:sz="1"/>
+            </w:tcBorders>
+            <w:shd w:fill="EBF3FB" w:val="clear"/>
+            <w:tcMar>
+              <w:top w:type="dxa" w:w="80"/>
+              <w:left w:type="dxa" w:w="120"/>
+              <w:bottom w:type="dxa" w:w="80"/>
+              <w:right w:type="dxa" w:w="120"/>
+            </w:tcMar>
+          </w:tcPr>
+          <w:p>
+            <w:r>
+              <w:rPr>
+                <w:rFonts w:ascii="Arial" w:cs="Arial" w:eastAsia="Arial" w:hAnsi="Arial"/>
+                <w:sz w:val="20"/>
+                <w:szCs w:val="20"/>
+              </w:rPr>
+              <w:t xml:space="preserve">number</w:t>
+            </w:r>
+          </w:p>
+        </w:tc>
+        <w:tc>
+          <w:tcPr>
+            <w:tcW w:type="dxa" w:w="5760"/>
+            <w:tcBorders>
+              <w:top w:val="single" w:color="CCCCCC" w:sz="1"/>
+              <w:left w:val="single" w:color="CCCCCC" w:sz="1"/>
+              <w:bottom w:val="single" w:color="CCCCCC" w:sz="1"/>
+              <w:right w:val="single" w:color="CCCCCC" w:sz="1"/>
+            </w:tcBorders>
+            <w:shd w:fill="EBF3FB" w:val="clear"/>
+            <w:tcMar>
+              <w:top w:type="dxa" w:w="80"/>
+              <w:left w:type="dxa" w:w="120"/>
+              <w:bottom w:type="dxa" w:w="80"/>
+              <w:right w:type="dxa" w:w="120"/>
+            </w:tcMar>
+          </w:tcPr>
+          <w:p>
+            <w:r>
+              <w:rPr>
+                <w:rFonts w:ascii="Arial" w:cs="Arial" w:eastAsia="Arial" w:hAnsi="Arial"/>
+                <w:sz w:val="20"/>
+                <w:szCs w:val="20"/>
+              </w:rPr>
+              <w:t xml:space="preserve">Opcional</w:t>
+            </w:r>
+          </w:p>
+        </w:tc>
+      </w:tr>
+      <w:tr>
+        <w:tc>
+          <w:tcPr>
+            <w:tcW w:type="dxa" w:w="2200"/>
+            <w:tcBorders>
+              <w:top w:val="single" w:color="CCCCCC" w:sz="1"/>
+              <w:left w:val="single" w:color="CCCCCC" w:sz="1"/>
+              <w:bottom w:val="single" w:color="CCCCCC" w:sz="1"/>
+              <w:right w:val="single" w:color="CCCCCC" w:sz="1"/>
+            </w:tcBorders>
+            <w:shd w:fill="FFFFFF" w:val="clear"/>
+            <w:tcMar>
+              <w:top w:type="dxa" w:w="80"/>
+              <w:left w:type="dxa" w:w="120"/>
+              <w:bottom w:type="dxa" w:w="80"/>
+              <w:right w:type="dxa" w:w="120"/>
+            </w:tcMar>
+          </w:tcPr>
+          <w:p>
+            <w:r>
+              <w:rPr>
+                <w:rFonts w:ascii="Arial" w:cs="Arial" w:eastAsia="Arial" w:hAnsi="Arial"/>
+                <w:sz w:val="20"/>
+                <w:szCs w:val="20"/>
+              </w:rPr>
+              <w:t xml:space="preserve">motivoBaja</w:t>
+            </w:r>
+          </w:p>
+        </w:tc>
+        <w:tc>
+          <w:tcPr>
+            <w:tcW w:type="dxa" w:w="1400"/>
+            <w:tcBorders>
+              <w:top w:val="single" w:color="CCCCCC" w:sz="1"/>
+              <w:left w:val="single" w:color="CCCCCC" w:sz="1"/>
+              <w:bottom w:val="single" w:color="CCCCCC" w:sz="1"/>
+              <w:right w:val="single" w:color="CCCCCC" w:sz="1"/>
+            </w:tcBorders>
+            <w:shd w:fill="FFFFFF" w:val="clear"/>
+            <w:tcMar>
+              <w:top w:type="dxa" w:w="80"/>
+              <w:left w:type="dxa" w:w="120"/>
+              <w:bottom w:type="dxa" w:w="80"/>
+              <w:right w:type="dxa" w:w="120"/>
+            </w:tcMar>
+          </w:tcPr>
+          <w:p>
+            <w:r>
+              <w:rPr>
+                <w:rFonts w:ascii="Arial" w:cs="Arial" w:eastAsia="Arial" w:hAnsi="Arial"/>
+                <w:sz w:val="20"/>
+                <w:szCs w:val="20"/>
+              </w:rPr>
+              <w:t xml:space="preserve">string</w:t>
+            </w:r>
+          </w:p>
+        </w:tc>
+        <w:tc>
+          <w:tcPr>
+            <w:tcW w:type="dxa" w:w="5760"/>
+            <w:tcBorders>
+              <w:top w:val="single" w:color="CCCCCC" w:sz="1"/>
+              <w:left w:val="single" w:color="CCCCCC" w:sz="1"/>
+              <w:bottom w:val="single" w:color="CCCCCC" w:sz="1"/>
+              <w:right w:val="single" w:color="CCCCCC" w:sz="1"/>
+            </w:tcBorders>
+            <w:shd w:fill="FFFFFF" w:val="clear"/>
+            <w:tcMar>
+              <w:top w:type="dxa" w:w="80"/>
+              <w:left w:type="dxa" w:w="120"/>
+              <w:bottom w:type="dxa" w:w="80"/>
+              <w:right w:type="dxa" w:w="120"/>
+            </w:tcMar>
+          </w:tcPr>
+          <w:p>
+            <w:r>
+              <w:rPr>
+                <w:rFonts w:ascii="Arial" w:cs="Arial" w:eastAsia="Arial" w:hAnsi="Arial"/>
+                <w:sz w:val="20"/>
+                <w:szCs w:val="20"/>
+              </w:rPr>
+              <w:t xml:space="preserve">venta / deterioro / rotura / robo / donacion / permuta / otro</w:t>
+            </w:r>
+          </w:p>
+        </w:tc>
+      </w:tr>
+      <w:tr>
+        <w:tc>
+          <w:tcPr>
+            <w:tcW w:type="dxa" w:w="2200"/>
+            <w:tcBorders>
+              <w:top w:val="single" w:color="CCCCCC" w:sz="1"/>
+              <w:left w:val="single" w:color="CCCCCC" w:sz="1"/>
+              <w:bottom w:val="single" w:color="CCCCCC" w:sz="1"/>
+              <w:right w:val="single" w:color="CCCCCC" w:sz="1"/>
+            </w:tcBorders>
+            <w:shd w:fill="EBF3FB" w:val="clear"/>
+            <w:tcMar>
+              <w:top w:type="dxa" w:w="80"/>
+              <w:left w:type="dxa" w:w="120"/>
+              <w:bottom w:type="dxa" w:w="80"/>
+              <w:right w:type="dxa" w:w="120"/>
+            </w:tcMar>
+          </w:tcPr>
+          <w:p>
+            <w:r>
+              <w:rPr>
+                <w:rFonts w:ascii="Arial" w:cs="Arial" w:eastAsia="Arial" w:hAnsi="Arial"/>
+                <w:sz w:val="20"/>
+                <w:szCs w:val="20"/>
+              </w:rPr>
+              <w:t xml:space="preserve">valorBaja</w:t>
+            </w:r>
+          </w:p>
+        </w:tc>
+        <w:tc>
+          <w:tcPr>
+            <w:tcW w:type="dxa" w:w="1400"/>
+            <w:tcBorders>
+              <w:top w:val="single" w:color="CCCCCC" w:sz="1"/>
+              <w:left w:val="single" w:color="CCCCCC" w:sz="1"/>
+              <w:bottom w:val="single" w:color="CCCCCC" w:sz="1"/>
+              <w:right w:val="single" w:color="CCCCCC" w:sz="1"/>
+            </w:tcBorders>
+            <w:shd w:fill="EBF3FB" w:val="clear"/>
+            <w:tcMar>
+              <w:top w:type="dxa" w:w="80"/>
+              <w:left w:type="dxa" w:w="120"/>
+              <w:bottom w:type="dxa" w:w="80"/>
+              <w:right w:type="dxa" w:w="120"/>
+            </w:tcMar>
+          </w:tcPr>
+          <w:p>
+            <w:r>
+              <w:rPr>
+                <w:rFonts w:ascii="Arial" w:cs="Arial" w:eastAsia="Arial" w:hAnsi="Arial"/>
+                <w:sz w:val="20"/>
+                <w:szCs w:val="20"/>
+              </w:rPr>
+              <w:t xml:space="preserve">number</w:t>
+            </w:r>
+          </w:p>
+        </w:tc>
+        <w:tc>
+          <w:tcPr>
+            <w:tcW w:type="dxa" w:w="5760"/>
+            <w:tcBorders>
+              <w:top w:val="single" w:color="CCCCCC" w:sz="1"/>
+              <w:left w:val="single" w:color="CCCCCC" w:sz="1"/>
+              <w:bottom w:val="single" w:color="CCCCCC" w:sz="1"/>
+              <w:right w:val="single" w:color="CCCCCC" w:sz="1"/>
+            </w:tcBorders>
+            <w:shd w:fill="EBF3FB" w:val="clear"/>
+            <w:tcMar>
+              <w:top w:type="dxa" w:w="80"/>
+              <w:left w:type="dxa" w:w="120"/>
+              <w:bottom w:type="dxa" w:w="80"/>
+              <w:right w:type="dxa" w:w="120"/>
+            </w:tcMar>
+          </w:tcPr>
+          <w:p>
+            <w:r>
+              <w:rPr>
+                <w:rFonts w:ascii="Arial" w:cs="Arial" w:eastAsia="Arial" w:hAnsi="Arial"/>
+                <w:sz w:val="20"/>
+                <w:szCs w:val="20"/>
+              </w:rPr>
+              <w:t xml:space="preserve">Opcional. Monto de venta o permuta</w:t>
+            </w:r>
+          </w:p>
+        </w:tc>
+      </w:tr>
+      <w:tr>
+        <w:tc>
+          <w:tcPr>
+            <w:tcW w:type="dxa" w:w="2200"/>
+            <w:tcBorders>
+              <w:top w:val="single" w:color="CCCCCC" w:sz="1"/>
+              <w:left w:val="single" w:color="CCCCCC" w:sz="1"/>
+              <w:bottom w:val="single" w:color="CCCCCC" w:sz="1"/>
+              <w:right w:val="single" w:color="CCCCCC" w:sz="1"/>
+            </w:tcBorders>
+            <w:shd w:fill="FFFFFF" w:val="clear"/>
+            <w:tcMar>
+              <w:top w:type="dxa" w:w="80"/>
+              <w:left w:type="dxa" w:w="120"/>
+              <w:bottom w:type="dxa" w:w="80"/>
+              <w:right w:type="dxa" w:w="120"/>
+            </w:tcMar>
+          </w:tcPr>
+          <w:p>
+            <w:r>
+              <w:rPr>
+                <w:rFonts w:ascii="Arial" w:cs="Arial" w:eastAsia="Arial" w:hAnsi="Arial"/>
+                <w:sz w:val="20"/>
+                <w:szCs w:val="20"/>
+              </w:rPr>
+              <w:t xml:space="preserve">usuarioBajaId</w:t>
+            </w:r>
+          </w:p>
+        </w:tc>
+        <w:tc>
+          <w:tcPr>
+            <w:tcW w:type="dxa" w:w="1400"/>
+            <w:tcBorders>
+              <w:top w:val="single" w:color="CCCCCC" w:sz="1"/>
+              <w:left w:val="single" w:color="CCCCCC" w:sz="1"/>
+              <w:bottom w:val="single" w:color="CCCCCC" w:sz="1"/>
+              <w:right w:val="single" w:color="CCCCCC" w:sz="1"/>
+            </w:tcBorders>
+            <w:shd w:fill="FFFFFF" w:val="clear"/>
+            <w:tcMar>
+              <w:top w:type="dxa" w:w="80"/>
+              <w:left w:type="dxa" w:w="120"/>
+              <w:bottom w:type="dxa" w:w="80"/>
+              <w:right w:type="dxa" w:w="120"/>
+            </w:tcMar>
+          </w:tcPr>
+          <w:p>
+            <w:r>
+              <w:rPr>
+                <w:rFonts w:ascii="Arial" w:cs="Arial" w:eastAsia="Arial" w:hAnsi="Arial"/>
+                <w:sz w:val="20"/>
+                <w:szCs w:val="20"/>
+              </w:rPr>
+              <w:t xml:space="preserve">string</w:t>
+            </w:r>
+          </w:p>
+        </w:tc>
+        <w:tc>
+          <w:tcPr>
+            <w:tcW w:type="dxa" w:w="5760"/>
+            <w:tcBorders>
+              <w:top w:val="single" w:color="CCCCCC" w:sz="1"/>
+              <w:left w:val="single" w:color="CCCCCC" w:sz="1"/>
+              <w:bottom w:val="single" w:color="CCCCCC" w:sz="1"/>
+              <w:right w:val="single" w:color="CCCCCC" w:sz="1"/>
+            </w:tcBorders>
+            <w:shd w:fill="FFFFFF" w:val="clear"/>
+            <w:tcMar>
+              <w:top w:type="dxa" w:w="80"/>
+              <w:left w:type="dxa" w:w="120"/>
+              <w:bottom w:type="dxa" w:w="80"/>
+              <w:right w:type="dxa" w:w="120"/>
+            </w:tcMar>
+          </w:tcPr>
+          <w:p>
+            <w:r>
+              <w:rPr>
+                <w:rFonts w:ascii="Arial" w:cs="Arial" w:eastAsia="Arial" w:hAnsi="Arial"/>
+                <w:sz w:val="20"/>
+                <w:szCs w:val="20"/>
+              </w:rPr>
+              <w:t xml:space="preserve"/>
+            </w:r>
+          </w:p>
+        </w:tc>
+      </w:tr>
+      <w:tr>
+        <w:tc>
+          <w:tcPr>
+            <w:tcW w:type="dxa" w:w="2200"/>
+            <w:tcBorders>
+              <w:top w:val="single" w:color="CCCCCC" w:sz="1"/>
+              <w:left w:val="single" w:color="CCCCCC" w:sz="1"/>
+              <w:bottom w:val="single" w:color="CCCCCC" w:sz="1"/>
+              <w:right w:val="single" w:color="CCCCCC" w:sz="1"/>
+            </w:tcBorders>
+            <w:shd w:fill="EBF3FB" w:val="clear"/>
+            <w:tcMar>
+              <w:top w:type="dxa" w:w="80"/>
+              <w:left w:type="dxa" w:w="120"/>
+              <w:bottom w:type="dxa" w:w="80"/>
+              <w:right w:type="dxa" w:w="120"/>
+            </w:tcMar>
+          </w:tcPr>
+          <w:p>
+            <w:r>
+              <w:rPr>
+                <w:rFonts w:ascii="Arial" w:cs="Arial" w:eastAsia="Arial" w:hAnsi="Arial"/>
+                <w:sz w:val="20"/>
+                <w:szCs w:val="20"/>
+              </w:rPr>
+              <w:t xml:space="preserve">ultimaModificacionPor</w:t>
+            </w:r>
+          </w:p>
+        </w:tc>
+        <w:tc>
+          <w:tcPr>
+            <w:tcW w:type="dxa" w:w="1400"/>
+            <w:tcBorders>
+              <w:top w:val="single" w:color="CCCCCC" w:sz="1"/>
+              <w:left w:val="single" w:color="CCCCCC" w:sz="1"/>
+              <w:bottom w:val="single" w:color="CCCCCC" w:sz="1"/>
+              <w:right w:val="single" w:color="CCCCCC" w:sz="1"/>
+            </w:tcBorders>
+            <w:shd w:fill="EBF3FB" w:val="clear"/>
+            <w:tcMar>
+              <w:top w:type="dxa" w:w="80"/>
+              <w:left w:type="dxa" w:w="120"/>
+              <w:bottom w:type="dxa" w:w="80"/>
+              <w:right w:type="dxa" w:w="120"/>
+            </w:tcMar>
+          </w:tcPr>
+          <w:p>
+            <w:r>
+              <w:rPr>
+                <w:rFonts w:ascii="Arial" w:cs="Arial" w:eastAsia="Arial" w:hAnsi="Arial"/>
+                <w:sz w:val="20"/>
+                <w:szCs w:val="20"/>
+              </w:rPr>
+              <w:t xml:space="preserve">string</w:t>
+            </w:r>
+          </w:p>
+        </w:tc>
+        <w:tc>
+          <w:tcPr>
+            <w:tcW w:type="dxa" w:w="5760"/>
+            <w:tcBorders>
+              <w:top w:val="single" w:color="CCCCCC" w:sz="1"/>
+              <w:left w:val="single" w:color="CCCCCC" w:sz="1"/>
+              <w:bottom w:val="single" w:color="CCCCCC" w:sz="1"/>
+              <w:right w:val="single" w:color="CCCCCC" w:sz="1"/>
+            </w:tcBorders>
+            <w:shd w:fill="EBF3FB" w:val="clear"/>
+            <w:tcMar>
+              <w:top w:type="dxa" w:w="80"/>
+              <w:left w:type="dxa" w:w="120"/>
+              <w:bottom w:type="dxa" w:w="80"/>
+              <w:right w:type="dxa" w:w="120"/>
+            </w:tcMar>
+          </w:tcPr>
+          <w:p>
+            <w:r>
+              <w:rPr>
+                <w:rFonts w:ascii="Arial" w:cs="Arial" w:eastAsia="Arial" w:hAnsi="Arial"/>
+                <w:sz w:val="20"/>
+                <w:szCs w:val="20"/>
+              </w:rPr>
+              <w:t xml:space="preserve">Nullable</w:t>
+            </w:r>
+          </w:p>
+        </w:tc>
+      </w:tr>
+      <w:tr>
+        <w:tc>
+          <w:tcPr>
+            <w:tcW w:type="dxa" w:w="2200"/>
+            <w:tcBorders>
+              <w:top w:val="single" w:color="CCCCCC" w:sz="1"/>
+              <w:left w:val="single" w:color="CCCCCC" w:sz="1"/>
+              <w:bottom w:val="single" w:color="CCCCCC" w:sz="1"/>
+              <w:right w:val="single" w:color="CCCCCC" w:sz="1"/>
+            </w:tcBorders>
+            <w:shd w:fill="FFFFFF" w:val="clear"/>
+            <w:tcMar>
+              <w:top w:type="dxa" w:w="80"/>
+              <w:left w:type="dxa" w:w="120"/>
+              <w:bottom w:type="dxa" w:w="80"/>
+              <w:right w:type="dxa" w:w="120"/>
+            </w:tcMar>
+          </w:tcPr>
+          <w:p>
+            <w:r>
+              <w:rPr>
+                <w:rFonts w:ascii="Arial" w:cs="Arial" w:eastAsia="Arial" w:hAnsi="Arial"/>
+                <w:sz w:val="20"/>
+                <w:szCs w:val="20"/>
+              </w:rPr>
+              <w:t xml:space="preserve">ultimaModificacionFecha</w:t>
+            </w:r>
+          </w:p>
+        </w:tc>
+        <w:tc>
+          <w:tcPr>
+            <w:tcW w:type="dxa" w:w="1400"/>
+            <w:tcBorders>
+              <w:top w:val="single" w:color="CCCCCC" w:sz="1"/>
+              <w:left w:val="single" w:color="CCCCCC" w:sz="1"/>
+              <w:bottom w:val="single" w:color="CCCCCC" w:sz="1"/>
+              <w:right w:val="single" w:color="CCCCCC" w:sz="1"/>
+            </w:tcBorders>
+            <w:shd w:fill="FFFFFF" w:val="clear"/>
+            <w:tcMar>
+              <w:top w:type="dxa" w:w="80"/>
+              <w:left w:type="dxa" w:w="120"/>
+              <w:bottom w:type="dxa" w:w="80"/>
+              <w:right w:type="dxa" w:w="120"/>
+            </w:tcMar>
+          </w:tcPr>
+          <w:p>
+            <w:r>
+              <w:rPr>
+                <w:rFonts w:ascii="Arial" w:cs="Arial" w:eastAsia="Arial" w:hAnsi="Arial"/>
+                <w:sz w:val="20"/>
+                <w:szCs w:val="20"/>
+              </w:rPr>
+              <w:t xml:space="preserve">timestamp</w:t>
+            </w:r>
+          </w:p>
+        </w:tc>
+        <w:tc>
+          <w:tcPr>
+            <w:tcW w:type="dxa" w:w="5760"/>
+            <w:tcBorders>
+              <w:top w:val="single" w:color="CCCCCC" w:sz="1"/>
+              <w:left w:val="single" w:color="CCCCCC" w:sz="1"/>
+              <w:bottom w:val="single" w:color="CCCCCC" w:sz="1"/>
+              <w:right w:val="single" w:color="CCCCCC" w:sz="1"/>
+            </w:tcBorders>
+            <w:shd w:fill="FFFFFF" w:val="clear"/>
+            <w:tcMar>
+              <w:top w:type="dxa" w:w="80"/>
+              <w:left w:type="dxa" w:w="120"/>
+              <w:bottom w:type="dxa" w:w="80"/>
+              <w:right w:type="dxa" w:w="120"/>
+            </w:tcMar>
+          </w:tcPr>
+          <w:p>
+            <w:r>
+              <w:rPr>
+                <w:rFonts w:ascii="Arial" w:cs="Arial" w:eastAsia="Arial" w:hAnsi="Arial"/>
+                <w:sz w:val="20"/>
+                <w:szCs w:val="20"/>
+              </w:rPr>
+              <w:t xml:space="preserve">Nullable</w:t>
             </w:r>
           </w:p>
         </w:tc>
@@ -4240,7 +8000,23 @@
           <w:sz w:val="26"/>
           <w:szCs w:val="26"/>
         </w:rPr>
-        <w:t xml:space="preserve">Colecciones Firestore</w:t>
+        <w:t xml:space="preserve">Entidad: Caja Chica</w:t>
+      </w:r>
+    </w:p>
+    <w:p>
+      <w:pPr>
+        <w:spacing w:after="160" w:before="80"/>
+      </w:pPr>
+      <w:r>
+        <w:rPr>
+          <w:rFonts w:ascii="Arial" w:cs="Arial" w:eastAsia="Arial" w:hAnsi="Arial"/>
+          <w:i/>
+          <w:iCs/>
+          <w:color w:val="555555"/>
+          <w:sz w:val="18"/>
+          <w:szCs w:val="18"/>
+        </w:rPr>
+        <w:t xml:space="preserve">Documento fijo id='caja_chica' en colección cuenta_bancaria. Movimientos en subcolección cuenta_bancaria/caja_chica/movimientos.</w:t>
       </w:r>
     </w:p>
     <w:tbl>
@@ -4383,7 +8159,7 @@
                 <w:sz w:val="20"/>
                 <w:szCs w:val="20"/>
               </w:rPr>
-              <w:t xml:space="preserve">ingresos</w:t>
+              <w:t xml:space="preserve">id</w:t>
             </w:r>
           </w:p>
         </w:tc>
@@ -4411,7 +8187,7 @@
                 <w:sz w:val="20"/>
                 <w:szCs w:val="20"/>
               </w:rPr>
-              <w:t xml:space="preserve">Pública lectura</w:t>
+              <w:t xml:space="preserve">string</w:t>
             </w:r>
           </w:p>
         </w:tc>
@@ -4439,7 +8215,7 @@
                 <w:sz w:val="20"/>
                 <w:szCs w:val="20"/>
               </w:rPr>
-              <w:t xml:space="preserve">Movimientos de ingreso con comprobantes</w:t>
+              <w:t xml:space="preserve">Fijo: 'caja_chica'</w:t>
             </w:r>
           </w:p>
         </w:tc>
@@ -4469,7 +8245,7 @@
                 <w:sz w:val="20"/>
                 <w:szCs w:val="20"/>
               </w:rPr>
-              <w:t xml:space="preserve">gastos</w:t>
+              <w:t xml:space="preserve">saldoActual</w:t>
             </w:r>
           </w:p>
         </w:tc>
@@ -4497,7 +8273,7 @@
                 <w:sz w:val="20"/>
                 <w:szCs w:val="20"/>
               </w:rPr>
-              <w:t xml:space="preserve">Pública lectura</w:t>
+              <w:t xml:space="preserve">number</w:t>
             </w:r>
           </w:p>
         </w:tc>
@@ -4525,7 +8301,7 @@
                 <w:sz w:val="20"/>
                 <w:szCs w:val="20"/>
               </w:rPr>
-              <w:t xml:space="preserve">Movimientos de gasto con comprobantes</w:t>
+              <w:t xml:space="preserve"/>
             </w:r>
           </w:p>
         </w:tc>
@@ -4555,7 +8331,7 @@
                 <w:sz w:val="20"/>
                 <w:szCs w:val="20"/>
               </w:rPr>
-              <w:t xml:space="preserve">categorias</w:t>
+              <w:t xml:space="preserve">moneda</w:t>
             </w:r>
           </w:p>
         </w:tc>
@@ -4583,7 +8359,7 @@
                 <w:sz w:val="20"/>
                 <w:szCs w:val="20"/>
               </w:rPr>
-              <w:t xml:space="preserve">Pública lectura</w:t>
+              <w:t xml:space="preserve">string</w:t>
             </w:r>
           </w:p>
         </w:tc>
@@ -4611,7 +8387,7 @@
                 <w:sz w:val="20"/>
                 <w:szCs w:val="20"/>
               </w:rPr>
-              <w:t xml:space="preserve">Con ícono y color Material Icons</w:t>
+              <w:t xml:space="preserve">Por defecto ARS</w:t>
             </w:r>
           </w:p>
         </w:tc>
@@ -4641,7 +8417,7 @@
                 <w:sz w:val="20"/>
                 <w:szCs w:val="20"/>
               </w:rPr>
-              <w:t xml:space="preserve">metodos_pago</w:t>
+              <w:t xml:space="preserve">fechaActualizacion</w:t>
             </w:r>
           </w:p>
         </w:tc>
@@ -4669,7 +8445,7 @@
                 <w:sz w:val="20"/>
                 <w:szCs w:val="20"/>
               </w:rPr>
-              <w:t xml:space="preserve">Pública lectura</w:t>
+              <w:t xml:space="preserve">timestamp</w:t>
             </w:r>
           </w:p>
         </w:tc>
@@ -4697,1555 +8473,7 @@
                 <w:sz w:val="20"/>
                 <w:szCs w:val="20"/>
               </w:rPr>
-              <w:t xml:space="preserve">Con íconos Material Icons</w:t>
-            </w:r>
-          </w:p>
-        </w:tc>
-      </w:tr>
-      <w:tr>
-        <w:tc>
-          <w:tcPr>
-            <w:tcW w:type="dxa" w:w="2200"/>
-            <w:tcBorders>
-              <w:top w:val="single" w:color="CCCCCC" w:sz="1"/>
-              <w:left w:val="single" w:color="CCCCCC" w:sz="1"/>
-              <w:bottom w:val="single" w:color="CCCCCC" w:sz="1"/>
-              <w:right w:val="single" w:color="CCCCCC" w:sz="1"/>
-            </w:tcBorders>
-            <w:shd w:fill="EBF3FB" w:val="clear"/>
-            <w:tcMar>
-              <w:top w:type="dxa" w:w="80"/>
-              <w:left w:type="dxa" w:w="120"/>
-              <w:bottom w:type="dxa" w:w="80"/>
-              <w:right w:type="dxa" w:w="120"/>
-            </w:tcMar>
-          </w:tcPr>
-          <w:p>
-            <w:r>
-              <w:rPr>
-                <w:rFonts w:ascii="Arial" w:cs="Arial" w:eastAsia="Arial" w:hAnsi="Arial"/>
-                <w:sz w:val="20"/>
-                <w:szCs w:val="20"/>
-              </w:rPr>
-              <w:t xml:space="preserve">proyectos</w:t>
-            </w:r>
-          </w:p>
-        </w:tc>
-        <w:tc>
-          <w:tcPr>
-            <w:tcW w:type="dxa" w:w="1400"/>
-            <w:tcBorders>
-              <w:top w:val="single" w:color="CCCCCC" w:sz="1"/>
-              <w:left w:val="single" w:color="CCCCCC" w:sz="1"/>
-              <w:bottom w:val="single" w:color="CCCCCC" w:sz="1"/>
-              <w:right w:val="single" w:color="CCCCCC" w:sz="1"/>
-            </w:tcBorders>
-            <w:shd w:fill="EBF3FB" w:val="clear"/>
-            <w:tcMar>
-              <w:top w:type="dxa" w:w="80"/>
-              <w:left w:type="dxa" w:w="120"/>
-              <w:bottom w:type="dxa" w:w="80"/>
-              <w:right w:type="dxa" w:w="120"/>
-            </w:tcMar>
-          </w:tcPr>
-          <w:p>
-            <w:r>
-              <w:rPr>
-                <w:rFonts w:ascii="Arial" w:cs="Arial" w:eastAsia="Arial" w:hAnsi="Arial"/>
-                <w:sz w:val="20"/>
-                <w:szCs w:val="20"/>
-              </w:rPr>
-              <w:t xml:space="preserve">Pública lectura</w:t>
-            </w:r>
-          </w:p>
-        </w:tc>
-        <w:tc>
-          <w:tcPr>
-            <w:tcW w:type="dxa" w:w="5760"/>
-            <w:tcBorders>
-              <w:top w:val="single" w:color="CCCCCC" w:sz="1"/>
-              <w:left w:val="single" w:color="CCCCCC" w:sz="1"/>
-              <w:bottom w:val="single" w:color="CCCCCC" w:sz="1"/>
-              <w:right w:val="single" w:color="CCCCCC" w:sz="1"/>
-            </w:tcBorders>
-            <w:shd w:fill="EBF3FB" w:val="clear"/>
-            <w:tcMar>
-              <w:top w:type="dxa" w:w="80"/>
-              <w:left w:type="dxa" w:w="120"/>
-              <w:bottom w:type="dxa" w:w="80"/>
-              <w:right w:type="dxa" w:w="120"/>
-            </w:tcMar>
-          </w:tcPr>
-          <w:p>
-            <w:r>
-              <w:rPr>
-                <w:rFonts w:ascii="Arial" w:cs="Arial" w:eastAsia="Arial" w:hAnsi="Arial"/>
-                <w:sz w:val="20"/>
-                <w:szCs w:val="20"/>
-              </w:rPr>
-              <w:t xml:space="preserve">Estados: planificado/en_curso/finalizado/cancelado</w:t>
-            </w:r>
-          </w:p>
-        </w:tc>
-      </w:tr>
-      <w:tr>
-        <w:tc>
-          <w:tcPr>
-            <w:tcW w:type="dxa" w:w="2200"/>
-            <w:tcBorders>
-              <w:top w:val="single" w:color="CCCCCC" w:sz="1"/>
-              <w:left w:val="single" w:color="CCCCCC" w:sz="1"/>
-              <w:bottom w:val="single" w:color="CCCCCC" w:sz="1"/>
-              <w:right w:val="single" w:color="CCCCCC" w:sz="1"/>
-            </w:tcBorders>
-            <w:shd w:fill="FFFFFF" w:val="clear"/>
-            <w:tcMar>
-              <w:top w:type="dxa" w:w="80"/>
-              <w:left w:type="dxa" w:w="120"/>
-              <w:bottom w:type="dxa" w:w="80"/>
-              <w:right w:type="dxa" w:w="120"/>
-            </w:tcMar>
-          </w:tcPr>
-          <w:p>
-            <w:r>
-              <w:rPr>
-                <w:rFonts w:ascii="Arial" w:cs="Arial" w:eastAsia="Arial" w:hAnsi="Arial"/>
-                <w:sz w:val="20"/>
-                <w:szCs w:val="20"/>
-              </w:rPr>
-              <w:t xml:space="preserve">items_proyecto</w:t>
-            </w:r>
-          </w:p>
-        </w:tc>
-        <w:tc>
-          <w:tcPr>
-            <w:tcW w:type="dxa" w:w="1400"/>
-            <w:tcBorders>
-              <w:top w:val="single" w:color="CCCCCC" w:sz="1"/>
-              <w:left w:val="single" w:color="CCCCCC" w:sz="1"/>
-              <w:bottom w:val="single" w:color="CCCCCC" w:sz="1"/>
-              <w:right w:val="single" w:color="CCCCCC" w:sz="1"/>
-            </w:tcBorders>
-            <w:shd w:fill="FFFFFF" w:val="clear"/>
-            <w:tcMar>
-              <w:top w:type="dxa" w:w="80"/>
-              <w:left w:type="dxa" w:w="120"/>
-              <w:bottom w:type="dxa" w:w="80"/>
-              <w:right w:type="dxa" w:w="120"/>
-            </w:tcMar>
-          </w:tcPr>
-          <w:p>
-            <w:r>
-              <w:rPr>
-                <w:rFonts w:ascii="Arial" w:cs="Arial" w:eastAsia="Arial" w:hAnsi="Arial"/>
-                <w:sz w:val="20"/>
-                <w:szCs w:val="20"/>
-              </w:rPr>
-              <w:t xml:space="preserve">Pública lectura</w:t>
-            </w:r>
-          </w:p>
-        </w:tc>
-        <w:tc>
-          <w:tcPr>
-            <w:tcW w:type="dxa" w:w="5760"/>
-            <w:tcBorders>
-              <w:top w:val="single" w:color="CCCCCC" w:sz="1"/>
-              <w:left w:val="single" w:color="CCCCCC" w:sz="1"/>
-              <w:bottom w:val="single" w:color="CCCCCC" w:sz="1"/>
-              <w:right w:val="single" w:color="CCCCCC" w:sz="1"/>
-            </w:tcBorders>
-            <w:shd w:fill="FFFFFF" w:val="clear"/>
-            <w:tcMar>
-              <w:top w:type="dxa" w:w="80"/>
-              <w:left w:type="dxa" w:w="120"/>
-              <w:bottom w:type="dxa" w:w="80"/>
-              <w:right w:type="dxa" w:w="120"/>
-            </w:tcMar>
-          </w:tcPr>
-          <w:p>
-            <w:r>
-              <w:rPr>
-                <w:rFonts w:ascii="Arial" w:cs="Arial" w:eastAsia="Arial" w:hAnsi="Arial"/>
-                <w:sz w:val="20"/>
-                <w:szCs w:val="20"/>
-              </w:rPr>
-              <w:t xml:space="preserve">Estados: pendiente/en_gestion/presupuestos_aprobados/comprado</w:t>
-            </w:r>
-          </w:p>
-        </w:tc>
-      </w:tr>
-      <w:tr>
-        <w:tc>
-          <w:tcPr>
-            <w:tcW w:type="dxa" w:w="2200"/>
-            <w:tcBorders>
-              <w:top w:val="single" w:color="CCCCCC" w:sz="1"/>
-              <w:left w:val="single" w:color="CCCCCC" w:sz="1"/>
-              <w:bottom w:val="single" w:color="CCCCCC" w:sz="1"/>
-              <w:right w:val="single" w:color="CCCCCC" w:sz="1"/>
-            </w:tcBorders>
-            <w:shd w:fill="EBF3FB" w:val="clear"/>
-            <w:tcMar>
-              <w:top w:type="dxa" w:w="80"/>
-              <w:left w:type="dxa" w:w="120"/>
-              <w:bottom w:type="dxa" w:w="80"/>
-              <w:right w:type="dxa" w:w="120"/>
-            </w:tcMar>
-          </w:tcPr>
-          <w:p>
-            <w:r>
-              <w:rPr>
-                <w:rFonts w:ascii="Arial" w:cs="Arial" w:eastAsia="Arial" w:hAnsi="Arial"/>
-                <w:sz w:val="20"/>
-                <w:szCs w:val="20"/>
-              </w:rPr>
-              <w:t xml:space="preserve">cuenta_bancaria</w:t>
-            </w:r>
-          </w:p>
-        </w:tc>
-        <w:tc>
-          <w:tcPr>
-            <w:tcW w:type="dxa" w:w="1400"/>
-            <w:tcBorders>
-              <w:top w:val="single" w:color="CCCCCC" w:sz="1"/>
-              <w:left w:val="single" w:color="CCCCCC" w:sz="1"/>
-              <w:bottom w:val="single" w:color="CCCCCC" w:sz="1"/>
-              <w:right w:val="single" w:color="CCCCCC" w:sz="1"/>
-            </w:tcBorders>
-            <w:shd w:fill="EBF3FB" w:val="clear"/>
-            <w:tcMar>
-              <w:top w:type="dxa" w:w="80"/>
-              <w:left w:type="dxa" w:w="120"/>
-              <w:bottom w:type="dxa" w:w="80"/>
-              <w:right w:type="dxa" w:w="120"/>
-            </w:tcMar>
-          </w:tcPr>
-          <w:p>
-            <w:r>
-              <w:rPr>
-                <w:rFonts w:ascii="Arial" w:cs="Arial" w:eastAsia="Arial" w:hAnsi="Arial"/>
-                <w:sz w:val="20"/>
-                <w:szCs w:val="20"/>
-              </w:rPr>
-              <w:t xml:space="preserve">Pública lectura</w:t>
-            </w:r>
-          </w:p>
-        </w:tc>
-        <w:tc>
-          <w:tcPr>
-            <w:tcW w:type="dxa" w:w="5760"/>
-            <w:tcBorders>
-              <w:top w:val="single" w:color="CCCCCC" w:sz="1"/>
-              <w:left w:val="single" w:color="CCCCCC" w:sz="1"/>
-              <w:bottom w:val="single" w:color="CCCCCC" w:sz="1"/>
-              <w:right w:val="single" w:color="CCCCCC" w:sz="1"/>
-            </w:tcBorders>
-            <w:shd w:fill="EBF3FB" w:val="clear"/>
-            <w:tcMar>
-              <w:top w:type="dxa" w:w="80"/>
-              <w:left w:type="dxa" w:w="120"/>
-              <w:bottom w:type="dxa" w:w="80"/>
-              <w:right w:type="dxa" w:w="120"/>
-            </w:tcMar>
-          </w:tcPr>
-          <w:p>
-            <w:r>
-              <w:rPr>
-                <w:rFonts w:ascii="Arial" w:cs="Arial" w:eastAsia="Arial" w:hAnsi="Arial"/>
-                <w:sz w:val="20"/>
-                <w:szCs w:val="20"/>
-              </w:rPr>
-              <w:t xml:space="preserve">Documento único id: 'cuenta_principal'</w:t>
-            </w:r>
-          </w:p>
-        </w:tc>
-      </w:tr>
-      <w:tr>
-        <w:tc>
-          <w:tcPr>
-            <w:tcW w:type="dxa" w:w="2200"/>
-            <w:tcBorders>
-              <w:top w:val="single" w:color="CCCCCC" w:sz="1"/>
-              <w:left w:val="single" w:color="CCCCCC" w:sz="1"/>
-              <w:bottom w:val="single" w:color="CCCCCC" w:sz="1"/>
-              <w:right w:val="single" w:color="CCCCCC" w:sz="1"/>
-            </w:tcBorders>
-            <w:shd w:fill="FFFFFF" w:val="clear"/>
-            <w:tcMar>
-              <w:top w:type="dxa" w:w="80"/>
-              <w:left w:type="dxa" w:w="120"/>
-              <w:bottom w:type="dxa" w:w="80"/>
-              <w:right w:type="dxa" w:w="120"/>
-            </w:tcMar>
-          </w:tcPr>
-          <w:p>
-            <w:r>
-              <w:rPr>
-                <w:rFonts w:ascii="Arial" w:cs="Arial" w:eastAsia="Arial" w:hAnsi="Arial"/>
-                <w:sz w:val="20"/>
-                <w:szCs w:val="20"/>
-              </w:rPr>
-              <w:t xml:space="preserve">movimientos_bancarios</w:t>
-            </w:r>
-          </w:p>
-        </w:tc>
-        <w:tc>
-          <w:tcPr>
-            <w:tcW w:type="dxa" w:w="1400"/>
-            <w:tcBorders>
-              <w:top w:val="single" w:color="CCCCCC" w:sz="1"/>
-              <w:left w:val="single" w:color="CCCCCC" w:sz="1"/>
-              <w:bottom w:val="single" w:color="CCCCCC" w:sz="1"/>
-              <w:right w:val="single" w:color="CCCCCC" w:sz="1"/>
-            </w:tcBorders>
-            <w:shd w:fill="FFFFFF" w:val="clear"/>
-            <w:tcMar>
-              <w:top w:type="dxa" w:w="80"/>
-              <w:left w:type="dxa" w:w="120"/>
-              <w:bottom w:type="dxa" w:w="80"/>
-              <w:right w:type="dxa" w:w="120"/>
-            </w:tcMar>
-          </w:tcPr>
-          <w:p>
-            <w:r>
-              <w:rPr>
-                <w:rFonts w:ascii="Arial" w:cs="Arial" w:eastAsia="Arial" w:hAnsi="Arial"/>
-                <w:sz w:val="20"/>
-                <w:szCs w:val="20"/>
-              </w:rPr>
-              <w:t xml:space="preserve">Pública lectura</w:t>
-            </w:r>
-          </w:p>
-        </w:tc>
-        <w:tc>
-          <w:tcPr>
-            <w:tcW w:type="dxa" w:w="5760"/>
-            <w:tcBorders>
-              <w:top w:val="single" w:color="CCCCCC" w:sz="1"/>
-              <w:left w:val="single" w:color="CCCCCC" w:sz="1"/>
-              <w:bottom w:val="single" w:color="CCCCCC" w:sz="1"/>
-              <w:right w:val="single" w:color="CCCCCC" w:sz="1"/>
-            </w:tcBorders>
-            <w:shd w:fill="FFFFFF" w:val="clear"/>
-            <w:tcMar>
-              <w:top w:type="dxa" w:w="80"/>
-              <w:left w:type="dxa" w:w="120"/>
-              <w:bottom w:type="dxa" w:w="80"/>
-              <w:right w:type="dxa" w:w="120"/>
-            </w:tcMar>
-          </w:tcPr>
-          <w:p>
-            <w:r>
-              <w:rPr>
-                <w:rFonts w:ascii="Arial" w:cs="Arial" w:eastAsia="Arial" w:hAnsi="Arial"/>
-                <w:sz w:val="20"/>
-                <w:szCs w:val="20"/>
-              </w:rPr>
-              <w:t xml:space="preserve">Historial de saldo y resúmenes</w:t>
-            </w:r>
-          </w:p>
-        </w:tc>
-      </w:tr>
-      <w:tr>
-        <w:tc>
-          <w:tcPr>
-            <w:tcW w:type="dxa" w:w="2200"/>
-            <w:tcBorders>
-              <w:top w:val="single" w:color="CCCCCC" w:sz="1"/>
-              <w:left w:val="single" w:color="CCCCCC" w:sz="1"/>
-              <w:bottom w:val="single" w:color="CCCCCC" w:sz="1"/>
-              <w:right w:val="single" w:color="CCCCCC" w:sz="1"/>
-            </w:tcBorders>
-            <w:shd w:fill="EBF3FB" w:val="clear"/>
-            <w:tcMar>
-              <w:top w:type="dxa" w:w="80"/>
-              <w:left w:type="dxa" w:w="120"/>
-              <w:bottom w:type="dxa" w:w="80"/>
-              <w:right w:type="dxa" w:w="120"/>
-            </w:tcMar>
-          </w:tcPr>
-          <w:p>
-            <w:r>
-              <w:rPr>
-                <w:rFonts w:ascii="Arial" w:cs="Arial" w:eastAsia="Arial" w:hAnsi="Arial"/>
-                <w:sz w:val="20"/>
-                <w:szCs w:val="20"/>
-              </w:rPr>
-              <w:t xml:space="preserve">configuracion</w:t>
-            </w:r>
-          </w:p>
-        </w:tc>
-        <w:tc>
-          <w:tcPr>
-            <w:tcW w:type="dxa" w:w="1400"/>
-            <w:tcBorders>
-              <w:top w:val="single" w:color="CCCCCC" w:sz="1"/>
-              <w:left w:val="single" w:color="CCCCCC" w:sz="1"/>
-              <w:bottom w:val="single" w:color="CCCCCC" w:sz="1"/>
-              <w:right w:val="single" w:color="CCCCCC" w:sz="1"/>
-            </w:tcBorders>
-            <w:shd w:fill="EBF3FB" w:val="clear"/>
-            <w:tcMar>
-              <w:top w:type="dxa" w:w="80"/>
-              <w:left w:type="dxa" w:w="120"/>
-              <w:bottom w:type="dxa" w:w="80"/>
-              <w:right w:type="dxa" w:w="120"/>
-            </w:tcMar>
-          </w:tcPr>
-          <w:p>
-            <w:r>
-              <w:rPr>
-                <w:rFonts w:ascii="Arial" w:cs="Arial" w:eastAsia="Arial" w:hAnsi="Arial"/>
-                <w:sz w:val="20"/>
-                <w:szCs w:val="20"/>
-              </w:rPr>
-              <w:t xml:space="preserve">Pública lectura</w:t>
-            </w:r>
-          </w:p>
-        </w:tc>
-        <w:tc>
-          <w:tcPr>
-            <w:tcW w:type="dxa" w:w="5760"/>
-            <w:tcBorders>
-              <w:top w:val="single" w:color="CCCCCC" w:sz="1"/>
-              <w:left w:val="single" w:color="CCCCCC" w:sz="1"/>
-              <w:bottom w:val="single" w:color="CCCCCC" w:sz="1"/>
-              <w:right w:val="single" w:color="CCCCCC" w:sz="1"/>
-            </w:tcBorders>
-            <w:shd w:fill="EBF3FB" w:val="clear"/>
-            <w:tcMar>
-              <w:top w:type="dxa" w:w="80"/>
-              <w:left w:type="dxa" w:w="120"/>
-              <w:bottom w:type="dxa" w:w="80"/>
-              <w:right w:type="dxa" w:w="120"/>
-            </w:tcMar>
-          </w:tcPr>
-          <w:p>
-            <w:r>
-              <w:rPr>
-                <w:rFonts w:ascii="Arial" w:cs="Arial" w:eastAsia="Arial" w:hAnsi="Arial"/>
-                <w:sz w:val="20"/>
-                <w:szCs w:val="20"/>
-              </w:rPr>
-              <w:t xml:space="preserve">Documento único id: 'config'</w:t>
-            </w:r>
-          </w:p>
-        </w:tc>
-      </w:tr>
-      <w:tr>
-        <w:tc>
-          <w:tcPr>
-            <w:tcW w:type="dxa" w:w="2200"/>
-            <w:tcBorders>
-              <w:top w:val="single" w:color="CCCCCC" w:sz="1"/>
-              <w:left w:val="single" w:color="CCCCCC" w:sz="1"/>
-              <w:bottom w:val="single" w:color="CCCCCC" w:sz="1"/>
-              <w:right w:val="single" w:color="CCCCCC" w:sz="1"/>
-            </w:tcBorders>
-            <w:shd w:fill="FFFFFF" w:val="clear"/>
-            <w:tcMar>
-              <w:top w:type="dxa" w:w="80"/>
-              <w:left w:type="dxa" w:w="120"/>
-              <w:bottom w:type="dxa" w:w="80"/>
-              <w:right w:type="dxa" w:w="120"/>
-            </w:tcMar>
-          </w:tcPr>
-          <w:p>
-            <w:r>
-              <w:rPr>
-                <w:rFonts w:ascii="Arial" w:cs="Arial" w:eastAsia="Arial" w:hAnsi="Arial"/>
-                <w:sz w:val="20"/>
-                <w:szCs w:val="20"/>
-              </w:rPr>
-              <w:t xml:space="preserve">frecuencias_recurrencia</w:t>
-            </w:r>
-          </w:p>
-        </w:tc>
-        <w:tc>
-          <w:tcPr>
-            <w:tcW w:type="dxa" w:w="1400"/>
-            <w:tcBorders>
-              <w:top w:val="single" w:color="CCCCCC" w:sz="1"/>
-              <w:left w:val="single" w:color="CCCCCC" w:sz="1"/>
-              <w:bottom w:val="single" w:color="CCCCCC" w:sz="1"/>
-              <w:right w:val="single" w:color="CCCCCC" w:sz="1"/>
-            </w:tcBorders>
-            <w:shd w:fill="FFFFFF" w:val="clear"/>
-            <w:tcMar>
-              <w:top w:type="dxa" w:w="80"/>
-              <w:left w:type="dxa" w:w="120"/>
-              <w:bottom w:type="dxa" w:w="80"/>
-              <w:right w:type="dxa" w:w="120"/>
-            </w:tcMar>
-          </w:tcPr>
-          <w:p>
-            <w:r>
-              <w:rPr>
-                <w:rFonts w:ascii="Arial" w:cs="Arial" w:eastAsia="Arial" w:hAnsi="Arial"/>
-                <w:sz w:val="20"/>
-                <w:szCs w:val="20"/>
-              </w:rPr>
-              <w:t xml:space="preserve">Pública lectura</w:t>
-            </w:r>
-          </w:p>
-        </w:tc>
-        <w:tc>
-          <w:tcPr>
-            <w:tcW w:type="dxa" w:w="5760"/>
-            <w:tcBorders>
-              <w:top w:val="single" w:color="CCCCCC" w:sz="1"/>
-              <w:left w:val="single" w:color="CCCCCC" w:sz="1"/>
-              <w:bottom w:val="single" w:color="CCCCCC" w:sz="1"/>
-              <w:right w:val="single" w:color="CCCCCC" w:sz="1"/>
-            </w:tcBorders>
-            <w:shd w:fill="FFFFFF" w:val="clear"/>
-            <w:tcMar>
-              <w:top w:type="dxa" w:w="80"/>
-              <w:left w:type="dxa" w:w="120"/>
-              <w:bottom w:type="dxa" w:w="80"/>
-              <w:right w:type="dxa" w:w="120"/>
-            </w:tcMar>
-          </w:tcPr>
-          <w:p>
-            <w:r>
-              <w:rPr>
-                <w:rFonts w:ascii="Arial" w:cs="Arial" w:eastAsia="Arial" w:hAnsi="Arial"/>
-                <w:sz w:val="20"/>
-                <w:szCs w:val="20"/>
-              </w:rPr>
-              <w:t xml:space="preserve">Semanal/Quincenal/Mensual/Bimestral/Trimestral/Anual</w:t>
-            </w:r>
-          </w:p>
-        </w:tc>
-      </w:tr>
-      <w:tr>
-        <w:tc>
-          <w:tcPr>
-            <w:tcW w:type="dxa" w:w="2200"/>
-            <w:tcBorders>
-              <w:top w:val="single" w:color="CCCCCC" w:sz="1"/>
-              <w:left w:val="single" w:color="CCCCCC" w:sz="1"/>
-              <w:bottom w:val="single" w:color="CCCCCC" w:sz="1"/>
-              <w:right w:val="single" w:color="CCCCCC" w:sz="1"/>
-            </w:tcBorders>
-            <w:shd w:fill="EBF3FB" w:val="clear"/>
-            <w:tcMar>
-              <w:top w:type="dxa" w:w="80"/>
-              <w:left w:type="dxa" w:w="120"/>
-              <w:bottom w:type="dxa" w:w="80"/>
-              <w:right w:type="dxa" w:w="120"/>
-            </w:tcMar>
-          </w:tcPr>
-          <w:p>
-            <w:r>
-              <w:rPr>
-                <w:rFonts w:ascii="Arial" w:cs="Arial" w:eastAsia="Arial" w:hAnsi="Arial"/>
-                <w:sz w:val="20"/>
-                <w:szCs w:val="20"/>
-              </w:rPr>
-              <w:t xml:space="preserve">tipos_proyecto</w:t>
-            </w:r>
-          </w:p>
-        </w:tc>
-        <w:tc>
-          <w:tcPr>
-            <w:tcW w:type="dxa" w:w="1400"/>
-            <w:tcBorders>
-              <w:top w:val="single" w:color="CCCCCC" w:sz="1"/>
-              <w:left w:val="single" w:color="CCCCCC" w:sz="1"/>
-              <w:bottom w:val="single" w:color="CCCCCC" w:sz="1"/>
-              <w:right w:val="single" w:color="CCCCCC" w:sz="1"/>
-            </w:tcBorders>
-            <w:shd w:fill="EBF3FB" w:val="clear"/>
-            <w:tcMar>
-              <w:top w:type="dxa" w:w="80"/>
-              <w:left w:type="dxa" w:w="120"/>
-              <w:bottom w:type="dxa" w:w="80"/>
-              <w:right w:type="dxa" w:w="120"/>
-            </w:tcMar>
-          </w:tcPr>
-          <w:p>
-            <w:r>
-              <w:rPr>
-                <w:rFonts w:ascii="Arial" w:cs="Arial" w:eastAsia="Arial" w:hAnsi="Arial"/>
-                <w:sz w:val="20"/>
-                <w:szCs w:val="20"/>
-              </w:rPr>
-              <w:t xml:space="preserve">Pública lectura</w:t>
-            </w:r>
-          </w:p>
-        </w:tc>
-        <w:tc>
-          <w:tcPr>
-            <w:tcW w:type="dxa" w:w="5760"/>
-            <w:tcBorders>
-              <w:top w:val="single" w:color="CCCCCC" w:sz="1"/>
-              <w:left w:val="single" w:color="CCCCCC" w:sz="1"/>
-              <w:bottom w:val="single" w:color="CCCCCC" w:sz="1"/>
-              <w:right w:val="single" w:color="CCCCCC" w:sz="1"/>
-            </w:tcBorders>
-            <w:shd w:fill="EBF3FB" w:val="clear"/>
-            <w:tcMar>
-              <w:top w:type="dxa" w:w="80"/>
-              <w:left w:type="dxa" w:w="120"/>
-              <w:bottom w:type="dxa" w:w="80"/>
-              <w:right w:type="dxa" w:w="120"/>
-            </w:tcMar>
-          </w:tcPr>
-          <w:p>
-            <w:r>
-              <w:rPr>
-                <w:rFonts w:ascii="Arial" w:cs="Arial" w:eastAsia="Arial" w:hAnsi="Arial"/>
-                <w:sz w:val="20"/>
-                <w:szCs w:val="20"/>
-              </w:rPr>
-              <w:t xml:space="preserve">Evento/Infraestructura/Viaje de Estudios/Equipamiento/Otros</w:t>
-            </w:r>
-          </w:p>
-        </w:tc>
-      </w:tr>
-      <w:tr>
-        <w:tc>
-          <w:tcPr>
-            <w:tcW w:type="dxa" w:w="2200"/>
-            <w:tcBorders>
-              <w:top w:val="single" w:color="CCCCCC" w:sz="1"/>
-              <w:left w:val="single" w:color="CCCCCC" w:sz="1"/>
-              <w:bottom w:val="single" w:color="CCCCCC" w:sz="1"/>
-              <w:right w:val="single" w:color="CCCCCC" w:sz="1"/>
-            </w:tcBorders>
-            <w:shd w:fill="FFFFFF" w:val="clear"/>
-            <w:tcMar>
-              <w:top w:type="dxa" w:w="80"/>
-              <w:left w:type="dxa" w:w="120"/>
-              <w:bottom w:type="dxa" w:w="80"/>
-              <w:right w:type="dxa" w:w="120"/>
-            </w:tcMar>
-          </w:tcPr>
-          <w:p>
-            <w:r>
-              <w:rPr>
-                <w:rFonts w:ascii="Arial" w:cs="Arial" w:eastAsia="Arial" w:hAnsi="Arial"/>
-                <w:sz w:val="20"/>
-                <w:szCs w:val="20"/>
-              </w:rPr>
-              <w:t xml:space="preserve">usuarios</w:t>
-            </w:r>
-          </w:p>
-        </w:tc>
-        <w:tc>
-          <w:tcPr>
-            <w:tcW w:type="dxa" w:w="1400"/>
-            <w:tcBorders>
-              <w:top w:val="single" w:color="CCCCCC" w:sz="1"/>
-              <w:left w:val="single" w:color="CCCCCC" w:sz="1"/>
-              <w:bottom w:val="single" w:color="CCCCCC" w:sz="1"/>
-              <w:right w:val="single" w:color="CCCCCC" w:sz="1"/>
-            </w:tcBorders>
-            <w:shd w:fill="FFFFFF" w:val="clear"/>
-            <w:tcMar>
-              <w:top w:type="dxa" w:w="80"/>
-              <w:left w:type="dxa" w:w="120"/>
-              <w:bottom w:type="dxa" w:w="80"/>
-              <w:right w:type="dxa" w:w="120"/>
-            </w:tcMar>
-          </w:tcPr>
-          <w:p>
-            <w:r>
-              <w:rPr>
-                <w:rFonts w:ascii="Arial" w:cs="Arial" w:eastAsia="Arial" w:hAnsi="Arial"/>
-                <w:sz w:val="20"/>
-                <w:szCs w:val="20"/>
-              </w:rPr>
-              <w:t xml:space="preserve">Solo autenticados</w:t>
-            </w:r>
-          </w:p>
-        </w:tc>
-        <w:tc>
-          <w:tcPr>
-            <w:tcW w:type="dxa" w:w="5760"/>
-            <w:tcBorders>
-              <w:top w:val="single" w:color="CCCCCC" w:sz="1"/>
-              <w:left w:val="single" w:color="CCCCCC" w:sz="1"/>
-              <w:bottom w:val="single" w:color="CCCCCC" w:sz="1"/>
-              <w:right w:val="single" w:color="CCCCCC" w:sz="1"/>
-            </w:tcBorders>
-            <w:shd w:fill="FFFFFF" w:val="clear"/>
-            <w:tcMar>
-              <w:top w:type="dxa" w:w="80"/>
-              <w:left w:type="dxa" w:w="120"/>
-              <w:bottom w:type="dxa" w:w="80"/>
-              <w:right w:type="dxa" w:w="120"/>
-            </w:tcMar>
-          </w:tcPr>
-          <w:p>
-            <w:r>
-              <w:rPr>
-                <w:rFonts w:ascii="Arial" w:cs="Arial" w:eastAsia="Arial" w:hAnsi="Arial"/>
-                <w:sz w:val="20"/>
-                <w:szCs w:val="20"/>
-              </w:rPr>
-              <w:t xml:space="preserve">Con campo authUid — CRÍTICO para control de roles</w:t>
-            </w:r>
-          </w:p>
-        </w:tc>
-      </w:tr>
-      <w:tr>
-        <w:tc>
-          <w:tcPr>
-            <w:tcW w:type="dxa" w:w="2200"/>
-            <w:tcBorders>
-              <w:top w:val="single" w:color="CCCCCC" w:sz="1"/>
-              <w:left w:val="single" w:color="CCCCCC" w:sz="1"/>
-              <w:bottom w:val="single" w:color="CCCCCC" w:sz="1"/>
-              <w:right w:val="single" w:color="CCCCCC" w:sz="1"/>
-            </w:tcBorders>
-            <w:shd w:fill="EBF3FB" w:val="clear"/>
-            <w:tcMar>
-              <w:top w:type="dxa" w:w="80"/>
-              <w:left w:type="dxa" w:w="120"/>
-              <w:bottom w:type="dxa" w:w="80"/>
-              <w:right w:type="dxa" w:w="120"/>
-            </w:tcMar>
-          </w:tcPr>
-          <w:p>
-            <w:r>
-              <w:rPr>
-                <w:rFonts w:ascii="Arial" w:cs="Arial" w:eastAsia="Arial" w:hAnsi="Arial"/>
-                <w:sz w:val="20"/>
-                <w:szCs w:val="20"/>
-              </w:rPr>
-              <w:t xml:space="preserve">personas</w:t>
-            </w:r>
-          </w:p>
-        </w:tc>
-        <w:tc>
-          <w:tcPr>
-            <w:tcW w:type="dxa" w:w="1400"/>
-            <w:tcBorders>
-              <w:top w:val="single" w:color="CCCCCC" w:sz="1"/>
-              <w:left w:val="single" w:color="CCCCCC" w:sz="1"/>
-              <w:bottom w:val="single" w:color="CCCCCC" w:sz="1"/>
-              <w:right w:val="single" w:color="CCCCCC" w:sz="1"/>
-            </w:tcBorders>
-            <w:shd w:fill="EBF3FB" w:val="clear"/>
-            <w:tcMar>
-              <w:top w:type="dxa" w:w="80"/>
-              <w:left w:type="dxa" w:w="120"/>
-              <w:bottom w:type="dxa" w:w="80"/>
-              <w:right w:type="dxa" w:w="120"/>
-            </w:tcMar>
-          </w:tcPr>
-          <w:p>
-            <w:r>
-              <w:rPr>
-                <w:rFonts w:ascii="Arial" w:cs="Arial" w:eastAsia="Arial" w:hAnsi="Arial"/>
-                <w:sz w:val="20"/>
-                <w:szCs w:val="20"/>
-              </w:rPr>
-              <w:t xml:space="preserve">Solo autenticados</w:t>
-            </w:r>
-          </w:p>
-        </w:tc>
-        <w:tc>
-          <w:tcPr>
-            <w:tcW w:type="dxa" w:w="5760"/>
-            <w:tcBorders>
-              <w:top w:val="single" w:color="CCCCCC" w:sz="1"/>
-              <w:left w:val="single" w:color="CCCCCC" w:sz="1"/>
-              <w:bottom w:val="single" w:color="CCCCCC" w:sz="1"/>
-              <w:right w:val="single" w:color="CCCCCC" w:sz="1"/>
-            </w:tcBorders>
-            <w:shd w:fill="EBF3FB" w:val="clear"/>
-            <w:tcMar>
-              <w:top w:type="dxa" w:w="80"/>
-              <w:left w:type="dxa" w:w="120"/>
-              <w:bottom w:type="dxa" w:w="80"/>
-              <w:right w:type="dxa" w:w="120"/>
-            </w:tcMar>
-          </w:tcPr>
-          <w:p>
-            <w:r>
-              <w:rPr>
-                <w:rFonts w:ascii="Arial" w:cs="Arial" w:eastAsia="Arial" w:hAnsi="Arial"/>
-                <w:sz w:val="20"/>
-                <w:szCs w:val="20"/>
-              </w:rPr>
-              <w:t xml:space="preserve">Datos personales</w:t>
-            </w:r>
-          </w:p>
-        </w:tc>
-      </w:tr>
-      <w:tr>
-        <w:tc>
-          <w:tcPr>
-            <w:tcW w:type="dxa" w:w="2200"/>
-            <w:tcBorders>
-              <w:top w:val="single" w:color="CCCCCC" w:sz="1"/>
-              <w:left w:val="single" w:color="CCCCCC" w:sz="1"/>
-              <w:bottom w:val="single" w:color="CCCCCC" w:sz="1"/>
-              <w:right w:val="single" w:color="CCCCCC" w:sz="1"/>
-            </w:tcBorders>
-            <w:shd w:fill="FFFFFF" w:val="clear"/>
-            <w:tcMar>
-              <w:top w:type="dxa" w:w="80"/>
-              <w:left w:type="dxa" w:w="120"/>
-              <w:bottom w:type="dxa" w:w="80"/>
-              <w:right w:type="dxa" w:w="120"/>
-            </w:tcMar>
-          </w:tcPr>
-          <w:p>
-            <w:r>
-              <w:rPr>
-                <w:rFonts w:ascii="Arial" w:cs="Arial" w:eastAsia="Arial" w:hAnsi="Arial"/>
-                <w:sz w:val="20"/>
-                <w:szCs w:val="20"/>
-              </w:rPr>
-              <w:t xml:space="preserve">socios</w:t>
-            </w:r>
-          </w:p>
-        </w:tc>
-        <w:tc>
-          <w:tcPr>
-            <w:tcW w:type="dxa" w:w="1400"/>
-            <w:tcBorders>
-              <w:top w:val="single" w:color="CCCCCC" w:sz="1"/>
-              <w:left w:val="single" w:color="CCCCCC" w:sz="1"/>
-              <w:bottom w:val="single" w:color="CCCCCC" w:sz="1"/>
-              <w:right w:val="single" w:color="CCCCCC" w:sz="1"/>
-            </w:tcBorders>
-            <w:shd w:fill="FFFFFF" w:val="clear"/>
-            <w:tcMar>
-              <w:top w:type="dxa" w:w="80"/>
-              <w:left w:type="dxa" w:w="120"/>
-              <w:bottom w:type="dxa" w:w="80"/>
-              <w:right w:type="dxa" w:w="120"/>
-            </w:tcMar>
-          </w:tcPr>
-          <w:p>
-            <w:r>
-              <w:rPr>
-                <w:rFonts w:ascii="Arial" w:cs="Arial" w:eastAsia="Arial" w:hAnsi="Arial"/>
-                <w:sz w:val="20"/>
-                <w:szCs w:val="20"/>
-              </w:rPr>
-              <w:t xml:space="preserve">Solo autenticados</w:t>
-            </w:r>
-          </w:p>
-        </w:tc>
-        <w:tc>
-          <w:tcPr>
-            <w:tcW w:type="dxa" w:w="5760"/>
-            <w:tcBorders>
-              <w:top w:val="single" w:color="CCCCCC" w:sz="1"/>
-              <w:left w:val="single" w:color="CCCCCC" w:sz="1"/>
-              <w:bottom w:val="single" w:color="CCCCCC" w:sz="1"/>
-              <w:right w:val="single" w:color="CCCCCC" w:sz="1"/>
-            </w:tcBorders>
-            <w:shd w:fill="FFFFFF" w:val="clear"/>
-            <w:tcMar>
-              <w:top w:type="dxa" w:w="80"/>
-              <w:left w:type="dxa" w:w="120"/>
-              <w:bottom w:type="dxa" w:w="80"/>
-              <w:right w:type="dxa" w:w="120"/>
-            </w:tcMar>
-          </w:tcPr>
-          <w:p>
-            <w:r>
-              <w:rPr>
-                <w:rFonts w:ascii="Arial" w:cs="Arial" w:eastAsia="Arial" w:hAnsi="Arial"/>
-                <w:sz w:val="20"/>
-                <w:szCs w:val="20"/>
-              </w:rPr>
-              <w:t xml:space="preserve">Grupos familiares y entidades</w:t>
-            </w:r>
-          </w:p>
-        </w:tc>
-      </w:tr>
-      <w:tr>
-        <w:tc>
-          <w:tcPr>
-            <w:tcW w:type="dxa" w:w="2200"/>
-            <w:tcBorders>
-              <w:top w:val="single" w:color="CCCCCC" w:sz="1"/>
-              <w:left w:val="single" w:color="CCCCCC" w:sz="1"/>
-              <w:bottom w:val="single" w:color="CCCCCC" w:sz="1"/>
-              <w:right w:val="single" w:color="CCCCCC" w:sz="1"/>
-            </w:tcBorders>
-            <w:shd w:fill="EBF3FB" w:val="clear"/>
-            <w:tcMar>
-              <w:top w:type="dxa" w:w="80"/>
-              <w:left w:type="dxa" w:w="120"/>
-              <w:bottom w:type="dxa" w:w="80"/>
-              <w:right w:type="dxa" w:w="120"/>
-            </w:tcMar>
-          </w:tcPr>
-          <w:p>
-            <w:r>
-              <w:rPr>
-                <w:rFonts w:ascii="Arial" w:cs="Arial" w:eastAsia="Arial" w:hAnsi="Arial"/>
-                <w:sz w:val="20"/>
-                <w:szCs w:val="20"/>
-              </w:rPr>
-              <w:t xml:space="preserve">integrantes</w:t>
-            </w:r>
-          </w:p>
-        </w:tc>
-        <w:tc>
-          <w:tcPr>
-            <w:tcW w:type="dxa" w:w="1400"/>
-            <w:tcBorders>
-              <w:top w:val="single" w:color="CCCCCC" w:sz="1"/>
-              <w:left w:val="single" w:color="CCCCCC" w:sz="1"/>
-              <w:bottom w:val="single" w:color="CCCCCC" w:sz="1"/>
-              <w:right w:val="single" w:color="CCCCCC" w:sz="1"/>
-            </w:tcBorders>
-            <w:shd w:fill="EBF3FB" w:val="clear"/>
-            <w:tcMar>
-              <w:top w:type="dxa" w:w="80"/>
-              <w:left w:type="dxa" w:w="120"/>
-              <w:bottom w:type="dxa" w:w="80"/>
-              <w:right w:type="dxa" w:w="120"/>
-            </w:tcMar>
-          </w:tcPr>
-          <w:p>
-            <w:r>
-              <w:rPr>
-                <w:rFonts w:ascii="Arial" w:cs="Arial" w:eastAsia="Arial" w:hAnsi="Arial"/>
-                <w:sz w:val="20"/>
-                <w:szCs w:val="20"/>
-              </w:rPr>
-              <w:t xml:space="preserve">Solo autenticados</w:t>
-            </w:r>
-          </w:p>
-        </w:tc>
-        <w:tc>
-          <w:tcPr>
-            <w:tcW w:type="dxa" w:w="5760"/>
-            <w:tcBorders>
-              <w:top w:val="single" w:color="CCCCCC" w:sz="1"/>
-              <w:left w:val="single" w:color="CCCCCC" w:sz="1"/>
-              <w:bottom w:val="single" w:color="CCCCCC" w:sz="1"/>
-              <w:right w:val="single" w:color="CCCCCC" w:sz="1"/>
-            </w:tcBorders>
-            <w:shd w:fill="EBF3FB" w:val="clear"/>
-            <w:tcMar>
-              <w:top w:type="dxa" w:w="80"/>
-              <w:left w:type="dxa" w:w="120"/>
-              <w:bottom w:type="dxa" w:w="80"/>
-              <w:right w:type="dxa" w:w="120"/>
-            </w:tcMar>
-          </w:tcPr>
-          <w:p>
-            <w:r>
-              <w:rPr>
-                <w:rFonts w:ascii="Arial" w:cs="Arial" w:eastAsia="Arial" w:hAnsi="Arial"/>
-                <w:sz w:val="20"/>
-                <w:szCs w:val="20"/>
-              </w:rPr>
-              <w:t xml:space="preserve">Vínculo Persona-Socio</w:t>
-            </w:r>
-          </w:p>
-        </w:tc>
-      </w:tr>
-      <w:tr>
-        <w:tc>
-          <w:tcPr>
-            <w:tcW w:type="dxa" w:w="2200"/>
-            <w:tcBorders>
-              <w:top w:val="single" w:color="CCCCCC" w:sz="1"/>
-              <w:left w:val="single" w:color="CCCCCC" w:sz="1"/>
-              <w:bottom w:val="single" w:color="CCCCCC" w:sz="1"/>
-              <w:right w:val="single" w:color="CCCCCC" w:sz="1"/>
-            </w:tcBorders>
-            <w:shd w:fill="FFFFFF" w:val="clear"/>
-            <w:tcMar>
-              <w:top w:type="dxa" w:w="80"/>
-              <w:left w:type="dxa" w:w="120"/>
-              <w:bottom w:type="dxa" w:w="80"/>
-              <w:right w:type="dxa" w:w="120"/>
-            </w:tcMar>
-          </w:tcPr>
-          <w:p>
-            <w:r>
-              <w:rPr>
-                <w:rFonts w:ascii="Arial" w:cs="Arial" w:eastAsia="Arial" w:hAnsi="Arial"/>
-                <w:sz w:val="20"/>
-                <w:szCs w:val="20"/>
-              </w:rPr>
-              <w:t xml:space="preserve">cuotas</w:t>
-            </w:r>
-          </w:p>
-        </w:tc>
-        <w:tc>
-          <w:tcPr>
-            <w:tcW w:type="dxa" w:w="1400"/>
-            <w:tcBorders>
-              <w:top w:val="single" w:color="CCCCCC" w:sz="1"/>
-              <w:left w:val="single" w:color="CCCCCC" w:sz="1"/>
-              <w:bottom w:val="single" w:color="CCCCCC" w:sz="1"/>
-              <w:right w:val="single" w:color="CCCCCC" w:sz="1"/>
-            </w:tcBorders>
-            <w:shd w:fill="FFFFFF" w:val="clear"/>
-            <w:tcMar>
-              <w:top w:type="dxa" w:w="80"/>
-              <w:left w:type="dxa" w:w="120"/>
-              <w:bottom w:type="dxa" w:w="80"/>
-              <w:right w:type="dxa" w:w="120"/>
-            </w:tcMar>
-          </w:tcPr>
-          <w:p>
-            <w:r>
-              <w:rPr>
-                <w:rFonts w:ascii="Arial" w:cs="Arial" w:eastAsia="Arial" w:hAnsi="Arial"/>
-                <w:sz w:val="20"/>
-                <w:szCs w:val="20"/>
-              </w:rPr>
-              <w:t xml:space="preserve">Solo autenticados</w:t>
-            </w:r>
-          </w:p>
-        </w:tc>
-        <w:tc>
-          <w:tcPr>
-            <w:tcW w:type="dxa" w:w="5760"/>
-            <w:tcBorders>
-              <w:top w:val="single" w:color="CCCCCC" w:sz="1"/>
-              <w:left w:val="single" w:color="CCCCCC" w:sz="1"/>
-              <w:bottom w:val="single" w:color="CCCCCC" w:sz="1"/>
-              <w:right w:val="single" w:color="CCCCCC" w:sz="1"/>
-            </w:tcBorders>
-            <w:shd w:fill="FFFFFF" w:val="clear"/>
-            <w:tcMar>
-              <w:top w:type="dxa" w:w="80"/>
-              <w:left w:type="dxa" w:w="120"/>
-              <w:bottom w:type="dxa" w:w="80"/>
-              <w:right w:type="dxa" w:w="120"/>
-            </w:tcMar>
-          </w:tcPr>
-          <w:p>
-            <w:r>
-              <w:rPr>
-                <w:rFonts w:ascii="Arial" w:cs="Arial" w:eastAsia="Arial" w:hAnsi="Arial"/>
-                <w:sz w:val="20"/>
-                <w:szCs w:val="20"/>
-              </w:rPr>
-              <w:t xml:space="preserve">Pagos de cuotas con comprobantes</w:t>
-            </w:r>
-          </w:p>
-        </w:tc>
-      </w:tr>
-      <w:tr>
-        <w:tc>
-          <w:tcPr>
-            <w:tcW w:type="dxa" w:w="2200"/>
-            <w:tcBorders>
-              <w:top w:val="single" w:color="CCCCCC" w:sz="1"/>
-              <w:left w:val="single" w:color="CCCCCC" w:sz="1"/>
-              <w:bottom w:val="single" w:color="CCCCCC" w:sz="1"/>
-              <w:right w:val="single" w:color="CCCCCC" w:sz="1"/>
-            </w:tcBorders>
-            <w:shd w:fill="EBF3FB" w:val="clear"/>
-            <w:tcMar>
-              <w:top w:type="dxa" w:w="80"/>
-              <w:left w:type="dxa" w:w="120"/>
-              <w:bottom w:type="dxa" w:w="80"/>
-              <w:right w:type="dxa" w:w="120"/>
-            </w:tcMar>
-          </w:tcPr>
-          <w:p>
-            <w:r>
-              <w:rPr>
-                <w:rFonts w:ascii="Arial" w:cs="Arial" w:eastAsia="Arial" w:hAnsi="Arial"/>
-                <w:sz w:val="20"/>
-                <w:szCs w:val="20"/>
-              </w:rPr>
-              <w:t xml:space="preserve">tarifas_cuota</w:t>
-            </w:r>
-          </w:p>
-        </w:tc>
-        <w:tc>
-          <w:tcPr>
-            <w:tcW w:type="dxa" w:w="1400"/>
-            <w:tcBorders>
-              <w:top w:val="single" w:color="CCCCCC" w:sz="1"/>
-              <w:left w:val="single" w:color="CCCCCC" w:sz="1"/>
-              <w:bottom w:val="single" w:color="CCCCCC" w:sz="1"/>
-              <w:right w:val="single" w:color="CCCCCC" w:sz="1"/>
-            </w:tcBorders>
-            <w:shd w:fill="EBF3FB" w:val="clear"/>
-            <w:tcMar>
-              <w:top w:type="dxa" w:w="80"/>
-              <w:left w:type="dxa" w:w="120"/>
-              <w:bottom w:type="dxa" w:w="80"/>
-              <w:right w:type="dxa" w:w="120"/>
-            </w:tcMar>
-          </w:tcPr>
-          <w:p>
-            <w:r>
-              <w:rPr>
-                <w:rFonts w:ascii="Arial" w:cs="Arial" w:eastAsia="Arial" w:hAnsi="Arial"/>
-                <w:sz w:val="20"/>
-                <w:szCs w:val="20"/>
-              </w:rPr>
-              <w:t xml:space="preserve">Solo autenticados</w:t>
-            </w:r>
-          </w:p>
-        </w:tc>
-        <w:tc>
-          <w:tcPr>
-            <w:tcW w:type="dxa" w:w="5760"/>
-            <w:tcBorders>
-              <w:top w:val="single" w:color="CCCCCC" w:sz="1"/>
-              <w:left w:val="single" w:color="CCCCCC" w:sz="1"/>
-              <w:bottom w:val="single" w:color="CCCCCC" w:sz="1"/>
-              <w:right w:val="single" w:color="CCCCCC" w:sz="1"/>
-            </w:tcBorders>
-            <w:shd w:fill="EBF3FB" w:val="clear"/>
-            <w:tcMar>
-              <w:top w:type="dxa" w:w="80"/>
-              <w:left w:type="dxa" w:w="120"/>
-              <w:bottom w:type="dxa" w:w="80"/>
-              <w:right w:type="dxa" w:w="120"/>
-            </w:tcMar>
-          </w:tcPr>
-          <w:p>
-            <w:r>
-              <w:rPr>
-                <w:rFonts w:ascii="Arial" w:cs="Arial" w:eastAsia="Arial" w:hAnsi="Arial"/>
-                <w:sz w:val="20"/>
-                <w:szCs w:val="20"/>
-              </w:rPr>
-              <w:t xml:space="preserve">Historial de valores de cuota</w:t>
-            </w:r>
-          </w:p>
-        </w:tc>
-      </w:tr>
-      <w:tr>
-        <w:tc>
-          <w:tcPr>
-            <w:tcW w:type="dxa" w:w="2200"/>
-            <w:tcBorders>
-              <w:top w:val="single" w:color="CCCCCC" w:sz="1"/>
-              <w:left w:val="single" w:color="CCCCCC" w:sz="1"/>
-              <w:bottom w:val="single" w:color="CCCCCC" w:sz="1"/>
-              <w:right w:val="single" w:color="CCCCCC" w:sz="1"/>
-            </w:tcBorders>
-            <w:shd w:fill="FFFFFF" w:val="clear"/>
-            <w:tcMar>
-              <w:top w:type="dxa" w:w="80"/>
-              <w:left w:type="dxa" w:w="120"/>
-              <w:bottom w:type="dxa" w:w="80"/>
-              <w:right w:type="dxa" w:w="120"/>
-            </w:tcMar>
-          </w:tcPr>
-          <w:p>
-            <w:r>
-              <w:rPr>
-                <w:rFonts w:ascii="Arial" w:cs="Arial" w:eastAsia="Arial" w:hAnsi="Arial"/>
-                <w:sz w:val="20"/>
-                <w:szCs w:val="20"/>
-              </w:rPr>
-              <w:t xml:space="preserve">tipos_cuota</w:t>
-            </w:r>
-          </w:p>
-        </w:tc>
-        <w:tc>
-          <w:tcPr>
-            <w:tcW w:type="dxa" w:w="1400"/>
-            <w:tcBorders>
-              <w:top w:val="single" w:color="CCCCCC" w:sz="1"/>
-              <w:left w:val="single" w:color="CCCCCC" w:sz="1"/>
-              <w:bottom w:val="single" w:color="CCCCCC" w:sz="1"/>
-              <w:right w:val="single" w:color="CCCCCC" w:sz="1"/>
-            </w:tcBorders>
-            <w:shd w:fill="FFFFFF" w:val="clear"/>
-            <w:tcMar>
-              <w:top w:type="dxa" w:w="80"/>
-              <w:left w:type="dxa" w:w="120"/>
-              <w:bottom w:type="dxa" w:w="80"/>
-              <w:right w:type="dxa" w:w="120"/>
-            </w:tcMar>
-          </w:tcPr>
-          <w:p>
-            <w:r>
-              <w:rPr>
-                <w:rFonts w:ascii="Arial" w:cs="Arial" w:eastAsia="Arial" w:hAnsi="Arial"/>
-                <w:sz w:val="20"/>
-                <w:szCs w:val="20"/>
-              </w:rPr>
-              <w:t xml:space="preserve">Solo autenticados</w:t>
-            </w:r>
-          </w:p>
-        </w:tc>
-        <w:tc>
-          <w:tcPr>
-            <w:tcW w:type="dxa" w:w="5760"/>
-            <w:tcBorders>
-              <w:top w:val="single" w:color="CCCCCC" w:sz="1"/>
-              <w:left w:val="single" w:color="CCCCCC" w:sz="1"/>
-              <w:bottom w:val="single" w:color="CCCCCC" w:sz="1"/>
-              <w:right w:val="single" w:color="CCCCCC" w:sz="1"/>
-            </w:tcBorders>
-            <w:shd w:fill="FFFFFF" w:val="clear"/>
-            <w:tcMar>
-              <w:top w:type="dxa" w:w="80"/>
-              <w:left w:type="dxa" w:w="120"/>
-              <w:bottom w:type="dxa" w:w="80"/>
-              <w:right w:type="dxa" w:w="120"/>
-            </w:tcMar>
-          </w:tcPr>
-          <w:p>
-            <w:r>
-              <w:rPr>
-                <w:rFonts w:ascii="Arial" w:cs="Arial" w:eastAsia="Arial" w:hAnsi="Arial"/>
-                <w:sz w:val="20"/>
-                <w:szCs w:val="20"/>
-              </w:rPr>
-              <w:t xml:space="preserve">Mensual/Anual</w:t>
-            </w:r>
-          </w:p>
-        </w:tc>
-      </w:tr>
-      <w:tr>
-        <w:tc>
-          <w:tcPr>
-            <w:tcW w:type="dxa" w:w="2200"/>
-            <w:tcBorders>
-              <w:top w:val="single" w:color="CCCCCC" w:sz="1"/>
-              <w:left w:val="single" w:color="CCCCCC" w:sz="1"/>
-              <w:bottom w:val="single" w:color="CCCCCC" w:sz="1"/>
-              <w:right w:val="single" w:color="CCCCCC" w:sz="1"/>
-            </w:tcBorders>
-            <w:shd w:fill="EBF3FB" w:val="clear"/>
-            <w:tcMar>
-              <w:top w:type="dxa" w:w="80"/>
-              <w:left w:type="dxa" w:w="120"/>
-              <w:bottom w:type="dxa" w:w="80"/>
-              <w:right w:type="dxa" w:w="120"/>
-            </w:tcMar>
-          </w:tcPr>
-          <w:p>
-            <w:r>
-              <w:rPr>
-                <w:rFonts w:ascii="Arial" w:cs="Arial" w:eastAsia="Arial" w:hAnsi="Arial"/>
-                <w:sz w:val="20"/>
-                <w:szCs w:val="20"/>
-              </w:rPr>
-              <w:t xml:space="preserve">invitaciones</w:t>
-            </w:r>
-          </w:p>
-        </w:tc>
-        <w:tc>
-          <w:tcPr>
-            <w:tcW w:type="dxa" w:w="1400"/>
-            <w:tcBorders>
-              <w:top w:val="single" w:color="CCCCCC" w:sz="1"/>
-              <w:left w:val="single" w:color="CCCCCC" w:sz="1"/>
-              <w:bottom w:val="single" w:color="CCCCCC" w:sz="1"/>
-              <w:right w:val="single" w:color="CCCCCC" w:sz="1"/>
-            </w:tcBorders>
-            <w:shd w:fill="EBF3FB" w:val="clear"/>
-            <w:tcMar>
-              <w:top w:type="dxa" w:w="80"/>
-              <w:left w:type="dxa" w:w="120"/>
-              <w:bottom w:type="dxa" w:w="80"/>
-              <w:right w:type="dxa" w:w="120"/>
-            </w:tcMar>
-          </w:tcPr>
-          <w:p>
-            <w:r>
-              <w:rPr>
-                <w:rFonts w:ascii="Arial" w:cs="Arial" w:eastAsia="Arial" w:hAnsi="Arial"/>
-                <w:sz w:val="20"/>
-                <w:szCs w:val="20"/>
-              </w:rPr>
-              <w:t xml:space="preserve">Solo autenticados</w:t>
-            </w:r>
-          </w:p>
-        </w:tc>
-        <w:tc>
-          <w:tcPr>
-            <w:tcW w:type="dxa" w:w="5760"/>
-            <w:tcBorders>
-              <w:top w:val="single" w:color="CCCCCC" w:sz="1"/>
-              <w:left w:val="single" w:color="CCCCCC" w:sz="1"/>
-              <w:bottom w:val="single" w:color="CCCCCC" w:sz="1"/>
-              <w:right w:val="single" w:color="CCCCCC" w:sz="1"/>
-            </w:tcBorders>
-            <w:shd w:fill="EBF3FB" w:val="clear"/>
-            <w:tcMar>
-              <w:top w:type="dxa" w:w="80"/>
-              <w:left w:type="dxa" w:w="120"/>
-              <w:bottom w:type="dxa" w:w="80"/>
-              <w:right w:type="dxa" w:w="120"/>
-            </w:tcMar>
-          </w:tcPr>
-          <w:p>
-            <w:r>
-              <w:rPr>
-                <w:rFonts w:ascii="Arial" w:cs="Arial" w:eastAsia="Arial" w:hAnsi="Arial"/>
-                <w:sz w:val="20"/>
-                <w:szCs w:val="20"/>
-              </w:rPr>
-              <w:t xml:space="preserve">Códigos de registro</w:t>
-            </w:r>
-          </w:p>
-        </w:tc>
-      </w:tr>
-      <w:tr>
-        <w:tc>
-          <w:tcPr>
-            <w:tcW w:type="dxa" w:w="2200"/>
-            <w:tcBorders>
-              <w:top w:val="single" w:color="CCCCCC" w:sz="1"/>
-              <w:left w:val="single" w:color="CCCCCC" w:sz="1"/>
-              <w:bottom w:val="single" w:color="CCCCCC" w:sz="1"/>
-              <w:right w:val="single" w:color="CCCCCC" w:sz="1"/>
-            </w:tcBorders>
-            <w:shd w:fill="FFFFFF" w:val="clear"/>
-            <w:tcMar>
-              <w:top w:type="dxa" w:w="80"/>
-              <w:left w:type="dxa" w:w="120"/>
-              <w:bottom w:type="dxa" w:w="80"/>
-              <w:right w:type="dxa" w:w="120"/>
-            </w:tcMar>
-          </w:tcPr>
-          <w:p>
-            <w:r>
-              <w:rPr>
-                <w:rFonts w:ascii="Arial" w:cs="Arial" w:eastAsia="Arial" w:hAnsi="Arial"/>
-                <w:sz w:val="20"/>
-                <w:szCs w:val="20"/>
-              </w:rPr>
-              <w:t xml:space="preserve">log_cambios</w:t>
-            </w:r>
-          </w:p>
-        </w:tc>
-        <w:tc>
-          <w:tcPr>
-            <w:tcW w:type="dxa" w:w="1400"/>
-            <w:tcBorders>
-              <w:top w:val="single" w:color="CCCCCC" w:sz="1"/>
-              <w:left w:val="single" w:color="CCCCCC" w:sz="1"/>
-              <w:bottom w:val="single" w:color="CCCCCC" w:sz="1"/>
-              <w:right w:val="single" w:color="CCCCCC" w:sz="1"/>
-            </w:tcBorders>
-            <w:shd w:fill="FFFFFF" w:val="clear"/>
-            <w:tcMar>
-              <w:top w:type="dxa" w:w="80"/>
-              <w:left w:type="dxa" w:w="120"/>
-              <w:bottom w:type="dxa" w:w="80"/>
-              <w:right w:type="dxa" w:w="120"/>
-            </w:tcMar>
-          </w:tcPr>
-          <w:p>
-            <w:r>
-              <w:rPr>
-                <w:rFonts w:ascii="Arial" w:cs="Arial" w:eastAsia="Arial" w:hAnsi="Arial"/>
-                <w:sz w:val="20"/>
-                <w:szCs w:val="20"/>
-              </w:rPr>
-              <w:t xml:space="preserve">Solo Auditor/Admin</w:t>
-            </w:r>
-          </w:p>
-        </w:tc>
-        <w:tc>
-          <w:tcPr>
-            <w:tcW w:type="dxa" w:w="5760"/>
-            <w:tcBorders>
-              <w:top w:val="single" w:color="CCCCCC" w:sz="1"/>
-              <w:left w:val="single" w:color="CCCCCC" w:sz="1"/>
-              <w:bottom w:val="single" w:color="CCCCCC" w:sz="1"/>
-              <w:right w:val="single" w:color="CCCCCC" w:sz="1"/>
-            </w:tcBorders>
-            <w:shd w:fill="FFFFFF" w:val="clear"/>
-            <w:tcMar>
-              <w:top w:type="dxa" w:w="80"/>
-              <w:left w:type="dxa" w:w="120"/>
-              <w:bottom w:type="dxa" w:w="80"/>
-              <w:right w:type="dxa" w:w="120"/>
-            </w:tcMar>
-          </w:tcPr>
-          <w:p>
-            <w:r>
-              <w:rPr>
-                <w:rFonts w:ascii="Arial" w:cs="Arial" w:eastAsia="Arial" w:hAnsi="Arial"/>
-                <w:sz w:val="20"/>
-                <w:szCs w:val="20"/>
-              </w:rPr>
-              <w:t xml:space="preserve">Historial de modificaciones para auditoría</w:t>
-            </w:r>
-          </w:p>
-        </w:tc>
-      </w:tr>
-      <w:tr>
-        <w:tc>
-          <w:tcPr>
-            <w:tcW w:type="dxa" w:w="2200"/>
-            <w:tcBorders>
-              <w:top w:val="single" w:color="CCCCCC" w:sz="1"/>
-              <w:left w:val="single" w:color="CCCCCC" w:sz="1"/>
-              <w:bottom w:val="single" w:color="CCCCCC" w:sz="1"/>
-              <w:right w:val="single" w:color="CCCCCC" w:sz="1"/>
-            </w:tcBorders>
-            <w:shd w:fill="EBF3FB" w:val="clear"/>
-            <w:tcMar>
-              <w:top w:type="dxa" w:w="80"/>
-              <w:left w:type="dxa" w:w="120"/>
-              <w:bottom w:type="dxa" w:w="80"/>
-              <w:right w:type="dxa" w:w="120"/>
-            </w:tcMar>
-          </w:tcPr>
-          <w:p>
-            <w:r>
-              <w:rPr>
-                <w:rFonts w:ascii="Arial" w:cs="Arial" w:eastAsia="Arial" w:hAnsi="Arial"/>
-                <w:sz w:val="20"/>
-                <w:szCs w:val="20"/>
-              </w:rPr>
-              <w:t xml:space="preserve">proveedores</w:t>
-            </w:r>
-          </w:p>
-        </w:tc>
-        <w:tc>
-          <w:tcPr>
-            <w:tcW w:type="dxa" w:w="1400"/>
-            <w:tcBorders>
-              <w:top w:val="single" w:color="CCCCCC" w:sz="1"/>
-              <w:left w:val="single" w:color="CCCCCC" w:sz="1"/>
-              <w:bottom w:val="single" w:color="CCCCCC" w:sz="1"/>
-              <w:right w:val="single" w:color="CCCCCC" w:sz="1"/>
-            </w:tcBorders>
-            <w:shd w:fill="EBF3FB" w:val="clear"/>
-            <w:tcMar>
-              <w:top w:type="dxa" w:w="80"/>
-              <w:left w:type="dxa" w:w="120"/>
-              <w:bottom w:type="dxa" w:w="80"/>
-              <w:right w:type="dxa" w:w="120"/>
-            </w:tcMar>
-          </w:tcPr>
-          <w:p>
-            <w:r>
-              <w:rPr>
-                <w:rFonts w:ascii="Arial" w:cs="Arial" w:eastAsia="Arial" w:hAnsi="Arial"/>
-                <w:sz w:val="20"/>
-                <w:szCs w:val="20"/>
-              </w:rPr>
-              <w:t xml:space="preserve">Solo autenticados</w:t>
-            </w:r>
-          </w:p>
-        </w:tc>
-        <w:tc>
-          <w:tcPr>
-            <w:tcW w:type="dxa" w:w="5760"/>
-            <w:tcBorders>
-              <w:top w:val="single" w:color="CCCCCC" w:sz="1"/>
-              <w:left w:val="single" w:color="CCCCCC" w:sz="1"/>
-              <w:bottom w:val="single" w:color="CCCCCC" w:sz="1"/>
-              <w:right w:val="single" w:color="CCCCCC" w:sz="1"/>
-            </w:tcBorders>
-            <w:shd w:fill="EBF3FB" w:val="clear"/>
-            <w:tcMar>
-              <w:top w:type="dxa" w:w="80"/>
-              <w:left w:type="dxa" w:w="120"/>
-              <w:bottom w:type="dxa" w:w="80"/>
-              <w:right w:type="dxa" w:w="120"/>
-            </w:tcMar>
-          </w:tcPr>
-          <w:p>
-            <w:r>
-              <w:rPr>
-                <w:rFonts w:ascii="Arial" w:cs="Arial" w:eastAsia="Arial" w:hAnsi="Arial"/>
-                <w:sz w:val="20"/>
-                <w:szCs w:val="20"/>
-              </w:rPr>
-              <w:t xml:space="preserve">Catálogo de proveedores</w:t>
-            </w:r>
-          </w:p>
-        </w:tc>
-      </w:tr>
-      <w:tr>
-        <w:tc>
-          <w:tcPr>
-            <w:tcW w:type="dxa" w:w="2200"/>
-            <w:tcBorders>
-              <w:top w:val="single" w:color="CCCCCC" w:sz="1"/>
-              <w:left w:val="single" w:color="CCCCCC" w:sz="1"/>
-              <w:bottom w:val="single" w:color="CCCCCC" w:sz="1"/>
-              <w:right w:val="single" w:color="CCCCCC" w:sz="1"/>
-            </w:tcBorders>
-            <w:shd w:fill="FFFFFF" w:val="clear"/>
-            <w:tcMar>
-              <w:top w:type="dxa" w:w="80"/>
-              <w:left w:type="dxa" w:w="120"/>
-              <w:bottom w:type="dxa" w:w="80"/>
-              <w:right w:type="dxa" w:w="120"/>
-            </w:tcMar>
-          </w:tcPr>
-          <w:p>
-            <w:r>
-              <w:rPr>
-                <w:rFonts w:ascii="Arial" w:cs="Arial" w:eastAsia="Arial" w:hAnsi="Arial"/>
-                <w:sz w:val="20"/>
-                <w:szCs w:val="20"/>
-              </w:rPr>
-              <w:t xml:space="preserve">presupuestos_proveedor</w:t>
-            </w:r>
-          </w:p>
-        </w:tc>
-        <w:tc>
-          <w:tcPr>
-            <w:tcW w:type="dxa" w:w="1400"/>
-            <w:tcBorders>
-              <w:top w:val="single" w:color="CCCCCC" w:sz="1"/>
-              <w:left w:val="single" w:color="CCCCCC" w:sz="1"/>
-              <w:bottom w:val="single" w:color="CCCCCC" w:sz="1"/>
-              <w:right w:val="single" w:color="CCCCCC" w:sz="1"/>
-            </w:tcBorders>
-            <w:shd w:fill="FFFFFF" w:val="clear"/>
-            <w:tcMar>
-              <w:top w:type="dxa" w:w="80"/>
-              <w:left w:type="dxa" w:w="120"/>
-              <w:bottom w:type="dxa" w:w="80"/>
-              <w:right w:type="dxa" w:w="120"/>
-            </w:tcMar>
-          </w:tcPr>
-          <w:p>
-            <w:r>
-              <w:rPr>
-                <w:rFonts w:ascii="Arial" w:cs="Arial" w:eastAsia="Arial" w:hAnsi="Arial"/>
-                <w:sz w:val="20"/>
-                <w:szCs w:val="20"/>
-              </w:rPr>
-              <w:t xml:space="preserve">Solo autenticados</w:t>
-            </w:r>
-          </w:p>
-        </w:tc>
-        <w:tc>
-          <w:tcPr>
-            <w:tcW w:type="dxa" w:w="5760"/>
-            <w:tcBorders>
-              <w:top w:val="single" w:color="CCCCCC" w:sz="1"/>
-              <w:left w:val="single" w:color="CCCCCC" w:sz="1"/>
-              <w:bottom w:val="single" w:color="CCCCCC" w:sz="1"/>
-              <w:right w:val="single" w:color="CCCCCC" w:sz="1"/>
-            </w:tcBorders>
-            <w:shd w:fill="FFFFFF" w:val="clear"/>
-            <w:tcMar>
-              <w:top w:type="dxa" w:w="80"/>
-              <w:left w:type="dxa" w:w="120"/>
-              <w:bottom w:type="dxa" w:w="80"/>
-              <w:right w:type="dxa" w:w="120"/>
-            </w:tcMar>
-          </w:tcPr>
-          <w:p>
-            <w:r>
-              <w:rPr>
-                <w:rFonts w:ascii="Arial" w:cs="Arial" w:eastAsia="Arial" w:hAnsi="Arial"/>
-                <w:sz w:val="20"/>
-                <w:szCs w:val="20"/>
-              </w:rPr>
-              <w:t xml:space="preserve">Presupuestos por ítem de proyecto</w:t>
+              <w:t xml:space="preserve"/>
             </w:r>
           </w:p>
         </w:tc>
@@ -6308,20 +8536,6 @@
           <w:sz w:val="20"/>
           <w:szCs w:val="20"/>
         </w:rPr>
-        <w:t xml:space="preserve">• Persona como entidad base: sin duplicación de datos personales</w:t>
-      </w:r>
-    </w:p>
-    <w:p>
-      <w:pPr>
-        <w:spacing w:after="40" w:before="40"/>
-        <w:ind w:left="400"/>
-      </w:pPr>
-      <w:r>
-        <w:rPr>
-          <w:rFonts w:ascii="Arial" w:cs="Arial" w:eastAsia="Arial" w:hAnsi="Arial"/>
-          <w:sz w:val="20"/>
-          <w:szCs w:val="20"/>
-        </w:rPr>
         <w:t xml:space="preserve">• authUid en documentos usuarios: vincula Firebase Auth con Firestore — CRÍTICO</w:t>
       </w:r>
     </w:p>
@@ -6336,7 +8550,7 @@
           <w:sz w:val="20"/>
           <w:szCs w:val="20"/>
         </w:rPr>
-        <w:t xml:space="preserve">• Evento absorbido por Proyecto via TipoProyecto</w:t>
+        <w:t xml:space="preserve">• exists() antes de get() en Firestore Rules para evitar permission-denied en falsos negativos</w:t>
       </w:r>
     </w:p>
     <w:p>
@@ -6350,7 +8564,7 @@
           <w:sz w:val="20"/>
           <w:szCs w:val="20"/>
         </w:rPr>
-        <w:t xml:space="preserve">• Voto secreto: socioId no en Voto, participación en array de Votación</w:t>
+        <w:t xml:space="preserve">• ListTile en lugar de Row en DropdownMenuItem — CRÍTICO para Flutter web</w:t>
       </w:r>
     </w:p>
     <w:p>
@@ -6364,7 +8578,7 @@
           <w:sz w:val="20"/>
           <w:szCs w:val="20"/>
         </w:rPr>
-        <w:t xml:space="preserve">• Una instancia Firebase por Cooperadora para mantener gratuidad</w:t>
+        <w:t xml:space="preserve">• Pantallas unificadas: una sola pantalla por módulo que verifica el rol (Proyectos, Cuenta Bancaria)</w:t>
       </w:r>
     </w:p>
     <w:p>
@@ -6378,7 +8592,7 @@
           <w:sz w:val="20"/>
           <w:szCs w:val="20"/>
         </w:rPr>
-        <w:t xml:space="preserve">• Sin IP en logs por Ley 25.326 de Protección de Datos Personales</w:t>
+        <w:t xml:space="preserve">• NombreUsuarioWidget centralizado: resuelve usuarioId a nombre, oculto sin login</w:t>
       </w:r>
     </w:p>
     <w:p>
@@ -6392,7 +8606,7 @@
           <w:sz w:val="20"/>
           <w:szCs w:val="20"/>
         </w:rPr>
-        <w:t xml:space="preserve">• CuentaBancaria con id fijo 'cuenta_principal', escalable a futuro</w:t>
+        <w:t xml:space="preserve">• AccionAuthWidget compartido: en TODAS las pantallas con AppBar</w:t>
       </w:r>
     </w:p>
     <w:p>
@@ -6406,7 +8620,7 @@
           <w:sz w:val="20"/>
           <w:szCs w:val="20"/>
         </w:rPr>
-        <w:t xml:space="preserve">• Flujo unificado: actualización de saldo + resumen mensual en un paso</w:t>
+        <w:t xml:space="preserve">• Batch write para operaciones atómicas (depósito Caja Chica → Cuenta Bancaria)</w:t>
       </w:r>
     </w:p>
     <w:p>
@@ -6420,7 +8634,7 @@
           <w:sz w:val="20"/>
           <w:szCs w:val="20"/>
         </w:rPr>
-        <w:t xml:space="preserve">• Tipos de socio basados en Decreto 4767/72 Art. 40°</w:t>
+        <w:t xml:space="preserve">• Ingreso efectivo → suma Caja Chica automáticamente</w:t>
       </w:r>
     </w:p>
     <w:p>
@@ -6434,7 +8648,7 @@
           <w:sz w:val="20"/>
           <w:szCs w:val="20"/>
         </w:rPr>
-        <w:t xml:space="preserve">• ListTile en lugar de Row en DropdownMenuItem para evitar errores de layout en Flutter web</w:t>
+        <w:t xml:space="preserve">• Gasto efectivo → resta Caja Chica automáticamente</w:t>
       </w:r>
     </w:p>
     <w:p>
@@ -6448,7 +8662,7 @@
           <w:sz w:val="20"/>
           <w:szCs w:val="20"/>
         </w:rPr>
-        <w:t xml:space="preserve">• Visibilidad condicional (seccionesPublicas) manejada en Flutter, no en Firestore Rules</w:t>
+        <w:t xml:space="preserve">• Cuota Social → vincula automáticamente con módulo Socios</w:t>
       </w:r>
     </w:p>
     <w:p>
@@ -6462,7 +8676,49 @@
           <w:sz w:val="20"/>
           <w:szCs w:val="20"/>
         </w:rPr>
-        <w:t xml:space="preserve">• Comprobantes en Firebase Storage: path comprobantes/{tipo}/{año}/{mes}/{archivo}</w:t>
+        <w:t xml:space="preserve">• Código INV-{año}-{correlativo} auto-generado para inventario</w:t>
+      </w:r>
+    </w:p>
+    <w:p>
+      <w:pPr>
+        <w:spacing w:after="40" w:before="40"/>
+        <w:ind w:left="400"/>
+      </w:pPr>
+      <w:r>
+        <w:rPr>
+          <w:rFonts w:ascii="Arial" w:cs="Arial" w:eastAsia="Arial" w:hAnsi="Arial"/>
+          <w:sz w:val="20"/>
+          <w:szCs w:val="20"/>
+        </w:rPr>
+        <w:t xml:space="preserve">• Un solo documento por usuario con ID = authUid de Firebase Auth</w:t>
+      </w:r>
+    </w:p>
+    <w:p>
+      <w:pPr>
+        <w:spacing w:after="40" w:before="40"/>
+        <w:ind w:left="400"/>
+      </w:pPr>
+      <w:r>
+        <w:rPr>
+          <w:rFonts w:ascii="Arial" w:cs="Arial" w:eastAsia="Arial" w:hAnsi="Arial"/>
+          <w:sz w:val="20"/>
+          <w:szCs w:val="20"/>
+        </w:rPr>
+        <w:t xml:space="preserve">• Al registrarse: pushAndRemoveUntil a HomeScreen + recargarRol() explícito</w:t>
+      </w:r>
+    </w:p>
+    <w:p>
+      <w:pPr>
+        <w:spacing w:after="40" w:before="40"/>
+        <w:ind w:left="400"/>
+      </w:pPr>
+      <w:r>
+        <w:rPr>
+          <w:rFonts w:ascii="Arial" w:cs="Arial" w:eastAsia="Arial" w:hAnsi="Arial"/>
+          <w:sz w:val="20"/>
+          <w:szCs w:val="20"/>
+        </w:rPr>
+        <w:t xml:space="preserve">• Firebase Storage paths: comprobantes/{tipo}/{año}/{mes}/ y perfiles/{userId}/foto</w:t>
       </w:r>
     </w:p>
     <w:p>
@@ -6499,16 +8755,16 @@
     </w:p>
     <w:p>
       <w:pPr>
-        <w:pStyle w:val="Heading3"/>
+        <w:pStyle w:val="Heading2"/>
       </w:pPr>
       <w:r>
         <w:rPr>
           <w:rFonts w:ascii="Arial" w:cs="Arial" w:eastAsia="Arial" w:hAnsi="Arial"/>
           <w:b/>
           <w:bCs/>
-          <w:color w:val="C0392B"/>
-          <w:sz w:val="22"/>
-          <w:szCs w:val="22"/>
+          <w:color w:val="2E75B6"/>
+          <w:sz w:val="26"/>
+          <w:szCs w:val="26"/>
         </w:rPr>
         <w:t xml:space="preserve">Alta prioridad</w:t>
       </w:r>
@@ -6524,7 +8780,7 @@
           <w:sz w:val="20"/>
           <w:szCs w:val="20"/>
         </w:rPr>
-        <w:t xml:space="preserve">• Build para Android — compilar APK para instalar en celular</w:t>
+        <w:t xml:space="preserve">• Build para Android — compilar APK</w:t>
       </w:r>
     </w:p>
     <w:p>
@@ -6543,16 +8799,16 @@
     </w:p>
     <w:p>
       <w:pPr>
-        <w:pStyle w:val="Heading3"/>
+        <w:pStyle w:val="Heading2"/>
       </w:pPr>
       <w:r>
         <w:rPr>
           <w:rFonts w:ascii="Arial" w:cs="Arial" w:eastAsia="Arial" w:hAnsi="Arial"/>
           <w:b/>
           <w:bCs/>
-          <w:color w:val="C0392B"/>
-          <w:sz w:val="22"/>
-          <w:szCs w:val="22"/>
+          <w:color w:val="2E75B6"/>
+          <w:sz w:val="26"/>
+          <w:szCs w:val="26"/>
         </w:rPr>
         <w:t xml:space="preserve">Media prioridad</w:t>
       </w:r>
@@ -6587,16 +8843,30 @@
     </w:p>
     <w:p>
       <w:pPr>
-        <w:pStyle w:val="Heading3"/>
+        <w:spacing w:after="40" w:before="40"/>
+        <w:ind w:left="400"/>
+      </w:pPr>
+      <w:r>
+        <w:rPr>
+          <w:rFonts w:ascii="Arial" w:cs="Arial" w:eastAsia="Arial" w:hAnsi="Arial"/>
+          <w:sz w:val="20"/>
+          <w:szCs w:val="20"/>
+        </w:rPr>
+        <w:t xml:space="preserve">• Libro de Actas digital (con restricción: libro físico obligatorio por ley)</w:t>
+      </w:r>
+    </w:p>
+    <w:p>
+      <w:pPr>
+        <w:pStyle w:val="Heading2"/>
       </w:pPr>
       <w:r>
         <w:rPr>
           <w:rFonts w:ascii="Arial" w:cs="Arial" w:eastAsia="Arial" w:hAnsi="Arial"/>
           <w:b/>
           <w:bCs/>
-          <w:color w:val="C0392B"/>
-          <w:sz w:val="22"/>
-          <w:szCs w:val="22"/>
+          <w:color w:val="2E75B6"/>
+          <w:sz w:val="26"/>
+          <w:szCs w:val="26"/>
         </w:rPr>
         <w:t xml:space="preserve">Baja prioridad</w:t>
       </w:r>
@@ -6654,7 +8924,7 @@
           <w:sz w:val="20"/>
           <w:szCs w:val="20"/>
         </w:rPr>
-        <w:t xml:space="preserve">• Módulo DonacionEspecie</w:t>
+        <w:t xml:space="preserve">• Mecanismo de adelanto y reintegro de gastos por miembros</w:t>
       </w:r>
     </w:p>
     <w:p>
@@ -6668,7 +8938,21 @@
           <w:sz w:val="20"/>
           <w:szCs w:val="20"/>
         </w:rPr>
-        <w:t xml:space="preserve">• Inventario básico</w:t>
+        <w:t xml:space="preserve">• DonacionEspecie</w:t>
+      </w:r>
+    </w:p>
+    <w:p>
+      <w:pPr>
+        <w:spacing w:after="40" w:before="40"/>
+        <w:ind w:left="400"/>
+      </w:pPr>
+      <w:r>
+        <w:rPr>
+          <w:rFonts w:ascii="Arial" w:cs="Arial" w:eastAsia="Arial" w:hAnsi="Arial"/>
+          <w:sz w:val="20"/>
+          <w:szCs w:val="20"/>
+        </w:rPr>
+        <w:t xml:space="preserve">• Pasantías vinculadas a Socios Honorarios</w:t>
       </w:r>
     </w:p>
     <w:p>
@@ -6693,7 +8977,7 @@
           <w:sz w:val="16"/>
           <w:szCs w:val="16"/>
         </w:rPr>
-        <w:t xml:space="preserve">Cooperadora App — Documentación v4.0</w:t>
+        <w:t xml:space="preserve">Cooperadora App — Documentación v5.0</w:t>
       </w:r>
     </w:p>
     <w:sectPr>
@@ -7098,23 +9382,5 @@
       <w:szCs w:val="26"/>
     </w:rPr>
   </w:style>
-  <w:style w:type="paragraph" w:styleId="Heading3">
-    <w:name w:val="Heading 3"/>
-    <w:basedOn w:val="Normal"/>
-    <w:next w:val="Normal"/>
-    <w:qFormat/>
-    <w:pPr>
-      <w:spacing w:after="120" w:before="200"/>
-      <w:outlineLvl w:val="2"/>
-    </w:pPr>
-    <w:rPr>
-      <w:rFonts w:ascii="Arial" w:cs="Arial" w:eastAsia="Arial" w:hAnsi="Arial"/>
-      <w:b/>
-      <w:bCs/>
-      <w:color w:val="C0392B"/>
-      <w:sz w:val="22"/>
-      <w:szCs w:val="22"/>
-    </w:rPr>
-  </w:style>
 </w:styles>
 </file>